--- a/Semana09_18OCT/ETL_Lab1/01_Configuracion/Guia_Entorno_ETL_Anaconda.docx
+++ b/Semana09_18OCT/ETL_Lab1/01_Configuracion/Guia_Entorno_ETL_Anaconda.docx
@@ -1,29 +1,36 @@
 
 <file path=word/document.xml><?xml version="1.0" encoding="utf-8"?>
-<w:document xmlns:wpc="http://schemas.microsoft.com/office/word/2010/wordprocessingCanvas" xmlns:cx="http://schemas.microsoft.com/office/drawing/2014/chartex" xmlns:cx1="http://schemas.microsoft.com/office/drawing/2015/9/8/chartex" xmlns:cx2="http://schemas.microsoft.com/office/drawing/2015/10/21/chartex" xmlns:cx3="http://schemas.microsoft.com/office/drawing/2016/5/9/chartex" xmlns:cx4="http://schemas.microsoft.com/office/drawing/2016/5/10/chartex" xmlns:cx5="http://schemas.microsoft.com/office/drawing/2016/5/11/chartex" xmlns:cx6="http://schemas.microsoft.com/office/drawing/2016/5/12/chartex" xmlns:cx7="http://schemas.microsoft.com/office/drawing/2016/5/13/chartex" xmlns:cx8="http://schemas.microsoft.com/office/drawing/2016/5/14/chartex" xmlns:mc="http://schemas.openxmlformats.org/markup-compatibility/2006" xmlns:aink="http://schemas.microsoft.com/office/drawing/2016/ink" xmlns:am3d="http://schemas.microsoft.com/office/drawing/2017/model3d" xmlns:o="urn:schemas-microsoft-com:office:office" xmlns:oel="http://schemas.microsoft.com/office/2019/extlst" xmlns:r="http://schemas.openxmlformats.org/officeDocument/2006/relationships" xmlns:m="http://schemas.openxmlformats.org/officeDocument/2006/math" xmlns:v="urn:schemas-microsoft-com:vml" xmlns:wp14="http://schemas.microsoft.com/office/word/2010/wordprocessingDrawing" xmlns:wp="http://schemas.openxmlformats.org/drawingml/2006/wordprocessingDrawing" xmlns:w10="urn:schemas-microsoft-com:office:word" xmlns:w="http://schemas.openxmlformats.org/wordprocessingml/2006/main" xmlns:w14="http://schemas.microsoft.com/office/word/2010/wordml" xmlns:w15="http://schemas.microsoft.com/office/word/2012/wordml" xmlns:w16cex="http://schemas.microsoft.com/office/word/2018/wordml/cex" xmlns:w16cid="http://schemas.microsoft.com/office/word/2016/wordml/cid" xmlns:w16="http://schemas.microsoft.com/office/word/2018/wordml" xmlns:w16du="http://schemas.microsoft.com/office/word/2023/wordml/word16du" xmlns:w16sdtdh="http://schemas.microsoft.com/office/word/2020/wordml/sdtdatahash" xmlns:w16sdtfl="http://schemas.microsoft.com/office/word/2024/wordml/sdtformatlock" xmlns:w16se="http://schemas.microsoft.com/office/word/2015/wordml/symex" xmlns:wpg="http://schemas.microsoft.com/office/word/2010/wordprocessingGroup" xmlns:wpi="http://schemas.microsoft.com/office/word/2010/wordprocessingInk" xmlns:wne="http://schemas.microsoft.com/office/word/2006/wordml" xmlns:wps="http://schemas.microsoft.com/office/word/2010/wordprocessingShape" mc:Ignorable="w14 w15 w16se w16cid w16 w16cex w16sdtdh w16sdtfl w16du wp14">
+<w:document xmlns:wpc="http://schemas.microsoft.com/office/word/2010/wordprocessingCanvas" xmlns:cx="http://schemas.microsoft.com/office/drawing/2014/chartex" xmlns:cx1="http://schemas.microsoft.com/office/drawing/2015/9/8/chartex" xmlns:cx2="http://schemas.microsoft.com/office/drawing/2015/10/21/chartex" xmlns:cx3="http://schemas.microsoft.com/office/drawing/2016/5/9/chartex" xmlns:cx4="http://schemas.microsoft.com/office/drawing/2016/5/10/chartex" xmlns:cx5="http://schemas.microsoft.com/office/drawing/2016/5/11/chartex" xmlns:cx6="http://schemas.microsoft.com/office/drawing/2016/5/12/chartex" xmlns:cx7="http://schemas.microsoft.com/office/drawing/2016/5/13/chartex" xmlns:cx8="http://schemas.microsoft.com/office/drawing/2016/5/14/chartex" xmlns:mc="http://schemas.openxmlformats.org/markup-compatibility/2006" xmlns:aink="http://schemas.microsoft.com/office/drawing/2016/ink" xmlns:am3d="http://schemas.microsoft.com/office/drawing/2017/model3d" xmlns:o="urn:schemas-microsoft-com:office:office" xmlns:oel="http://schemas.microsoft.com/office/2019/extlst" xmlns:r="http://schemas.openxmlformats.org/officeDocument/2006/relationships" xmlns:m="http://schemas.openxmlformats.org/officeDocument/2006/math" xmlns:v="urn:schemas-microsoft-com:vml" xmlns:wp14="http://schemas.microsoft.com/office/word/2010/wordprocessingDrawing" xmlns:wp="http://schemas.openxmlformats.org/drawingml/2006/wordprocessingDrawing" xmlns:w10="urn:schemas-microsoft-com:office:word" xmlns:w="http://schemas.openxmlformats.org/wordprocessingml/2006/main" xmlns:w14="http://schemas.microsoft.com/office/word/2010/wordml" xmlns:w15="http://schemas.microsoft.com/office/word/2012/wordml" xmlns:w16cex="http://schemas.microsoft.com/office/word/2018/wordml/cex" xmlns:w16cid="http://schemas.microsoft.com/office/word/2016/wordml/cid" xmlns:w16="http://schemas.microsoft.com/office/word/2018/wordml" xmlns:w16sdtdh="http://schemas.microsoft.com/office/word/2020/wordml/sdtdatahash" xmlns:w16se="http://schemas.microsoft.com/office/word/2015/wordml/symex" xmlns:wpg="http://schemas.microsoft.com/office/word/2010/wordprocessingGroup" xmlns:wpi="http://schemas.microsoft.com/office/word/2010/wordprocessingInk" xmlns:wne="http://schemas.microsoft.com/office/word/2006/wordml" xmlns:wps="http://schemas.microsoft.com/office/word/2010/wordprocessingShape" mc:Ignorable="w14 w15 w16se w16cid w16 w16cex w16sdtdh wp14">
   <w:body>
     <w:p>
       <w:pPr>
         <w:pStyle w:val="Subttulo"/>
-      </w:pPr>
-      <w:r>
+        <w:rPr>
+          <w:lang w:val="es-PE"/>
+        </w:rPr>
+      </w:pPr>
+      <w:r>
+        <w:rPr>
+          <w:lang w:val="es-PE"/>
+        </w:rPr>
         <w:t>GUÍA DE INSTALACIÓN Y CONFIGURACIÓN</w:t>
       </w:r>
     </w:p>
     <w:p>
       <w:pPr>
         <w:pStyle w:val="Ttulo"/>
-      </w:pPr>
-      <w:r>
+        <w:rPr>
+          <w:lang w:val="es-PE"/>
+        </w:rPr>
+      </w:pPr>
+      <w:r>
+        <w:rPr>
+          <w:lang w:val="es-PE"/>
+        </w:rPr>
         <w:t>Entorno local para ETL con Python y SQL Server</w:t>
       </w:r>
     </w:p>
     <w:p>
-      <w:pPr>
-        <w:rPr>
-          <w:rFonts w:hint="eastAsia"/>
-        </w:rPr>
-      </w:pPr>
       <w:r>
         <w:t>Windows 11 · Anaconda · JupyterLab · pandas · SQLAlchemy · pyodbc</w:t>
       </w:r>
@@ -31,21 +38,69 @@
     <w:p>
       <w:pPr>
         <w:rPr>
-          <w:rFonts w:hint="eastAsia"/>
-        </w:rPr>
-      </w:pPr>
-      <w:r>
-        <w:t>Curso: Base de Datos Avanzadas y Big Data  |  Unidad II: Business Intelligence  |  Semana 7</w:t>
+          <w:lang w:val="es-PE"/>
+        </w:rPr>
+      </w:pPr>
+      <w:r>
+        <w:rPr>
+          <w:lang w:val="es-PE"/>
+        </w:rPr>
+        <w:t xml:space="preserve">Curso: Base de Datos Avanzadas y Big </w:t>
+      </w:r>
+      <w:proofErr w:type="gramStart"/>
+      <w:r>
+        <w:rPr>
+          <w:lang w:val="es-PE"/>
+        </w:rPr>
+        <w:t>Data  |</w:t>
+      </w:r>
+      <w:proofErr w:type="gramEnd"/>
+      <w:r>
+        <w:rPr>
+          <w:lang w:val="es-PE"/>
+        </w:rPr>
+        <w:t xml:space="preserve">  Unidad II: Business </w:t>
+      </w:r>
+      <w:proofErr w:type="spellStart"/>
+      <w:r>
+        <w:rPr>
+          <w:lang w:val="es-PE"/>
+        </w:rPr>
+        <w:t>Intelligence</w:t>
+      </w:r>
+      <w:proofErr w:type="spellEnd"/>
+      <w:r>
+        <w:rPr>
+          <w:lang w:val="es-PE"/>
+        </w:rPr>
+        <w:t xml:space="preserve">  |  Semana 7</w:t>
       </w:r>
     </w:p>
     <w:p>
       <w:pPr>
         <w:rPr>
-          <w:rFonts w:hint="eastAsia"/>
-        </w:rPr>
-      </w:pPr>
-      <w:r>
-        <w:t>Propósito: preparar un entorno independiente, abrir los cuadernos del laboratorio y verificar la conexión con la base de datos dimensional DataMartVentas.</w:t>
+          <w:lang w:val="es-PE"/>
+        </w:rPr>
+      </w:pPr>
+      <w:r>
+        <w:rPr>
+          <w:lang w:val="es-PE"/>
+        </w:rPr>
+        <w:t xml:space="preserve">Propósito: preparar un entorno independiente, abrir los cuadernos del laboratorio y verificar la conexión con la base de datos dimensional </w:t>
+      </w:r>
+      <w:proofErr w:type="spellStart"/>
+      <w:r>
+        <w:rPr>
+          <w:lang w:val="es-PE"/>
+        </w:rPr>
+        <w:t>DataMartVentas</w:t>
+      </w:r>
+      <w:proofErr w:type="spellEnd"/>
+      <w:r>
+        <w:rPr>
+          <w:lang w:val="es-PE"/>
+        </w:rPr>
+        <w:t>.</w:t>
       </w:r>
     </w:p>
     <w:tbl>
@@ -74,13 +129,12 @@
           <w:p>
             <w:pPr>
               <w:spacing w:after="40"/>
-              <w:rPr>
-                <w:rFonts w:hint="eastAsia"/>
-              </w:rPr>
             </w:pPr>
+            <w:proofErr w:type="spellStart"/>
             <w:r>
               <w:t>Modalidad</w:t>
             </w:r>
+            <w:proofErr w:type="spellEnd"/>
           </w:p>
         </w:tc>
         <w:tc>
@@ -92,9 +146,6 @@
             <w:pPr>
               <w:spacing w:after="40"/>
               <w:cnfStyle w:val="100000000000" w:firstRow="1" w:lastRow="0" w:firstColumn="0" w:lastColumn="0" w:oddVBand="0" w:evenVBand="0" w:oddHBand="0" w:evenHBand="0" w:firstRowFirstColumn="0" w:firstRowLastColumn="0" w:lastRowFirstColumn="0" w:lastRowLastColumn="0"/>
-              <w:rPr>
-                <w:rFonts w:hint="eastAsia"/>
-              </w:rPr>
             </w:pPr>
             <w:r>
               <w:t>Destinatarios</w:t>
@@ -110,9 +161,6 @@
             <w:pPr>
               <w:spacing w:after="40"/>
               <w:cnfStyle w:val="100000000000" w:firstRow="1" w:lastRow="0" w:firstColumn="0" w:lastColumn="0" w:oddVBand="0" w:evenVBand="0" w:oddHBand="0" w:evenHBand="0" w:firstRowFirstColumn="0" w:firstRowLastColumn="0" w:lastRowFirstColumn="0" w:lastRowLastColumn="0"/>
-              <w:rPr>
-                <w:rFonts w:hint="eastAsia"/>
-              </w:rPr>
             </w:pPr>
             <w:r>
               <w:t>Producto esperado</w:t>
@@ -135,10 +183,13 @@
             <w:pPr>
               <w:spacing w:after="40"/>
               <w:rPr>
-                <w:rFonts w:hint="eastAsia"/>
+                <w:lang w:val="es-PE"/>
               </w:rPr>
             </w:pPr>
             <w:r>
+              <w:rPr>
+                <w:lang w:val="es-PE"/>
+              </w:rPr>
               <w:t>Preparación individual previa al laboratorio</w:t>
             </w:r>
           </w:p>
@@ -153,10 +204,13 @@
               <w:spacing w:after="40"/>
               <w:cnfStyle w:val="000000100000" w:firstRow="0" w:lastRow="0" w:firstColumn="0" w:lastColumn="0" w:oddVBand="0" w:evenVBand="0" w:oddHBand="1" w:evenHBand="0" w:firstRowFirstColumn="0" w:firstRowLastColumn="0" w:lastRowFirstColumn="0" w:lastRowLastColumn="0"/>
               <w:rPr>
-                <w:rFonts w:hint="eastAsia"/>
+                <w:lang w:val="es-PE"/>
               </w:rPr>
             </w:pPr>
             <w:r>
+              <w:rPr>
+                <w:lang w:val="es-PE"/>
+              </w:rPr>
               <w:t>Estudiantes con conocimientos previos de Python</w:t>
             </w:r>
           </w:p>
@@ -171,11 +225,28 @@
               <w:spacing w:after="40"/>
               <w:cnfStyle w:val="000000100000" w:firstRow="0" w:lastRow="0" w:firstColumn="0" w:lastColumn="0" w:oddVBand="0" w:evenVBand="0" w:oddHBand="1" w:evenHBand="0" w:firstRowFirstColumn="0" w:firstRowLastColumn="0" w:lastRowFirstColumn="0" w:lastRowLastColumn="0"/>
               <w:rPr>
-                <w:rFonts w:hint="eastAsia"/>
+                <w:lang w:val="es-PE"/>
               </w:rPr>
             </w:pPr>
             <w:r>
-              <w:t>Entorno etl_bi y prueba de conexión satisfactoria</w:t>
+              <w:rPr>
+                <w:lang w:val="es-PE"/>
+              </w:rPr>
+              <w:t xml:space="preserve">Entorno </w:t>
+            </w:r>
+            <w:proofErr w:type="spellStart"/>
+            <w:r>
+              <w:rPr>
+                <w:lang w:val="es-PE"/>
+              </w:rPr>
+              <w:t>etl_bi</w:t>
+            </w:r>
+            <w:proofErr w:type="spellEnd"/>
+            <w:r>
+              <w:rPr>
+                <w:lang w:val="es-PE"/>
+              </w:rPr>
+              <w:t xml:space="preserve"> y prueba de conexión satisfactoria</w:t>
             </w:r>
           </w:p>
         </w:tc>
@@ -184,28 +255,68 @@
     <w:p>
       <w:pPr>
         <w:pStyle w:val="Ttulo1"/>
-      </w:pPr>
-      <w:r>
+        <w:rPr>
+          <w:lang w:val="es-PE"/>
+        </w:rPr>
+      </w:pPr>
+      <w:r>
+        <w:rPr>
+          <w:lang w:val="es-PE"/>
+        </w:rPr>
         <w:t>Antes de comenzar</w:t>
       </w:r>
     </w:p>
     <w:p>
       <w:pPr>
         <w:rPr>
-          <w:rFonts w:hint="eastAsia"/>
-        </w:rPr>
-      </w:pPr>
-      <w:r>
-        <w:t>Esta guía se ejecuta una vez para instalar y configurar; en sesiones posteriores basta activar el entorno e iniciar JupyterLab. Los comandos de terminal deben ejecutarse en Anaconda Prompt, NO en una celda Python del notebook.</w:t>
+          <w:lang w:val="es-PE"/>
+        </w:rPr>
+      </w:pPr>
+      <w:r>
+        <w:rPr>
+          <w:lang w:val="es-PE"/>
+        </w:rPr>
+        <w:t xml:space="preserve">Esta guía se ejecuta una vez para instalar y configurar; en sesiones posteriores basta activar el entorno e iniciar </w:t>
+      </w:r>
+      <w:proofErr w:type="spellStart"/>
+      <w:r>
+        <w:rPr>
+          <w:lang w:val="es-PE"/>
+        </w:rPr>
+        <w:t>JupyterLab</w:t>
+      </w:r>
+      <w:proofErr w:type="spellEnd"/>
+      <w:r>
+        <w:rPr>
+          <w:lang w:val="es-PE"/>
+        </w:rPr>
+        <w:t xml:space="preserve">. Los comandos de terminal deben ejecutarse en Anaconda </w:t>
+      </w:r>
+      <w:proofErr w:type="spellStart"/>
+      <w:r>
+        <w:rPr>
+          <w:lang w:val="es-PE"/>
+        </w:rPr>
+        <w:t>Prompt</w:t>
+      </w:r>
+      <w:proofErr w:type="spellEnd"/>
+      <w:r>
+        <w:rPr>
+          <w:lang w:val="es-PE"/>
+        </w:rPr>
+        <w:t>, NO en una celda Python del notebook.</w:t>
       </w:r>
     </w:p>
     <w:p>
       <w:pPr>
         <w:rPr>
-          <w:rFonts w:hint="eastAsia"/>
-        </w:rPr>
-      </w:pPr>
-      <w:r>
+          <w:lang w:val="es-PE"/>
+        </w:rPr>
+      </w:pPr>
+      <w:r>
+        <w:rPr>
+          <w:lang w:val="es-PE"/>
+        </w:rPr>
         <w:t>Es necesaria una instalación operativa de SQL Server y una instancia accesible. SSMS es una herramienta de administración, no sustituye al motor de SQL Server.</w:t>
       </w:r>
     </w:p>
@@ -242,9 +353,6 @@
           <w:p>
             <w:pPr>
               <w:spacing w:after="40"/>
-              <w:rPr>
-                <w:rFonts w:hint="eastAsia"/>
-              </w:rPr>
             </w:pPr>
             <w:r>
               <w:t>Componente</w:t>
@@ -260,9 +368,6 @@
             <w:pPr>
               <w:spacing w:after="40"/>
               <w:cnfStyle w:val="100000000000" w:firstRow="1" w:lastRow="0" w:firstColumn="0" w:lastColumn="0" w:oddVBand="0" w:evenVBand="0" w:oddHBand="0" w:evenHBand="0" w:firstRowFirstColumn="0" w:firstRowLastColumn="0" w:lastRowFirstColumn="0" w:lastRowLastColumn="0"/>
-              <w:rPr>
-                <w:rFonts w:hint="eastAsia"/>
-              </w:rPr>
             </w:pPr>
             <w:r>
               <w:t>Comprobación o función</w:t>
@@ -284,9 +389,6 @@
           <w:p>
             <w:pPr>
               <w:spacing w:after="40"/>
-              <w:rPr>
-                <w:rFonts w:hint="eastAsia"/>
-              </w:rPr>
             </w:pPr>
             <w:r>
               <w:t>Windows 11 y Anaconda</w:t>
@@ -303,11 +405,28 @@
               <w:spacing w:after="40"/>
               <w:cnfStyle w:val="000000100000" w:firstRow="0" w:lastRow="0" w:firstColumn="0" w:lastColumn="0" w:oddVBand="0" w:evenVBand="0" w:oddHBand="1" w:evenHBand="0" w:firstRowFirstColumn="0" w:firstRowLastColumn="0" w:lastRowFirstColumn="0" w:lastRowLastColumn="0"/>
               <w:rPr>
-                <w:rFonts w:hint="eastAsia"/>
+                <w:lang w:val="es-PE"/>
               </w:rPr>
             </w:pPr>
             <w:r>
-              <w:t>Anaconda Prompt debe estar disponible en el menú Inicio.</w:t>
+              <w:rPr>
+                <w:lang w:val="es-PE"/>
+              </w:rPr>
+              <w:t xml:space="preserve">Anaconda </w:t>
+            </w:r>
+            <w:proofErr w:type="spellStart"/>
+            <w:r>
+              <w:rPr>
+                <w:lang w:val="es-PE"/>
+              </w:rPr>
+              <w:t>Prompt</w:t>
+            </w:r>
+            <w:proofErr w:type="spellEnd"/>
+            <w:r>
+              <w:rPr>
+                <w:lang w:val="es-PE"/>
+              </w:rPr>
+              <w:t xml:space="preserve"> debe estar disponible en el menú Inicio.</w:t>
             </w:r>
           </w:p>
         </w:tc>
@@ -325,9 +444,6 @@
           <w:p>
             <w:pPr>
               <w:spacing w:after="40"/>
-              <w:rPr>
-                <w:rFonts w:hint="eastAsia"/>
-              </w:rPr>
             </w:pPr>
             <w:r>
               <w:t>SQL Server (motor)</w:t>
@@ -344,10 +460,13 @@
               <w:spacing w:after="40"/>
               <w:cnfStyle w:val="000000000000" w:firstRow="0" w:lastRow="0" w:firstColumn="0" w:lastColumn="0" w:oddVBand="0" w:evenVBand="0" w:oddHBand="0" w:evenHBand="0" w:firstRowFirstColumn="0" w:firstRowLastColumn="0" w:lastRowFirstColumn="0" w:lastRowLastColumn="0"/>
               <w:rPr>
-                <w:rFonts w:hint="eastAsia"/>
+                <w:lang w:val="es-PE"/>
               </w:rPr>
             </w:pPr>
             <w:r>
+              <w:rPr>
+                <w:lang w:val="es-PE"/>
+              </w:rPr>
               <w:t>Instancia local iniciada y permiso para conectar con autenticación de Windows.</w:t>
             </w:r>
           </w:p>
@@ -367,9 +486,6 @@
           <w:p>
             <w:pPr>
               <w:spacing w:after="40"/>
-              <w:rPr>
-                <w:rFonts w:hint="eastAsia"/>
-              </w:rPr>
             </w:pPr>
             <w:r>
               <w:t>SQL Server Management Studio (SSMS)</w:t>
@@ -386,11 +502,28 @@
               <w:spacing w:after="40"/>
               <w:cnfStyle w:val="000000100000" w:firstRow="0" w:lastRow="0" w:firstColumn="0" w:lastColumn="0" w:oddVBand="0" w:evenVBand="0" w:oddHBand="1" w:evenHBand="0" w:firstRowFirstColumn="0" w:firstRowLastColumn="0" w:lastRowFirstColumn="0" w:lastRowLastColumn="0"/>
               <w:rPr>
-                <w:rFonts w:hint="eastAsia"/>
+                <w:lang w:val="es-PE"/>
               </w:rPr>
             </w:pPr>
             <w:r>
-              <w:t>Permite ejecutar DataMartVentas.sql y verificar las cuatro tablas.</w:t>
+              <w:rPr>
+                <w:lang w:val="es-PE"/>
+              </w:rPr>
+              <w:t xml:space="preserve">Permite ejecutar </w:t>
+            </w:r>
+            <w:proofErr w:type="spellStart"/>
+            <w:r>
+              <w:rPr>
+                <w:lang w:val="es-PE"/>
+              </w:rPr>
+              <w:t>DataMartVentas.sql</w:t>
+            </w:r>
+            <w:proofErr w:type="spellEnd"/>
+            <w:r>
+              <w:rPr>
+                <w:lang w:val="es-PE"/>
+              </w:rPr>
+              <w:t xml:space="preserve"> y verificar las cuatro tablas.</w:t>
             </w:r>
           </w:p>
         </w:tc>
@@ -408,9 +541,6 @@
           <w:p>
             <w:pPr>
               <w:spacing w:after="40"/>
-              <w:rPr>
-                <w:rFonts w:hint="eastAsia"/>
-              </w:rPr>
             </w:pPr>
             <w:r>
               <w:t>Microsoft ODBC Driver for SQL Server</w:t>
@@ -427,11 +557,28 @@
               <w:spacing w:after="40"/>
               <w:cnfStyle w:val="000000000000" w:firstRow="0" w:lastRow="0" w:firstColumn="0" w:lastColumn="0" w:oddVBand="0" w:evenVBand="0" w:oddHBand="0" w:evenHBand="0" w:firstRowFirstColumn="0" w:firstRowLastColumn="0" w:lastRowFirstColumn="0" w:lastRowLastColumn="0"/>
               <w:rPr>
-                <w:rFonts w:hint="eastAsia"/>
+                <w:lang w:val="es-PE"/>
               </w:rPr>
             </w:pPr>
             <w:r>
-              <w:t>Se recomienda Driver 18; es distinto del paquete pyodbc de Python.</w:t>
+              <w:rPr>
+                <w:lang w:val="es-PE"/>
+              </w:rPr>
+              <w:t xml:space="preserve">Se recomienda Driver 18; es distinto del paquete </w:t>
+            </w:r>
+            <w:proofErr w:type="spellStart"/>
+            <w:r>
+              <w:rPr>
+                <w:lang w:val="es-PE"/>
+              </w:rPr>
+              <w:t>pyodbc</w:t>
+            </w:r>
+            <w:proofErr w:type="spellEnd"/>
+            <w:r>
+              <w:rPr>
+                <w:lang w:val="es-PE"/>
+              </w:rPr>
+              <w:t xml:space="preserve"> de Python.</w:t>
             </w:r>
           </w:p>
         </w:tc>
@@ -450,13 +597,20 @@
           <w:p>
             <w:pPr>
               <w:spacing w:after="40"/>
-              <w:rPr>
-                <w:rFonts w:hint="eastAsia"/>
-              </w:rPr>
             </w:pPr>
+            <w:proofErr w:type="spellStart"/>
             <w:r>
-              <w:t>Archivos del laboratorio</w:t>
+              <w:t>Archivos</w:t>
             </w:r>
+            <w:proofErr w:type="spellEnd"/>
+            <w:r>
+              <w:t xml:space="preserve"> del </w:t>
+            </w:r>
+            <w:proofErr w:type="spellStart"/>
+            <w:r>
+              <w:t>laboratorio</w:t>
+            </w:r>
+            <w:proofErr w:type="spellEnd"/>
           </w:p>
         </w:tc>
         <w:tc>
@@ -469,11 +623,50 @@
               <w:spacing w:after="40"/>
               <w:cnfStyle w:val="000000100000" w:firstRow="0" w:lastRow="0" w:firstColumn="0" w:lastColumn="0" w:oddVBand="0" w:evenVBand="0" w:oddHBand="1" w:evenHBand="0" w:firstRowFirstColumn="0" w:firstRowLastColumn="0" w:lastRowFirstColumn="0" w:lastRowLastColumn="0"/>
               <w:rPr>
-                <w:rFonts w:hint="eastAsia"/>
+                <w:lang w:val="es-PE"/>
               </w:rPr>
             </w:pPr>
             <w:r>
-              <w:t>ventas.csv, DataMartVentas.sql y cuadernos .ipynb.</w:t>
+              <w:rPr>
+                <w:lang w:val="es-PE"/>
+              </w:rPr>
+              <w:t xml:space="preserve">ventas.csv, </w:t>
+            </w:r>
+            <w:proofErr w:type="spellStart"/>
+            <w:r>
+              <w:rPr>
+                <w:lang w:val="es-PE"/>
+              </w:rPr>
+              <w:t>DataMartVentas.sql</w:t>
+            </w:r>
+            <w:proofErr w:type="spellEnd"/>
+            <w:r>
+              <w:rPr>
+                <w:lang w:val="es-PE"/>
+              </w:rPr>
+              <w:t xml:space="preserve"> y </w:t>
+            </w:r>
+            <w:proofErr w:type="gramStart"/>
+            <w:r>
+              <w:rPr>
+                <w:lang w:val="es-PE"/>
+              </w:rPr>
+              <w:t>cuadernos .</w:t>
+            </w:r>
+            <w:proofErr w:type="spellStart"/>
+            <w:r>
+              <w:rPr>
+                <w:lang w:val="es-PE"/>
+              </w:rPr>
+              <w:t>ipynb</w:t>
+            </w:r>
+            <w:proofErr w:type="spellEnd"/>
+            <w:proofErr w:type="gramEnd"/>
+            <w:r>
+              <w:rPr>
+                <w:lang w:val="es-PE"/>
+              </w:rPr>
+              <w:t>.</w:t>
             </w:r>
           </w:p>
         </w:tc>
@@ -484,17 +677,36 @@
         <w:pStyle w:val="Ttulo1"/>
       </w:pPr>
       <w:r>
-        <w:t>2. Organizar la carpeta del laboratorio</w:t>
+        <w:t xml:space="preserve">2. </w:t>
+      </w:r>
+      <w:proofErr w:type="spellStart"/>
+      <w:r>
+        <w:t>Organizar</w:t>
+      </w:r>
+      <w:proofErr w:type="spellEnd"/>
+      <w:r>
+        <w:t xml:space="preserve"> la </w:t>
+      </w:r>
+      <w:proofErr w:type="spellStart"/>
+      <w:r>
+        <w:t>carpeta</w:t>
+      </w:r>
+      <w:proofErr w:type="spellEnd"/>
+      <w:r>
+        <w:t xml:space="preserve"> del laboratorio</w:t>
       </w:r>
     </w:p>
     <w:p>
       <w:pPr>
         <w:pStyle w:val="Listaconnmeros"/>
         <w:rPr>
-          <w:rFonts w:hint="eastAsia"/>
-        </w:rPr>
-      </w:pPr>
-      <w:r>
+          <w:lang w:val="es-PE"/>
+        </w:rPr>
+      </w:pPr>
+      <w:r>
+        <w:rPr>
+          <w:lang w:val="es-PE"/>
+        </w:rPr>
         <w:t>Crear una carpeta de trabajo, por ejemplo C:\Laboratorios\ETL_Ventas.</w:t>
       </w:r>
     </w:p>
@@ -502,442 +714,208 @@
       <w:pPr>
         <w:pStyle w:val="Listaconnmeros"/>
         <w:rPr>
-          <w:rFonts w:hint="eastAsia"/>
-        </w:rPr>
-      </w:pPr>
-      <w:r>
-        <w:t>Copiar allí ventas.csv, DataMartVentas.sql y Laboratorio_ETL_Docente.ipynb o Laboratorio_ETL_Estudiante.ipynb.</w:t>
+          <w:lang w:val="es-PE"/>
+        </w:rPr>
+      </w:pPr>
+      <w:r>
+        <w:rPr>
+          <w:lang w:val="es-PE"/>
+        </w:rPr>
+        <w:t xml:space="preserve">Copiar allí ventas.csv, </w:t>
+      </w:r>
+      <w:proofErr w:type="spellStart"/>
+      <w:r>
+        <w:rPr>
+          <w:lang w:val="es-PE"/>
+        </w:rPr>
+        <w:t>DataMartVentas.sql</w:t>
+      </w:r>
+      <w:proofErr w:type="spellEnd"/>
+      <w:r>
+        <w:rPr>
+          <w:lang w:val="es-PE"/>
+        </w:rPr>
+        <w:t xml:space="preserve"> y </w:t>
+      </w:r>
+      <w:proofErr w:type="spellStart"/>
+      <w:r>
+        <w:rPr>
+          <w:lang w:val="es-PE"/>
+        </w:rPr>
+        <w:t>Laboratorio_ETL_Docente.ipynb</w:t>
+      </w:r>
+      <w:proofErr w:type="spellEnd"/>
+      <w:r>
+        <w:rPr>
+          <w:lang w:val="es-PE"/>
+        </w:rPr>
+        <w:t xml:space="preserve"> o </w:t>
+      </w:r>
+      <w:proofErr w:type="spellStart"/>
+      <w:r>
+        <w:rPr>
+          <w:lang w:val="es-PE"/>
+        </w:rPr>
+        <w:t>Laboratorio_ETL_Estudiante.ipynb</w:t>
+      </w:r>
+      <w:proofErr w:type="spellEnd"/>
+      <w:r>
+        <w:rPr>
+          <w:lang w:val="es-PE"/>
+        </w:rPr>
+        <w:t>.</w:t>
       </w:r>
     </w:p>
     <w:p>
       <w:pPr>
         <w:pStyle w:val="Comando"/>
         <w:shd w:val="clear" w:color="auto" w:fill="F0F4F8"/>
-      </w:pPr>
-      <w:r>
+        <w:rPr>
+          <w:lang w:val="es-PE"/>
+        </w:rPr>
+      </w:pPr>
+      <w:r>
+        <w:rPr>
+          <w:lang w:val="es-PE"/>
+        </w:rPr>
         <w:t>C:\Laboratorios\ETL_Ventas\</w:t>
       </w:r>
       <w:r>
+        <w:rPr>
+          <w:lang w:val="es-PE"/>
+        </w:rPr>
         <w:br/>
         <w:t xml:space="preserve">    ventas.csv</w:t>
       </w:r>
       <w:r>
+        <w:rPr>
+          <w:lang w:val="es-PE"/>
+        </w:rPr>
         <w:br/>
-        <w:t xml:space="preserve">    DataMartVentas.sql</w:t>
-      </w:r>
-      <w:r>
+        <w:t xml:space="preserve">    </w:t>
+      </w:r>
+      <w:proofErr w:type="spellStart"/>
+      <w:r>
+        <w:rPr>
+          <w:lang w:val="es-PE"/>
+        </w:rPr>
+        <w:t>DataMartVentas.sql</w:t>
+      </w:r>
+      <w:proofErr w:type="spellEnd"/>
+      <w:r>
+        <w:rPr>
+          <w:lang w:val="es-PE"/>
+        </w:rPr>
         <w:br/>
-        <w:t xml:space="preserve">    Laboratorio_ETL_Docente.ipynb</w:t>
-      </w:r>
-      <w:r>
+        <w:t xml:space="preserve">    </w:t>
+      </w:r>
+      <w:proofErr w:type="spellStart"/>
+      <w:r>
+        <w:rPr>
+          <w:lang w:val="es-PE"/>
+        </w:rPr>
+        <w:t>Laboratorio_ETL_Docente.ipynb</w:t>
+      </w:r>
+      <w:proofErr w:type="spellEnd"/>
+      <w:r>
+        <w:rPr>
+          <w:lang w:val="es-PE"/>
+        </w:rPr>
         <w:br/>
-        <w:t xml:space="preserve">    Laboratorio_ETL_Estudiante.ipynb</w:t>
-      </w:r>
-    </w:p>
-    <w:p>
-      <w:pPr>
-        <w:rPr>
-          <w:rFonts w:hint="eastAsia"/>
-        </w:rPr>
-      </w:pPr>
-      <w:r>
-        <w:t>Resultado esperado: el explorador de archivos muestra los archivos originales dentro de una misma carpeta. No cambie el nombre de ventas.csv.</w:t>
-      </w:r>
-    </w:p>
-    <w:p>
-      <w:pPr>
-        <w:pStyle w:val="Ttulo1"/>
-      </w:pPr>
-      <w:r>
-        <w:lastRenderedPageBreak/>
-        <w:t>3. Crear un entorno independiente con Anaconda</w:t>
-      </w:r>
-    </w:p>
-    <w:p>
-      <w:pPr>
-        <w:pStyle w:val="Listaconnmeros"/>
-        <w:rPr>
-          <w:rFonts w:hint="eastAsia"/>
-        </w:rPr>
-      </w:pPr>
-      <w:r>
-        <w:t>En el menú Inicio, abrir Anaconda Prompt.</w:t>
-      </w:r>
-    </w:p>
-    <w:p>
-      <w:pPr>
-        <w:pStyle w:val="Listaconnmeros"/>
-        <w:rPr>
-          <w:rFonts w:hint="eastAsia"/>
-        </w:rPr>
-      </w:pPr>
-      <w:r>
-        <w:t>Comprobar que conda responde:</w:t>
-      </w:r>
-    </w:p>
-    <w:p>
-      <w:pPr>
-        <w:pStyle w:val="Comando"/>
-        <w:shd w:val="clear" w:color="auto" w:fill="F0F4F8"/>
-      </w:pPr>
-      <w:r>
-        <w:t>conda --version</w:t>
-      </w:r>
-    </w:p>
-    <w:p>
-      <w:pPr>
-        <w:rPr>
-          <w:rFonts w:hint="eastAsia"/>
-        </w:rPr>
-      </w:pPr>
-      <w:r>
-        <w:t>Resultado esperado: aparece un número de versión, por ejemplo conda 25.x; puede ser diferente.</w:t>
-      </w:r>
-    </w:p>
-    <w:p>
-      <w:pPr>
-        <w:pStyle w:val="Listaconnmeros"/>
-        <w:rPr>
-          <w:rFonts w:hint="eastAsia"/>
-        </w:rPr>
-      </w:pPr>
-      <w:r>
-        <w:t>Crear el entorno etl_bi con Python 3.11:</w:t>
-      </w:r>
-    </w:p>
-    <w:p>
-      <w:pPr>
-        <w:pStyle w:val="Comando"/>
-        <w:shd w:val="clear" w:color="auto" w:fill="F0F4F8"/>
-      </w:pPr>
-      <w:r>
-        <w:t>conda create -n etl_bi python=3.11 -y</w:t>
-      </w:r>
-    </w:p>
-    <w:p>
-      <w:pPr>
-        <w:rPr>
-          <w:rFonts w:hint="eastAsia"/>
-        </w:rPr>
-      </w:pPr>
-      <w:r>
-        <w:t>Resultado esperado: finaliza la resolución de paquetes sin errores y se indica cómo activar el entorno.</w:t>
-      </w:r>
-    </w:p>
-    <w:p>
-      <w:pPr>
-        <w:pStyle w:val="Listaconnmeros"/>
-        <w:rPr>
-          <w:rFonts w:hint="eastAsia"/>
-        </w:rPr>
-      </w:pPr>
-      <w:r>
-        <w:t>Activar el entorno:</w:t>
-      </w:r>
-    </w:p>
-    <w:p>
-      <w:pPr>
-        <w:pStyle w:val="Comando"/>
-        <w:shd w:val="clear" w:color="auto" w:fill="F0F4F8"/>
-      </w:pPr>
-      <w:r>
-        <w:t>conda activate etl_bi</w:t>
-      </w:r>
-    </w:p>
-    <w:p>
-      <w:pPr>
-        <w:rPr>
-          <w:rFonts w:hint="eastAsia"/>
-        </w:rPr>
-      </w:pPr>
-      <w:r>
-        <w:t>Resultado esperado: el indicador de comandos comienza con (etl_bi).</w:t>
-      </w:r>
-    </w:p>
-    <w:p>
-      <w:pPr>
-        <w:pStyle w:val="Listaconnmeros"/>
-        <w:rPr>
-          <w:rFonts w:hint="eastAsia"/>
-        </w:rPr>
-      </w:pPr>
-      <w:r>
-        <w:t>Verificar la versión de Python y su ubicación:</w:t>
-      </w:r>
-    </w:p>
-    <w:p>
-      <w:pPr>
-        <w:pStyle w:val="Comando"/>
-        <w:shd w:val="clear" w:color="auto" w:fill="F0F4F8"/>
-      </w:pPr>
-      <w:r>
-        <w:t>python --version</w:t>
-      </w:r>
-      <w:r>
-        <w:br/>
-        <w:t>where python</w:t>
-      </w:r>
-    </w:p>
-    <w:p>
-      <w:pPr>
-        <w:rPr>
-          <w:rFonts w:hint="eastAsia"/>
-        </w:rPr>
-      </w:pPr>
-      <w:r>
-        <w:t>Resultado esperado: Python 3.11.x y una ruta de Python asociada al entorno etl_bi, no exclusivamente al entorno base.</w:t>
-      </w:r>
-    </w:p>
-    <w:p>
-      <w:pPr>
-        <w:pStyle w:val="Ttulo1"/>
-      </w:pPr>
-      <w:r>
-        <w:t>4. Instalar las dependencias</w:t>
-      </w:r>
-    </w:p>
-    <w:p>
-      <w:pPr>
-        <w:rPr>
-          <w:rFonts w:hint="eastAsia"/>
-        </w:rPr>
-      </w:pPr>
-      <w:r>
-        <w:t>Manteniendo activo (etl_bi), ejecutar:</w:t>
-      </w:r>
-    </w:p>
-    <w:p>
-      <w:pPr>
-        <w:pStyle w:val="Comando"/>
-        <w:shd w:val="clear" w:color="auto" w:fill="F0F4F8"/>
-      </w:pPr>
-      <w:r>
-        <w:t>conda install pandas sqlalchemy pyodbc jupyterlab ipykernel -y</w:t>
-      </w:r>
-    </w:p>
-    <w:p>
-      <w:pPr>
-        <w:rPr>
-          <w:rFonts w:hint="eastAsia"/>
-        </w:rPr>
-      </w:pPr>
-      <w:r>
-        <w:t>Resultado esperado: conda instala los paquetes y vuelve al prompt sin mensajes de fallo.</w:t>
-      </w:r>
-    </w:p>
-    <w:p>
-      <w:pPr>
-        <w:rPr>
-          <w:rFonts w:hint="eastAsia"/>
-        </w:rPr>
-      </w:pPr>
-      <w:r>
-        <w:t>Verificación rápida:</w:t>
-      </w:r>
-    </w:p>
-    <w:p>
-      <w:pPr>
-        <w:pStyle w:val="Comando"/>
-        <w:shd w:val="clear" w:color="auto" w:fill="F0F4F8"/>
-      </w:pPr>
-      <w:r>
-        <w:t>python -c "import pandas, sqlalchemy, pyodbc, ipykernel; print('Dependencias Python: OK')"</w:t>
-      </w:r>
-    </w:p>
-    <w:p>
-      <w:pPr>
-        <w:rPr>
-          <w:rFonts w:hint="eastAsia"/>
-        </w:rPr>
-      </w:pPr>
-      <w:r>
-        <w:t>Resultado esperado: Dependencias Python: OK. Si aparece ModuleNotFoundError, compruebe que el entorno etl_bi está activado e instale nuevamente las dependencias faltantes.</w:t>
-      </w:r>
-    </w:p>
-    <w:p>
-      <w:pPr>
-        <w:pStyle w:val="Ttulo1"/>
-      </w:pPr>
-      <w:r>
-        <w:t>5. Registrar el kernel y abrir JupyterLab</w:t>
-      </w:r>
-    </w:p>
-    <w:p>
-      <w:pPr>
-        <w:pStyle w:val="Listaconnmeros"/>
-        <w:rPr>
-          <w:rFonts w:hint="eastAsia"/>
-        </w:rPr>
-      </w:pPr>
-      <w:r>
-        <w:t>Registrar etl_bi como kernel visible en Jupyter:</w:t>
-      </w:r>
-    </w:p>
-    <w:p>
-      <w:pPr>
-        <w:pStyle w:val="Comando"/>
-        <w:shd w:val="clear" w:color="auto" w:fill="F0F4F8"/>
-      </w:pPr>
-      <w:r>
-        <w:t>python -m ipykernel install --user --name etl_bi --display-name "Python (ETL BI)"</w:t>
-      </w:r>
-    </w:p>
-    <w:p>
-      <w:pPr>
-        <w:rPr>
-          <w:rFonts w:hint="eastAsia"/>
-        </w:rPr>
-      </w:pPr>
-      <w:r>
-        <w:t>Resultado esperado: mensaje de registro del kernel etl_bi.</w:t>
-      </w:r>
-    </w:p>
-    <w:p>
-      <w:pPr>
-        <w:pStyle w:val="Listaconnmeros"/>
-        <w:rPr>
-          <w:rFonts w:hint="eastAsia"/>
-        </w:rPr>
-      </w:pPr>
-      <w:r>
-        <w:t>Situarse en la carpeta donde están los datos y notebooks:</w:t>
-      </w:r>
-    </w:p>
-    <w:p>
-      <w:pPr>
-        <w:pStyle w:val="Comando"/>
-        <w:shd w:val="clear" w:color="auto" w:fill="F0F4F8"/>
-      </w:pPr>
-      <w:r>
-        <w:t>cd /d C:\Laboratorios\ETL_Ventas</w:t>
-      </w:r>
-    </w:p>
-    <w:p>
-      <w:pPr>
-        <w:pStyle w:val="Listaconnmeros"/>
-        <w:rPr>
-          <w:rFonts w:hint="eastAsia"/>
-        </w:rPr>
-      </w:pPr>
-      <w:r>
-        <w:t>Iniciar JupyterLab:</w:t>
-      </w:r>
-    </w:p>
-    <w:p>
-      <w:pPr>
-        <w:pStyle w:val="Comando"/>
-        <w:shd w:val="clear" w:color="auto" w:fill="F0F4F8"/>
-      </w:pPr>
-      <w:r>
-        <w:t>jupyter lab</w:t>
-      </w:r>
-    </w:p>
-    <w:p>
-      <w:r>
-        <w:t xml:space="preserve">Resultado esperado: se abre JupyterLab en el navegador (habitualmente una dirección local localhost:8888/lab; el puerto puede variar). No cierre la ventana de Anaconda Prompt </w:t>
+        <w:t xml:space="preserve">    </w:t>
       </w:r>
       <w:proofErr w:type="spellStart"/>
       <w:r>
-        <w:t>mientras</w:t>
-      </w:r>
-      <w:proofErr w:type="spellEnd"/>
-      <w:r>
-        <w:t xml:space="preserve"> </w:t>
-      </w:r>
-      <w:proofErr w:type="spellStart"/>
-      <w:r>
-        <w:t>esté</w:t>
-      </w:r>
-      <w:proofErr w:type="spellEnd"/>
-      <w:r>
-        <w:t xml:space="preserve"> </w:t>
-      </w:r>
-      <w:proofErr w:type="spellStart"/>
-      <w:r>
-        <w:t>trabajando</w:t>
-      </w:r>
-      <w:proofErr w:type="spellEnd"/>
-      <w:r>
-        <w:t>.</w:t>
-      </w:r>
-    </w:p>
-    <w:p/>
-    <w:p>
-      <w:r>
-        <w:lastRenderedPageBreak/>
-        <w:t xml:space="preserve">Si hay </w:t>
-      </w:r>
-      <w:proofErr w:type="spellStart"/>
-      <w:r>
-        <w:t>errores</w:t>
-      </w:r>
-      <w:proofErr w:type="spellEnd"/>
-      <w:r>
-        <w:t xml:space="preserve"> </w:t>
-      </w:r>
-      <w:proofErr w:type="spellStart"/>
-      <w:r>
-        <w:t>ejecuta</w:t>
-      </w:r>
-      <w:proofErr w:type="spellEnd"/>
-      <w:r>
-        <w:t>:</w:t>
-      </w:r>
-    </w:p>
-    <w:p>
-      <w:pPr>
-        <w:pStyle w:val="Comando"/>
-        <w:shd w:val="clear" w:color="auto" w:fill="F0F4F8"/>
-        <w:rPr>
-          <w:rFonts w:hint="eastAsia"/>
-        </w:rPr>
-      </w:pPr>
-      <w:r>
-        <w:t xml:space="preserve">python -m </w:t>
-      </w:r>
-      <w:proofErr w:type="spellStart"/>
-      <w:r>
-        <w:t>jupyterlab</w:t>
+        <w:rPr>
+          <w:lang w:val="es-PE"/>
+        </w:rPr>
+        <w:t>Laboratorio_ETL_Estudiante.ipynb</w:t>
       </w:r>
       <w:proofErr w:type="spellEnd"/>
     </w:p>
     <w:p>
       <w:pPr>
-        <w:pStyle w:val="Listaconnmeros"/>
-        <w:rPr>
-          <w:rFonts w:hint="eastAsia"/>
-        </w:rPr>
-      </w:pPr>
-      <w:r>
-        <w:t>Abrir el cuaderno y elegir Kernel → Change Kernel → Python (ETL BI), si no estuviera seleccionado.</w:t>
+        <w:rPr>
+          <w:lang w:val="es-PE"/>
+        </w:rPr>
+      </w:pPr>
+      <w:r>
+        <w:rPr>
+          <w:lang w:val="es-PE"/>
+        </w:rPr>
+        <w:t>Resultado esperado: el explorador de archivos muestra los archivos originales dentro de una misma carpeta. No cambie el nombre de ventas.csv.</w:t>
       </w:r>
     </w:p>
     <w:p>
       <w:pPr>
-        <w:rPr>
-          <w:rFonts w:hint="eastAsia"/>
-        </w:rPr>
-      </w:pPr>
-      <w:r>
-        <w:t>Nota: Jupyter Notebook también puede ejecutar estos .ipynb; JupyterLab es la interfaz sugerida para este laboratorio.</w:t>
+        <w:pStyle w:val="Ttulo1"/>
+        <w:rPr>
+          <w:lang w:val="es-PE"/>
+        </w:rPr>
+      </w:pPr>
+      <w:r>
+        <w:rPr>
+          <w:lang w:val="es-PE"/>
+        </w:rPr>
+        <w:lastRenderedPageBreak/>
+        <w:t>3. Crear un entorno independiente con Anaconda</w:t>
       </w:r>
     </w:p>
     <w:p>
       <w:pPr>
-        <w:pStyle w:val="Ttulo1"/>
-      </w:pPr>
-      <w:r>
-        <w:t>6. Verificar el entorno desde JupyterLab</w:t>
+        <w:pStyle w:val="Listaconnmeros"/>
+        <w:rPr>
+          <w:lang w:val="es-PE"/>
+        </w:rPr>
+      </w:pPr>
+      <w:r>
+        <w:rPr>
+          <w:lang w:val="es-PE"/>
+        </w:rPr>
+        <w:t xml:space="preserve">En el menú Inicio, abrir Anaconda </w:t>
+      </w:r>
+      <w:proofErr w:type="spellStart"/>
+      <w:r>
+        <w:rPr>
+          <w:lang w:val="es-PE"/>
+        </w:rPr>
+        <w:t>Prompt</w:t>
+      </w:r>
+      <w:proofErr w:type="spellEnd"/>
+      <w:r>
+        <w:rPr>
+          <w:lang w:val="es-PE"/>
+        </w:rPr>
+        <w:t>.</w:t>
       </w:r>
     </w:p>
     <w:p>
       <w:pPr>
-        <w:rPr>
-          <w:rFonts w:hint="eastAsia"/>
-        </w:rPr>
-      </w:pPr>
-      <w:r>
-        <w:t>En una nueva celda de tipo Code, ejecutar:</w:t>
+        <w:pStyle w:val="Listaconnmeros"/>
+      </w:pPr>
+      <w:proofErr w:type="spellStart"/>
+      <w:r>
+        <w:t>Comprobar</w:t>
+      </w:r>
+      <w:proofErr w:type="spellEnd"/>
+      <w:r>
+        <w:t xml:space="preserve"> que </w:t>
+      </w:r>
+      <w:proofErr w:type="spellStart"/>
+      <w:r>
+        <w:t>conda</w:t>
+      </w:r>
+      <w:proofErr w:type="spellEnd"/>
+      <w:r>
+        <w:t xml:space="preserve"> </w:t>
+      </w:r>
+      <w:proofErr w:type="spellStart"/>
+      <w:r>
+        <w:t>responde</w:t>
+      </w:r>
+      <w:proofErr w:type="spellEnd"/>
+      <w:r>
+        <w:t>:</w:t>
       </w:r>
     </w:p>
     <w:p>
@@ -946,6 +924,1133 @@
         <w:shd w:val="clear" w:color="auto" w:fill="F0F4F8"/>
       </w:pPr>
       <w:r>
+        <w:t>conda --version</w:t>
+      </w:r>
+    </w:p>
+    <w:p>
+      <w:pPr>
+        <w:rPr>
+          <w:lang w:val="es-PE"/>
+        </w:rPr>
+      </w:pPr>
+      <w:r>
+        <w:rPr>
+          <w:lang w:val="es-PE"/>
+        </w:rPr>
+        <w:t xml:space="preserve">Resultado esperado: aparece un número de versión, por </w:t>
+      </w:r>
+      <w:proofErr w:type="gramStart"/>
+      <w:r>
+        <w:rPr>
+          <w:lang w:val="es-PE"/>
+        </w:rPr>
+        <w:t>ejemplo</w:t>
+      </w:r>
+      <w:proofErr w:type="gramEnd"/>
+      <w:r>
+        <w:rPr>
+          <w:lang w:val="es-PE"/>
+        </w:rPr>
+        <w:t xml:space="preserve"> </w:t>
+      </w:r>
+      <w:proofErr w:type="spellStart"/>
+      <w:r>
+        <w:rPr>
+          <w:lang w:val="es-PE"/>
+        </w:rPr>
+        <w:t>conda</w:t>
+      </w:r>
+      <w:proofErr w:type="spellEnd"/>
+      <w:r>
+        <w:rPr>
+          <w:lang w:val="es-PE"/>
+        </w:rPr>
+        <w:t xml:space="preserve"> 25.x; puede ser diferente.</w:t>
+      </w:r>
+    </w:p>
+    <w:p>
+      <w:pPr>
+        <w:pStyle w:val="Listaconnmeros"/>
+        <w:rPr>
+          <w:lang w:val="es-PE"/>
+        </w:rPr>
+      </w:pPr>
+      <w:r>
+        <w:rPr>
+          <w:lang w:val="es-PE"/>
+        </w:rPr>
+        <w:t xml:space="preserve">Crear el entorno </w:t>
+      </w:r>
+      <w:proofErr w:type="spellStart"/>
+      <w:r>
+        <w:rPr>
+          <w:lang w:val="es-PE"/>
+        </w:rPr>
+        <w:t>etl_bi</w:t>
+      </w:r>
+      <w:proofErr w:type="spellEnd"/>
+      <w:r>
+        <w:rPr>
+          <w:lang w:val="es-PE"/>
+        </w:rPr>
+        <w:t xml:space="preserve"> con Python 3.11:</w:t>
+      </w:r>
+    </w:p>
+    <w:p>
+      <w:pPr>
+        <w:pStyle w:val="Comando"/>
+        <w:shd w:val="clear" w:color="auto" w:fill="F0F4F8"/>
+        <w:rPr>
+          <w:lang w:val="es-PE"/>
+        </w:rPr>
+      </w:pPr>
+      <w:proofErr w:type="spellStart"/>
+      <w:r>
+        <w:rPr>
+          <w:lang w:val="es-PE"/>
+        </w:rPr>
+        <w:t>conda</w:t>
+      </w:r>
+      <w:proofErr w:type="spellEnd"/>
+      <w:r>
+        <w:rPr>
+          <w:lang w:val="es-PE"/>
+        </w:rPr>
+        <w:t xml:space="preserve"> </w:t>
+      </w:r>
+      <w:proofErr w:type="spellStart"/>
+      <w:r>
+        <w:rPr>
+          <w:lang w:val="es-PE"/>
+        </w:rPr>
+        <w:t>create</w:t>
+      </w:r>
+      <w:proofErr w:type="spellEnd"/>
+      <w:r>
+        <w:rPr>
+          <w:lang w:val="es-PE"/>
+        </w:rPr>
+        <w:t xml:space="preserve"> -n </w:t>
+      </w:r>
+      <w:proofErr w:type="spellStart"/>
+      <w:r>
+        <w:rPr>
+          <w:lang w:val="es-PE"/>
+        </w:rPr>
+        <w:t>etl_bi</w:t>
+      </w:r>
+      <w:proofErr w:type="spellEnd"/>
+      <w:r>
+        <w:rPr>
+          <w:lang w:val="es-PE"/>
+        </w:rPr>
+        <w:t xml:space="preserve"> </w:t>
+      </w:r>
+      <w:proofErr w:type="spellStart"/>
+      <w:r>
+        <w:rPr>
+          <w:lang w:val="es-PE"/>
+        </w:rPr>
+        <w:t>python</w:t>
+      </w:r>
+      <w:proofErr w:type="spellEnd"/>
+      <w:r>
+        <w:rPr>
+          <w:lang w:val="es-PE"/>
+        </w:rPr>
+        <w:t>=3.11 -y</w:t>
+      </w:r>
+    </w:p>
+    <w:p>
+      <w:pPr>
+        <w:rPr>
+          <w:lang w:val="es-PE"/>
+        </w:rPr>
+      </w:pPr>
+      <w:r>
+        <w:rPr>
+          <w:lang w:val="es-PE"/>
+        </w:rPr>
+        <w:t>Resultado esperado: finaliza la resolución de paquetes sin errores y se indica cómo activar el entorno.</w:t>
+      </w:r>
+    </w:p>
+    <w:p>
+      <w:pPr>
+        <w:pStyle w:val="Listaconnmeros"/>
+      </w:pPr>
+      <w:proofErr w:type="spellStart"/>
+      <w:r>
+        <w:t>Activar</w:t>
+      </w:r>
+      <w:proofErr w:type="spellEnd"/>
+      <w:r>
+        <w:t xml:space="preserve"> </w:t>
+      </w:r>
+      <w:proofErr w:type="spellStart"/>
+      <w:r>
+        <w:t>el</w:t>
+      </w:r>
+      <w:proofErr w:type="spellEnd"/>
+      <w:r>
+        <w:t xml:space="preserve"> </w:t>
+      </w:r>
+      <w:proofErr w:type="spellStart"/>
+      <w:r>
+        <w:t>entorno</w:t>
+      </w:r>
+      <w:proofErr w:type="spellEnd"/>
+      <w:r>
+        <w:t>:</w:t>
+      </w:r>
+    </w:p>
+    <w:p>
+      <w:pPr>
+        <w:pStyle w:val="Comando"/>
+        <w:shd w:val="clear" w:color="auto" w:fill="F0F4F8"/>
+      </w:pPr>
+      <w:r>
+        <w:t>conda activate etl_bi</w:t>
+      </w:r>
+    </w:p>
+    <w:p>
+      <w:pPr>
+        <w:rPr>
+          <w:lang w:val="es-PE"/>
+        </w:rPr>
+      </w:pPr>
+      <w:r>
+        <w:rPr>
+          <w:lang w:val="es-PE"/>
+        </w:rPr>
+        <w:t>Resultado esperado: el indicador de comandos comienza con (</w:t>
+      </w:r>
+      <w:proofErr w:type="spellStart"/>
+      <w:r>
+        <w:rPr>
+          <w:lang w:val="es-PE"/>
+        </w:rPr>
+        <w:t>etl_bi</w:t>
+      </w:r>
+      <w:proofErr w:type="spellEnd"/>
+      <w:r>
+        <w:rPr>
+          <w:lang w:val="es-PE"/>
+        </w:rPr>
+        <w:t>).</w:t>
+      </w:r>
+    </w:p>
+    <w:p>
+      <w:pPr>
+        <w:pStyle w:val="Listaconnmeros"/>
+        <w:rPr>
+          <w:lang w:val="es-PE"/>
+        </w:rPr>
+      </w:pPr>
+      <w:r>
+        <w:rPr>
+          <w:lang w:val="es-PE"/>
+        </w:rPr>
+        <w:t>Verificar la versión de Python y su ubicación:</w:t>
+      </w:r>
+    </w:p>
+    <w:p>
+      <w:pPr>
+        <w:pStyle w:val="Comando"/>
+        <w:shd w:val="clear" w:color="auto" w:fill="F0F4F8"/>
+        <w:rPr>
+          <w:lang w:val="es-PE"/>
+        </w:rPr>
+      </w:pPr>
+      <w:proofErr w:type="spellStart"/>
+      <w:r>
+        <w:rPr>
+          <w:lang w:val="es-PE"/>
+        </w:rPr>
+        <w:t>python</w:t>
+      </w:r>
+      <w:proofErr w:type="spellEnd"/>
+      <w:r>
+        <w:rPr>
+          <w:lang w:val="es-PE"/>
+        </w:rPr>
+        <w:t xml:space="preserve"> --</w:t>
+      </w:r>
+      <w:proofErr w:type="spellStart"/>
+      <w:r>
+        <w:rPr>
+          <w:lang w:val="es-PE"/>
+        </w:rPr>
+        <w:t>version</w:t>
+      </w:r>
+      <w:proofErr w:type="spellEnd"/>
+      <w:r>
+        <w:rPr>
+          <w:lang w:val="es-PE"/>
+        </w:rPr>
+        <w:br/>
+      </w:r>
+      <w:proofErr w:type="spellStart"/>
+      <w:r>
+        <w:rPr>
+          <w:lang w:val="es-PE"/>
+        </w:rPr>
+        <w:t>where</w:t>
+      </w:r>
+      <w:proofErr w:type="spellEnd"/>
+      <w:r>
+        <w:rPr>
+          <w:lang w:val="es-PE"/>
+        </w:rPr>
+        <w:t xml:space="preserve"> </w:t>
+      </w:r>
+      <w:proofErr w:type="spellStart"/>
+      <w:r>
+        <w:rPr>
+          <w:lang w:val="es-PE"/>
+        </w:rPr>
+        <w:t>python</w:t>
+      </w:r>
+      <w:proofErr w:type="spellEnd"/>
+    </w:p>
+    <w:p>
+      <w:pPr>
+        <w:rPr>
+          <w:lang w:val="es-PE"/>
+        </w:rPr>
+      </w:pPr>
+      <w:r>
+        <w:rPr>
+          <w:lang w:val="es-PE"/>
+        </w:rPr>
+        <w:t xml:space="preserve">Resultado esperado: Python 3.11.x y una ruta de Python asociada al entorno </w:t>
+      </w:r>
+      <w:proofErr w:type="spellStart"/>
+      <w:r>
+        <w:rPr>
+          <w:lang w:val="es-PE"/>
+        </w:rPr>
+        <w:t>etl_bi</w:t>
+      </w:r>
+      <w:proofErr w:type="spellEnd"/>
+      <w:r>
+        <w:rPr>
+          <w:lang w:val="es-PE"/>
+        </w:rPr>
+        <w:t>, no exclusivamente al entorno base.</w:t>
+      </w:r>
+    </w:p>
+    <w:p>
+      <w:pPr>
+        <w:pStyle w:val="Ttulo1"/>
+        <w:rPr>
+          <w:lang w:val="es-PE"/>
+        </w:rPr>
+      </w:pPr>
+      <w:r>
+        <w:rPr>
+          <w:lang w:val="es-PE"/>
+        </w:rPr>
+        <w:t>4. Instalar las dependencias</w:t>
+      </w:r>
+    </w:p>
+    <w:p>
+      <w:pPr>
+        <w:rPr>
+          <w:lang w:val="es-PE"/>
+        </w:rPr>
+      </w:pPr>
+      <w:r>
+        <w:rPr>
+          <w:lang w:val="es-PE"/>
+        </w:rPr>
+        <w:t>Manteniendo activo (</w:t>
+      </w:r>
+      <w:proofErr w:type="spellStart"/>
+      <w:r>
+        <w:rPr>
+          <w:lang w:val="es-PE"/>
+        </w:rPr>
+        <w:t>etl_bi</w:t>
+      </w:r>
+      <w:proofErr w:type="spellEnd"/>
+      <w:r>
+        <w:rPr>
+          <w:lang w:val="es-PE"/>
+        </w:rPr>
+        <w:t>), ejecutar:</w:t>
+      </w:r>
+    </w:p>
+    <w:p>
+      <w:pPr>
+        <w:pStyle w:val="Comando"/>
+        <w:shd w:val="clear" w:color="auto" w:fill="F0F4F8"/>
+        <w:rPr>
+          <w:lang w:val="es-PE"/>
+        </w:rPr>
+      </w:pPr>
+      <w:proofErr w:type="spellStart"/>
+      <w:r>
+        <w:rPr>
+          <w:lang w:val="es-PE"/>
+        </w:rPr>
+        <w:t>conda</w:t>
+      </w:r>
+      <w:proofErr w:type="spellEnd"/>
+      <w:r>
+        <w:rPr>
+          <w:lang w:val="es-PE"/>
+        </w:rPr>
+        <w:t xml:space="preserve"> </w:t>
+      </w:r>
+      <w:proofErr w:type="spellStart"/>
+      <w:r>
+        <w:rPr>
+          <w:lang w:val="es-PE"/>
+        </w:rPr>
+        <w:t>install</w:t>
+      </w:r>
+      <w:proofErr w:type="spellEnd"/>
+      <w:r>
+        <w:rPr>
+          <w:lang w:val="es-PE"/>
+        </w:rPr>
+        <w:t xml:space="preserve"> pandas </w:t>
+      </w:r>
+      <w:proofErr w:type="spellStart"/>
+      <w:r>
+        <w:rPr>
+          <w:lang w:val="es-PE"/>
+        </w:rPr>
+        <w:t>sqlalchemy</w:t>
+      </w:r>
+      <w:proofErr w:type="spellEnd"/>
+      <w:r>
+        <w:rPr>
+          <w:lang w:val="es-PE"/>
+        </w:rPr>
+        <w:t xml:space="preserve"> </w:t>
+      </w:r>
+      <w:proofErr w:type="spellStart"/>
+      <w:r>
+        <w:rPr>
+          <w:lang w:val="es-PE"/>
+        </w:rPr>
+        <w:t>pyodbc</w:t>
+      </w:r>
+      <w:proofErr w:type="spellEnd"/>
+      <w:r>
+        <w:rPr>
+          <w:lang w:val="es-PE"/>
+        </w:rPr>
+        <w:t xml:space="preserve"> </w:t>
+      </w:r>
+      <w:proofErr w:type="spellStart"/>
+      <w:r>
+        <w:rPr>
+          <w:lang w:val="es-PE"/>
+        </w:rPr>
+        <w:t>jupyterlab</w:t>
+      </w:r>
+      <w:proofErr w:type="spellEnd"/>
+      <w:r>
+        <w:rPr>
+          <w:lang w:val="es-PE"/>
+        </w:rPr>
+        <w:t xml:space="preserve"> </w:t>
+      </w:r>
+      <w:proofErr w:type="spellStart"/>
+      <w:r>
+        <w:rPr>
+          <w:lang w:val="es-PE"/>
+        </w:rPr>
+        <w:t>ipykernel</w:t>
+      </w:r>
+      <w:proofErr w:type="spellEnd"/>
+      <w:r>
+        <w:rPr>
+          <w:lang w:val="es-PE"/>
+        </w:rPr>
+        <w:t xml:space="preserve"> -y</w:t>
+      </w:r>
+    </w:p>
+    <w:p>
+      <w:pPr>
+        <w:rPr>
+          <w:lang w:val="es-PE"/>
+        </w:rPr>
+      </w:pPr>
+      <w:r>
+        <w:rPr>
+          <w:lang w:val="es-PE"/>
+        </w:rPr>
+        <w:t xml:space="preserve">Resultado esperado: </w:t>
+      </w:r>
+      <w:proofErr w:type="spellStart"/>
+      <w:r>
+        <w:rPr>
+          <w:lang w:val="es-PE"/>
+        </w:rPr>
+        <w:t>conda</w:t>
+      </w:r>
+      <w:proofErr w:type="spellEnd"/>
+      <w:r>
+        <w:rPr>
+          <w:lang w:val="es-PE"/>
+        </w:rPr>
+        <w:t xml:space="preserve"> instala los paquetes y vuelve al </w:t>
+      </w:r>
+      <w:proofErr w:type="spellStart"/>
+      <w:r>
+        <w:rPr>
+          <w:lang w:val="es-PE"/>
+        </w:rPr>
+        <w:t>prompt</w:t>
+      </w:r>
+      <w:proofErr w:type="spellEnd"/>
+      <w:r>
+        <w:rPr>
+          <w:lang w:val="es-PE"/>
+        </w:rPr>
+        <w:t xml:space="preserve"> sin mensajes de fallo.</w:t>
+      </w:r>
+    </w:p>
+    <w:p>
+      <w:pPr>
+        <w:rPr>
+          <w:lang w:val="es-PE"/>
+        </w:rPr>
+      </w:pPr>
+      <w:r>
+        <w:rPr>
+          <w:lang w:val="es-PE"/>
+        </w:rPr>
+        <w:t>Verificación rápida:</w:t>
+      </w:r>
+    </w:p>
+    <w:p>
+      <w:pPr>
+        <w:pStyle w:val="Comando"/>
+        <w:shd w:val="clear" w:color="auto" w:fill="F0F4F8"/>
+        <w:rPr>
+          <w:lang w:val="es-PE"/>
+        </w:rPr>
+      </w:pPr>
+      <w:proofErr w:type="spellStart"/>
+      <w:r>
+        <w:rPr>
+          <w:lang w:val="es-PE"/>
+        </w:rPr>
+        <w:t>python</w:t>
+      </w:r>
+      <w:proofErr w:type="spellEnd"/>
+      <w:r>
+        <w:rPr>
+          <w:lang w:val="es-PE"/>
+        </w:rPr>
+        <w:t xml:space="preserve"> -c "</w:t>
+      </w:r>
+      <w:proofErr w:type="spellStart"/>
+      <w:r>
+        <w:rPr>
+          <w:lang w:val="es-PE"/>
+        </w:rPr>
+        <w:t>import</w:t>
+      </w:r>
+      <w:proofErr w:type="spellEnd"/>
+      <w:r>
+        <w:rPr>
+          <w:lang w:val="es-PE"/>
+        </w:rPr>
+        <w:t xml:space="preserve"> pandas, </w:t>
+      </w:r>
+      <w:proofErr w:type="spellStart"/>
+      <w:r>
+        <w:rPr>
+          <w:lang w:val="es-PE"/>
+        </w:rPr>
+        <w:t>sqlalchemy</w:t>
+      </w:r>
+      <w:proofErr w:type="spellEnd"/>
+      <w:r>
+        <w:rPr>
+          <w:lang w:val="es-PE"/>
+        </w:rPr>
+        <w:t xml:space="preserve">, </w:t>
+      </w:r>
+      <w:proofErr w:type="spellStart"/>
+      <w:r>
+        <w:rPr>
+          <w:lang w:val="es-PE"/>
+        </w:rPr>
+        <w:t>pyodbc</w:t>
+      </w:r>
+      <w:proofErr w:type="spellEnd"/>
+      <w:r>
+        <w:rPr>
+          <w:lang w:val="es-PE"/>
+        </w:rPr>
+        <w:t xml:space="preserve">, </w:t>
+      </w:r>
+      <w:proofErr w:type="spellStart"/>
+      <w:r>
+        <w:rPr>
+          <w:lang w:val="es-PE"/>
+        </w:rPr>
+        <w:t>ipykernel</w:t>
+      </w:r>
+      <w:proofErr w:type="spellEnd"/>
+      <w:r>
+        <w:rPr>
+          <w:lang w:val="es-PE"/>
+        </w:rPr>
+        <w:t xml:space="preserve">; </w:t>
+      </w:r>
+      <w:proofErr w:type="spellStart"/>
+      <w:proofErr w:type="gramStart"/>
+      <w:r>
+        <w:rPr>
+          <w:lang w:val="es-PE"/>
+        </w:rPr>
+        <w:t>print</w:t>
+      </w:r>
+      <w:proofErr w:type="spellEnd"/>
+      <w:r>
+        <w:rPr>
+          <w:lang w:val="es-PE"/>
+        </w:rPr>
+        <w:t>(</w:t>
+      </w:r>
+      <w:proofErr w:type="gramEnd"/>
+      <w:r>
+        <w:rPr>
+          <w:lang w:val="es-PE"/>
+        </w:rPr>
+        <w:t>'Dependencias Python: OK')"</w:t>
+      </w:r>
+    </w:p>
+    <w:p>
+      <w:pPr>
+        <w:rPr>
+          <w:lang w:val="es-PE"/>
+        </w:rPr>
+      </w:pPr>
+      <w:r>
+        <w:rPr>
+          <w:lang w:val="es-PE"/>
+        </w:rPr>
+        <w:t xml:space="preserve">Resultado esperado: Dependencias Python: OK. Si aparece </w:t>
+      </w:r>
+      <w:proofErr w:type="spellStart"/>
+      <w:r>
+        <w:rPr>
+          <w:lang w:val="es-PE"/>
+        </w:rPr>
+        <w:t>ModuleNotFoundError</w:t>
+      </w:r>
+      <w:proofErr w:type="spellEnd"/>
+      <w:r>
+        <w:rPr>
+          <w:lang w:val="es-PE"/>
+        </w:rPr>
+        <w:t xml:space="preserve">, compruebe que el entorno </w:t>
+      </w:r>
+      <w:proofErr w:type="spellStart"/>
+      <w:r>
+        <w:rPr>
+          <w:lang w:val="es-PE"/>
+        </w:rPr>
+        <w:t>etl_bi</w:t>
+      </w:r>
+      <w:proofErr w:type="spellEnd"/>
+      <w:r>
+        <w:rPr>
+          <w:lang w:val="es-PE"/>
+        </w:rPr>
+        <w:t xml:space="preserve"> está activado e instale nuevamente las dependencias faltantes.</w:t>
+      </w:r>
+    </w:p>
+    <w:p>
+      <w:pPr>
+        <w:pStyle w:val="Ttulo1"/>
+        <w:rPr>
+          <w:lang w:val="es-PE"/>
+        </w:rPr>
+      </w:pPr>
+      <w:r>
+        <w:rPr>
+          <w:lang w:val="es-PE"/>
+        </w:rPr>
+        <w:t xml:space="preserve">5. Registrar el </w:t>
+      </w:r>
+      <w:proofErr w:type="spellStart"/>
+      <w:r>
+        <w:rPr>
+          <w:lang w:val="es-PE"/>
+        </w:rPr>
+        <w:t>kernel</w:t>
+      </w:r>
+      <w:proofErr w:type="spellEnd"/>
+      <w:r>
+        <w:rPr>
+          <w:lang w:val="es-PE"/>
+        </w:rPr>
+        <w:t xml:space="preserve"> y abrir </w:t>
+      </w:r>
+      <w:proofErr w:type="spellStart"/>
+      <w:r>
+        <w:rPr>
+          <w:lang w:val="es-PE"/>
+        </w:rPr>
+        <w:t>JupyterLab</w:t>
+      </w:r>
+      <w:proofErr w:type="spellEnd"/>
+    </w:p>
+    <w:p>
+      <w:pPr>
+        <w:pStyle w:val="Listaconnmeros"/>
+        <w:rPr>
+          <w:lang w:val="es-PE"/>
+        </w:rPr>
+      </w:pPr>
+      <w:r>
+        <w:rPr>
+          <w:lang w:val="es-PE"/>
+        </w:rPr>
+        <w:t xml:space="preserve">Registrar </w:t>
+      </w:r>
+      <w:proofErr w:type="spellStart"/>
+      <w:r>
+        <w:rPr>
+          <w:lang w:val="es-PE"/>
+        </w:rPr>
+        <w:t>etl_bi</w:t>
+      </w:r>
+      <w:proofErr w:type="spellEnd"/>
+      <w:r>
+        <w:rPr>
+          <w:lang w:val="es-PE"/>
+        </w:rPr>
+        <w:t xml:space="preserve"> como </w:t>
+      </w:r>
+      <w:proofErr w:type="spellStart"/>
+      <w:r>
+        <w:rPr>
+          <w:lang w:val="es-PE"/>
+        </w:rPr>
+        <w:t>kernel</w:t>
+      </w:r>
+      <w:proofErr w:type="spellEnd"/>
+      <w:r>
+        <w:rPr>
+          <w:lang w:val="es-PE"/>
+        </w:rPr>
+        <w:t xml:space="preserve"> visible en </w:t>
+      </w:r>
+      <w:proofErr w:type="spellStart"/>
+      <w:r>
+        <w:rPr>
+          <w:lang w:val="es-PE"/>
+        </w:rPr>
+        <w:t>Jupyter</w:t>
+      </w:r>
+      <w:proofErr w:type="spellEnd"/>
+      <w:r>
+        <w:rPr>
+          <w:lang w:val="es-PE"/>
+        </w:rPr>
+        <w:t>:</w:t>
+      </w:r>
+    </w:p>
+    <w:p>
+      <w:pPr>
+        <w:pStyle w:val="Comando"/>
+        <w:shd w:val="clear" w:color="auto" w:fill="F0F4F8"/>
+      </w:pPr>
+      <w:r>
+        <w:t xml:space="preserve">python -m </w:t>
+      </w:r>
+      <w:proofErr w:type="spellStart"/>
+      <w:r>
+        <w:t>ipykernel</w:t>
+      </w:r>
+      <w:proofErr w:type="spellEnd"/>
+      <w:r>
+        <w:t xml:space="preserve"> install --user --name etl_bi --display-name "Python (ETL BI)"</w:t>
+      </w:r>
+    </w:p>
+    <w:p>
+      <w:pPr>
+        <w:rPr>
+          <w:lang w:val="es-PE"/>
+        </w:rPr>
+      </w:pPr>
+      <w:r>
+        <w:rPr>
+          <w:lang w:val="es-PE"/>
+        </w:rPr>
+        <w:t xml:space="preserve">Resultado esperado: mensaje de registro del </w:t>
+      </w:r>
+      <w:proofErr w:type="spellStart"/>
+      <w:r>
+        <w:rPr>
+          <w:lang w:val="es-PE"/>
+        </w:rPr>
+        <w:t>kernel</w:t>
+      </w:r>
+      <w:proofErr w:type="spellEnd"/>
+      <w:r>
+        <w:rPr>
+          <w:lang w:val="es-PE"/>
+        </w:rPr>
+        <w:t xml:space="preserve"> </w:t>
+      </w:r>
+      <w:proofErr w:type="spellStart"/>
+      <w:r>
+        <w:rPr>
+          <w:lang w:val="es-PE"/>
+        </w:rPr>
+        <w:t>etl_bi</w:t>
+      </w:r>
+      <w:proofErr w:type="spellEnd"/>
+      <w:r>
+        <w:rPr>
+          <w:lang w:val="es-PE"/>
+        </w:rPr>
+        <w:t>.</w:t>
+      </w:r>
+    </w:p>
+    <w:p>
+      <w:pPr>
+        <w:pStyle w:val="Listaconnmeros"/>
+        <w:rPr>
+          <w:lang w:val="es-PE"/>
+        </w:rPr>
+      </w:pPr>
+      <w:r>
+        <w:rPr>
+          <w:lang w:val="es-PE"/>
+        </w:rPr>
+        <w:t>Situarse en la carpeta donde están los datos y notebooks:</w:t>
+      </w:r>
+    </w:p>
+    <w:p>
+      <w:pPr>
+        <w:pStyle w:val="Comando"/>
+        <w:shd w:val="clear" w:color="auto" w:fill="F0F4F8"/>
+        <w:rPr>
+          <w:lang w:val="es-PE"/>
+        </w:rPr>
+      </w:pPr>
+      <w:r>
+        <w:rPr>
+          <w:lang w:val="es-PE"/>
+        </w:rPr>
+        <w:t>cd /d C:\Laboratorios\ETL_Ventas</w:t>
+      </w:r>
+    </w:p>
+    <w:p>
+      <w:pPr>
+        <w:pStyle w:val="Listaconnmeros"/>
+      </w:pPr>
+      <w:proofErr w:type="spellStart"/>
+      <w:r>
+        <w:t>Iniciar</w:t>
+      </w:r>
+      <w:proofErr w:type="spellEnd"/>
+      <w:r>
+        <w:t xml:space="preserve"> </w:t>
+      </w:r>
+      <w:proofErr w:type="spellStart"/>
+      <w:r>
+        <w:t>JupyterLab</w:t>
+      </w:r>
+      <w:proofErr w:type="spellEnd"/>
+      <w:r>
+        <w:t>:</w:t>
+      </w:r>
+    </w:p>
+    <w:p>
+      <w:pPr>
+        <w:pStyle w:val="Comando"/>
+        <w:shd w:val="clear" w:color="auto" w:fill="F0F4F8"/>
+      </w:pPr>
+      <w:r>
+        <w:t>jupyter lab</w:t>
+      </w:r>
+    </w:p>
+    <w:p>
+      <w:pPr>
+        <w:rPr>
+          <w:lang w:val="es-PE"/>
+        </w:rPr>
+      </w:pPr>
+      <w:r>
+        <w:rPr>
+          <w:lang w:val="es-PE"/>
+        </w:rPr>
+        <w:t xml:space="preserve">Resultado esperado: se abre </w:t>
+      </w:r>
+      <w:proofErr w:type="spellStart"/>
+      <w:r>
+        <w:rPr>
+          <w:lang w:val="es-PE"/>
+        </w:rPr>
+        <w:t>JupyterLab</w:t>
+      </w:r>
+      <w:proofErr w:type="spellEnd"/>
+      <w:r>
+        <w:rPr>
+          <w:lang w:val="es-PE"/>
+        </w:rPr>
+        <w:t xml:space="preserve"> en el navegador (habitualmente una dirección local localhost:8888/</w:t>
+      </w:r>
+      <w:proofErr w:type="spellStart"/>
+      <w:r>
+        <w:rPr>
+          <w:lang w:val="es-PE"/>
+        </w:rPr>
+        <w:t>lab</w:t>
+      </w:r>
+      <w:proofErr w:type="spellEnd"/>
+      <w:r>
+        <w:rPr>
+          <w:lang w:val="es-PE"/>
+        </w:rPr>
+        <w:t xml:space="preserve">; el puerto puede variar). No cierre la ventana de Anaconda </w:t>
+      </w:r>
+      <w:proofErr w:type="spellStart"/>
+      <w:r>
+        <w:rPr>
+          <w:lang w:val="es-PE"/>
+        </w:rPr>
+        <w:t>Prompt</w:t>
+      </w:r>
+      <w:proofErr w:type="spellEnd"/>
+      <w:r>
+        <w:rPr>
+          <w:lang w:val="es-PE"/>
+        </w:rPr>
+        <w:t xml:space="preserve"> mientras esté trabajando.</w:t>
+      </w:r>
+    </w:p>
+    <w:p>
+      <w:pPr>
+        <w:rPr>
+          <w:lang w:val="es-PE"/>
+        </w:rPr>
+      </w:pPr>
+    </w:p>
+    <w:p>
+      <w:pPr>
+        <w:rPr>
+          <w:lang w:val="es-PE"/>
+        </w:rPr>
+      </w:pPr>
+      <w:r>
+        <w:rPr>
+          <w:lang w:val="es-PE"/>
+        </w:rPr>
+        <w:lastRenderedPageBreak/>
+        <w:t>Si hay errores ejecuta:</w:t>
+      </w:r>
+    </w:p>
+    <w:p>
+      <w:pPr>
+        <w:pStyle w:val="Comando"/>
+        <w:shd w:val="clear" w:color="auto" w:fill="F0F4F8"/>
+        <w:rPr>
+          <w:lang w:val="es-PE"/>
+        </w:rPr>
+      </w:pPr>
+      <w:proofErr w:type="spellStart"/>
+      <w:r>
+        <w:rPr>
+          <w:lang w:val="es-PE"/>
+        </w:rPr>
+        <w:t>python</w:t>
+      </w:r>
+      <w:proofErr w:type="spellEnd"/>
+      <w:r>
+        <w:rPr>
+          <w:lang w:val="es-PE"/>
+        </w:rPr>
+        <w:t xml:space="preserve"> -m </w:t>
+      </w:r>
+      <w:proofErr w:type="spellStart"/>
+      <w:r>
+        <w:rPr>
+          <w:lang w:val="es-PE"/>
+        </w:rPr>
+        <w:t>jupyterlab</w:t>
+      </w:r>
+      <w:proofErr w:type="spellEnd"/>
+    </w:p>
+    <w:p>
+      <w:pPr>
+        <w:pStyle w:val="Listaconnmeros"/>
+        <w:rPr>
+          <w:lang w:val="es-PE"/>
+        </w:rPr>
+      </w:pPr>
+      <w:r>
+        <w:rPr>
+          <w:lang w:val="es-PE"/>
+        </w:rPr>
+        <w:t xml:space="preserve">Abrir el cuaderno y elegir </w:t>
+      </w:r>
+      <w:proofErr w:type="spellStart"/>
+      <w:r>
+        <w:rPr>
+          <w:lang w:val="es-PE"/>
+        </w:rPr>
+        <w:t>Kernel</w:t>
+      </w:r>
+      <w:proofErr w:type="spellEnd"/>
+      <w:r>
+        <w:rPr>
+          <w:lang w:val="es-PE"/>
+        </w:rPr>
+        <w:t xml:space="preserve"> → Change </w:t>
+      </w:r>
+      <w:proofErr w:type="spellStart"/>
+      <w:r>
+        <w:rPr>
+          <w:lang w:val="es-PE"/>
+        </w:rPr>
+        <w:t>Kernel</w:t>
+      </w:r>
+      <w:proofErr w:type="spellEnd"/>
+      <w:r>
+        <w:rPr>
+          <w:lang w:val="es-PE"/>
+        </w:rPr>
+        <w:t xml:space="preserve"> → Python (ETL BI), si no estuviera seleccionado.</w:t>
+      </w:r>
+    </w:p>
+    <w:p>
+      <w:pPr>
+        <w:rPr>
+          <w:lang w:val="es-PE"/>
+        </w:rPr>
+      </w:pPr>
+      <w:r>
+        <w:rPr>
+          <w:lang w:val="es-PE"/>
+        </w:rPr>
+        <w:t xml:space="preserve">Nota: </w:t>
+      </w:r>
+      <w:proofErr w:type="spellStart"/>
+      <w:r>
+        <w:rPr>
+          <w:lang w:val="es-PE"/>
+        </w:rPr>
+        <w:t>Jupyter</w:t>
+      </w:r>
+      <w:proofErr w:type="spellEnd"/>
+      <w:r>
+        <w:rPr>
+          <w:lang w:val="es-PE"/>
+        </w:rPr>
+        <w:t xml:space="preserve"> Notebook también puede ejecutar </w:t>
+      </w:r>
+      <w:proofErr w:type="gramStart"/>
+      <w:r>
+        <w:rPr>
+          <w:lang w:val="es-PE"/>
+        </w:rPr>
+        <w:t>estos .</w:t>
+      </w:r>
+      <w:proofErr w:type="spellStart"/>
+      <w:r>
+        <w:rPr>
+          <w:lang w:val="es-PE"/>
+        </w:rPr>
+        <w:t>ipynb</w:t>
+      </w:r>
+      <w:proofErr w:type="spellEnd"/>
+      <w:proofErr w:type="gramEnd"/>
+      <w:r>
+        <w:rPr>
+          <w:lang w:val="es-PE"/>
+        </w:rPr>
+        <w:t xml:space="preserve">; </w:t>
+      </w:r>
+      <w:proofErr w:type="spellStart"/>
+      <w:r>
+        <w:rPr>
+          <w:lang w:val="es-PE"/>
+        </w:rPr>
+        <w:t>JupyterLab</w:t>
+      </w:r>
+      <w:proofErr w:type="spellEnd"/>
+      <w:r>
+        <w:rPr>
+          <w:lang w:val="es-PE"/>
+        </w:rPr>
+        <w:t xml:space="preserve"> es la interfaz sugerida para este laboratorio.</w:t>
+      </w:r>
+    </w:p>
+    <w:p>
+      <w:pPr>
+        <w:pStyle w:val="Ttulo1"/>
+        <w:rPr>
+          <w:lang w:val="es-PE"/>
+        </w:rPr>
+      </w:pPr>
+      <w:r>
+        <w:rPr>
+          <w:lang w:val="es-PE"/>
+        </w:rPr>
+        <w:t xml:space="preserve">6. Verificar el entorno desde </w:t>
+      </w:r>
+      <w:proofErr w:type="spellStart"/>
+      <w:r>
+        <w:rPr>
+          <w:lang w:val="es-PE"/>
+        </w:rPr>
+        <w:t>JupyterLab</w:t>
+      </w:r>
+      <w:proofErr w:type="spellEnd"/>
+    </w:p>
+    <w:p>
+      <w:pPr>
+        <w:rPr>
+          <w:lang w:val="es-PE"/>
+        </w:rPr>
+      </w:pPr>
+      <w:r>
+        <w:rPr>
+          <w:lang w:val="es-PE"/>
+        </w:rPr>
+        <w:t xml:space="preserve">En una nueva celda de tipo </w:t>
+      </w:r>
+      <w:proofErr w:type="spellStart"/>
+      <w:r>
+        <w:rPr>
+          <w:lang w:val="es-PE"/>
+        </w:rPr>
+        <w:t>Code</w:t>
+      </w:r>
+      <w:proofErr w:type="spellEnd"/>
+      <w:r>
+        <w:rPr>
+          <w:lang w:val="es-PE"/>
+        </w:rPr>
+        <w:t>, ejecutar:</w:t>
+      </w:r>
+    </w:p>
+    <w:p>
+      <w:pPr>
+        <w:pStyle w:val="Comando"/>
+        <w:shd w:val="clear" w:color="auto" w:fill="F0F4F8"/>
+      </w:pPr>
+    </w:p>
+    <w:p>
+      <w:pPr>
+        <w:pStyle w:val="Comando"/>
+        <w:shd w:val="clear" w:color="auto" w:fill="F0F4F8"/>
+      </w:pPr>
+      <w:r>
         <w:t>import sys</w:t>
       </w:r>
       <w:r>
@@ -969,7 +2074,14 @@
       </w:r>
       <w:r>
         <w:br/>
-        <w:t>print("Python:", sys.version.split()[0])</w:t>
+      </w:r>
+      <w:proofErr w:type="gramStart"/>
+      <w:r>
+        <w:t>print(</w:t>
+      </w:r>
+      <w:proofErr w:type="gramEnd"/>
+      <w:r>
+        <w:t>"Python:", sys.version.split()[0])</w:t>
       </w:r>
       <w:r>
         <w:br/>
@@ -994,72 +2106,269 @@
     </w:p>
     <w:p>
       <w:pPr>
-        <w:rPr>
-          <w:rFonts w:hint="eastAsia"/>
-        </w:rPr>
-      </w:pPr>
-      <w:r>
-        <w:t>Resultados esperados: Python 3.11.x, ruta del ejecutable dentro de etl_bi, versiones de pandas y SQLAlchemy, ruta correcta de la carpeta y lista de controladores ODBC disponibles.</w:t>
-      </w:r>
+        <w:pStyle w:val="Comando"/>
+        <w:shd w:val="clear" w:color="auto" w:fill="F0F4F8"/>
+      </w:pPr>
     </w:p>
     <w:p>
       <w:pPr>
         <w:rPr>
-          <w:rFonts w:hint="eastAsia"/>
-        </w:rPr>
-      </w:pPr>
-      <w:r>
-        <w:t>Si la lista no contiene ODBC Driver 18 for SQL Server, instale el controlador oficial para Windows y reinicie el kernel; pyodbc por sí solo no instala ese controlador.</w:t>
+          <w:lang w:val="es-PE"/>
+        </w:rPr>
+      </w:pPr>
+      <w:r>
+        <w:rPr>
+          <w:lang w:val="es-PE"/>
+        </w:rPr>
+        <w:t xml:space="preserve">Resultados esperados: Python 3.11.x, ruta del ejecutable dentro de </w:t>
+      </w:r>
+      <w:proofErr w:type="spellStart"/>
+      <w:r>
+        <w:rPr>
+          <w:lang w:val="es-PE"/>
+        </w:rPr>
+        <w:t>etl_bi</w:t>
+      </w:r>
+      <w:proofErr w:type="spellEnd"/>
+      <w:r>
+        <w:rPr>
+          <w:lang w:val="es-PE"/>
+        </w:rPr>
+        <w:t xml:space="preserve">, versiones de pandas y </w:t>
+      </w:r>
+      <w:proofErr w:type="spellStart"/>
+      <w:r>
+        <w:rPr>
+          <w:lang w:val="es-PE"/>
+        </w:rPr>
+        <w:t>SQLAlchemy</w:t>
+      </w:r>
+      <w:proofErr w:type="spellEnd"/>
+      <w:r>
+        <w:rPr>
+          <w:lang w:val="es-PE"/>
+        </w:rPr>
+        <w:t>, ruta correcta de la carpeta y lista de controladores ODBC disponibles.</w:t>
       </w:r>
     </w:p>
     <w:p>
       <w:pPr>
-        <w:pStyle w:val="Ttulo1"/>
-      </w:pPr>
-      <w:r>
-        <w:t>7. Preparar y revisar el Data Mart en SQL Server</w:t>
+        <w:rPr>
+          <w:lang w:val="es-PE"/>
+        </w:rPr>
+      </w:pPr>
+      <w:r>
+        <w:rPr>
+          <w:lang w:val="es-PE"/>
+        </w:rPr>
+        <w:t xml:space="preserve">Si la lista no contiene ODBC Driver 18 </w:t>
+      </w:r>
+      <w:proofErr w:type="spellStart"/>
+      <w:r>
+        <w:rPr>
+          <w:lang w:val="es-PE"/>
+        </w:rPr>
+        <w:t>for</w:t>
+      </w:r>
+      <w:proofErr w:type="spellEnd"/>
+      <w:r>
+        <w:rPr>
+          <w:lang w:val="es-PE"/>
+        </w:rPr>
+        <w:t xml:space="preserve"> SQL Server, instale el controlador oficial para Windows y reinicie el </w:t>
+      </w:r>
+      <w:proofErr w:type="spellStart"/>
+      <w:r>
+        <w:rPr>
+          <w:lang w:val="es-PE"/>
+        </w:rPr>
+        <w:t>kernel</w:t>
+      </w:r>
+      <w:proofErr w:type="spellEnd"/>
+      <w:r>
+        <w:rPr>
+          <w:lang w:val="es-PE"/>
+        </w:rPr>
+        <w:t xml:space="preserve">; </w:t>
+      </w:r>
+      <w:proofErr w:type="spellStart"/>
+      <w:r>
+        <w:rPr>
+          <w:lang w:val="es-PE"/>
+        </w:rPr>
+        <w:t>pyodbc</w:t>
+      </w:r>
+      <w:proofErr w:type="spellEnd"/>
+      <w:r>
+        <w:rPr>
+          <w:lang w:val="es-PE"/>
+        </w:rPr>
+        <w:t xml:space="preserve"> por sí solo no instala ese controlador.</w:t>
       </w:r>
     </w:p>
     <w:p>
       <w:pPr>
-        <w:pStyle w:val="Listaconnmeros"/>
-        <w:rPr>
-          <w:rFonts w:hint="eastAsia"/>
-        </w:rPr>
-      </w:pPr>
-      <w:r>
-        <w:t>Abrir SSMS y conectarse a la instancia local correspondiente.</w:t>
+        <w:pStyle w:val="Ttulo1"/>
+        <w:rPr>
+          <w:lang w:val="es-PE"/>
+        </w:rPr>
+      </w:pPr>
+      <w:r>
+        <w:rPr>
+          <w:lang w:val="es-PE"/>
+        </w:rPr>
+        <w:t xml:space="preserve">7. Preparar y revisar el Data </w:t>
+      </w:r>
+      <w:proofErr w:type="spellStart"/>
+      <w:proofErr w:type="gramStart"/>
+      <w:r>
+        <w:rPr>
+          <w:lang w:val="es-PE"/>
+        </w:rPr>
+        <w:t>Mart</w:t>
+      </w:r>
+      <w:proofErr w:type="spellEnd"/>
+      <w:proofErr w:type="gramEnd"/>
+      <w:r>
+        <w:rPr>
+          <w:lang w:val="es-PE"/>
+        </w:rPr>
+        <w:t xml:space="preserve"> en SQL Server</w:t>
       </w:r>
     </w:p>
     <w:p>
       <w:pPr>
         <w:pStyle w:val="Listaconnmeros"/>
         <w:rPr>
-          <w:rFonts w:hint="eastAsia"/>
-        </w:rPr>
-      </w:pPr>
-      <w:r>
-        <w:t>Abrir DataMartVentas.sql y ejecutarlo. El script crea la base de datos y las tablas DimCliente, DimProducto, DimFecha y FactVentas.</w:t>
+          <w:lang w:val="es-PE"/>
+        </w:rPr>
+      </w:pPr>
+      <w:r>
+        <w:rPr>
+          <w:lang w:val="es-PE"/>
+        </w:rPr>
+        <w:t>Abrir SSMS y conectarse a la instancia local correspondiente.</w:t>
       </w:r>
     </w:p>
     <w:p>
       <w:pPr>
         <w:pStyle w:val="Listaconnmeros"/>
         <w:rPr>
-          <w:rFonts w:hint="eastAsia"/>
-        </w:rPr>
-      </w:pPr>
-      <w:r>
-        <w:t>En una nueva consulta de SSMS, verificar:</w:t>
+          <w:lang w:val="es-PE"/>
+        </w:rPr>
+      </w:pPr>
+      <w:r>
+        <w:rPr>
+          <w:lang w:val="es-PE"/>
+        </w:rPr>
+        <w:t xml:space="preserve">Abrir </w:t>
+      </w:r>
+      <w:proofErr w:type="spellStart"/>
+      <w:r>
+        <w:rPr>
+          <w:lang w:val="es-PE"/>
+        </w:rPr>
+        <w:t>DataMartVentas.sql</w:t>
+      </w:r>
+      <w:proofErr w:type="spellEnd"/>
+      <w:r>
+        <w:rPr>
+          <w:lang w:val="es-PE"/>
+        </w:rPr>
+        <w:t xml:space="preserve"> y ejecutarlo. El script crea la base de datos y las tablas </w:t>
+      </w:r>
+      <w:proofErr w:type="spellStart"/>
+      <w:r>
+        <w:rPr>
+          <w:lang w:val="es-PE"/>
+        </w:rPr>
+        <w:t>DimCliente</w:t>
+      </w:r>
+      <w:proofErr w:type="spellEnd"/>
+      <w:r>
+        <w:rPr>
+          <w:lang w:val="es-PE"/>
+        </w:rPr>
+        <w:t xml:space="preserve">, </w:t>
+      </w:r>
+      <w:proofErr w:type="spellStart"/>
+      <w:r>
+        <w:rPr>
+          <w:lang w:val="es-PE"/>
+        </w:rPr>
+        <w:t>DimProducto</w:t>
+      </w:r>
+      <w:proofErr w:type="spellEnd"/>
+      <w:r>
+        <w:rPr>
+          <w:lang w:val="es-PE"/>
+        </w:rPr>
+        <w:t xml:space="preserve">, </w:t>
+      </w:r>
+      <w:proofErr w:type="spellStart"/>
+      <w:r>
+        <w:rPr>
+          <w:lang w:val="es-PE"/>
+        </w:rPr>
+        <w:t>DimFecha</w:t>
+      </w:r>
+      <w:proofErr w:type="spellEnd"/>
+      <w:r>
+        <w:rPr>
+          <w:lang w:val="es-PE"/>
+        </w:rPr>
+        <w:t xml:space="preserve"> y </w:t>
+      </w:r>
+      <w:proofErr w:type="spellStart"/>
+      <w:r>
+        <w:rPr>
+          <w:lang w:val="es-PE"/>
+        </w:rPr>
+        <w:t>FactVentas</w:t>
+      </w:r>
+      <w:proofErr w:type="spellEnd"/>
+      <w:r>
+        <w:rPr>
+          <w:lang w:val="es-PE"/>
+        </w:rPr>
+        <w:t>.</w:t>
       </w:r>
     </w:p>
     <w:p>
       <w:pPr>
+        <w:pStyle w:val="Listaconnmeros"/>
+        <w:rPr>
+          <w:lang w:val="es-PE"/>
+        </w:rPr>
+      </w:pPr>
+      <w:r>
+        <w:rPr>
+          <w:lang w:val="es-PE"/>
+        </w:rPr>
+        <w:t>En una nueva consulta de SSMS, verificar:</w:t>
+      </w:r>
+    </w:p>
+    <w:p>
+      <w:pPr>
         <w:pStyle w:val="Comando"/>
         <w:shd w:val="clear" w:color="auto" w:fill="F0F4F8"/>
       </w:pPr>
-      <w:r>
-        <w:t>USE DataMartVentas;</w:t>
+    </w:p>
+    <w:p>
+      <w:pPr>
+        <w:pStyle w:val="Comando"/>
+        <w:shd w:val="clear" w:color="auto" w:fill="F0F4F8"/>
+      </w:pPr>
+      <w:r>
+        <w:t xml:space="preserve">USE </w:t>
+      </w:r>
+      <w:proofErr w:type="spellStart"/>
+      <w:r>
+        <w:t>DataMartVentas</w:t>
+      </w:r>
+      <w:proofErr w:type="spellEnd"/>
+      <w:r>
+        <w:t>;</w:t>
       </w:r>
       <w:r>
         <w:br/>
@@ -1067,54 +2376,122 @@
       </w:r>
       <w:r>
         <w:br/>
-        <w:t>SELECT name FROM sys.tables ORDER BY name;</w:t>
+        <w:t xml:space="preserve">SELECT name FROM </w:t>
+      </w:r>
+      <w:proofErr w:type="spellStart"/>
+      <w:proofErr w:type="gramStart"/>
+      <w:r>
+        <w:t>sys.tables</w:t>
+      </w:r>
+      <w:proofErr w:type="spellEnd"/>
+      <w:proofErr w:type="gramEnd"/>
+      <w:r>
+        <w:t xml:space="preserve"> ORDER BY name;</w:t>
       </w:r>
     </w:p>
     <w:p>
       <w:pPr>
-        <w:rPr>
-          <w:rFonts w:hint="eastAsia"/>
-        </w:rPr>
-      </w:pPr>
-      <w:r>
-        <w:t>Resultado esperado: aparecen las cuatro tablas dimensionales/de hechos. Antes del ETL deben estar vacías. Si ya existían datos de una práctica anterior, no asumir que la base está vacía.</w:t>
-      </w:r>
+        <w:pStyle w:val="Comando"/>
+        <w:shd w:val="clear" w:color="auto" w:fill="F0F4F8"/>
+      </w:pPr>
     </w:p>
     <w:p>
       <w:pPr>
         <w:rPr>
-          <w:rFonts w:hint="eastAsia"/>
-        </w:rPr>
-      </w:pPr>
-      <w:r>
-        <w:t>Para conocer el nombre exacto del servidor/instancia, consulte en la pantalla de conexión de SSMS; ejemplos orientativos: localhost, .\SQLEXPRESS o NOMBREPC\SQLEXPRESS. No todos los equipos usan SQLEXPRESS.</w:t>
+          <w:lang w:val="es-PE"/>
+        </w:rPr>
+      </w:pPr>
+      <w:r>
+        <w:rPr>
+          <w:lang w:val="es-PE"/>
+        </w:rPr>
+        <w:t>Resultado esperado: aparecen las cuatro tablas dimensionales/de hechos. Antes del ETL deben estar vacías. Si ya existían datos de una práctica anterior, no asumir que la base está vacía.</w:t>
       </w:r>
     </w:p>
     <w:p>
       <w:pPr>
-        <w:pStyle w:val="Ttulo1"/>
-      </w:pPr>
-      <w:r>
-        <w:t>8. Probar la conexión Python → SQL Server</w:t>
+        <w:rPr>
+          <w:lang w:val="es-PE"/>
+        </w:rPr>
+      </w:pPr>
+      <w:r>
+        <w:rPr>
+          <w:lang w:val="es-PE"/>
+        </w:rPr>
+        <w:t>Para conocer el nombre exacto del servidor/instancia, consulte en la pantalla de conexión de SSMS; ejemplos orientativos: localhost</w:t>
+      </w:r>
+      <w:proofErr w:type="gramStart"/>
+      <w:r>
+        <w:rPr>
+          <w:lang w:val="es-PE"/>
+        </w:rPr>
+        <w:t>, .</w:t>
+      </w:r>
+      <w:proofErr w:type="gramEnd"/>
+      <w:r>
+        <w:rPr>
+          <w:lang w:val="es-PE"/>
+        </w:rPr>
+        <w:t>\SQLEXPRESS o NOMBREPC\SQLEXPRESS. No todos los equipos usan SQLEXPRESS.</w:t>
       </w:r>
     </w:p>
     <w:p>
       <w:pPr>
-        <w:rPr>
-          <w:rFonts w:hint="eastAsia"/>
-        </w:rPr>
-      </w:pPr>
-      <w:r>
-        <w:t>En el notebook, ajustar SERVIDOR para que coincida con SSMS. Esta prueba utiliza autenticación integrada de Windows y el Driver ODBC 18.</w:t>
+        <w:pStyle w:val="Ttulo1"/>
+        <w:rPr>
+          <w:lang w:val="es-PE"/>
+        </w:rPr>
+      </w:pPr>
+      <w:r>
+        <w:rPr>
+          <w:lang w:val="es-PE"/>
+        </w:rPr>
+        <w:lastRenderedPageBreak/>
+        <w:t>8. Probar la conexión Python → SQL Server</w:t>
       </w:r>
     </w:p>
     <w:p>
       <w:pPr>
+        <w:rPr>
+          <w:lang w:val="es-PE"/>
+        </w:rPr>
+      </w:pPr>
+      <w:r>
+        <w:rPr>
+          <w:lang w:val="es-PE"/>
+        </w:rPr>
+        <w:t>En el notebook, ajustar SERVIDOR para que coincida con SSMS. Esta prueba utiliza autenticación integrada de Windows y el Driver ODBC 18.</w:t>
+      </w:r>
+    </w:p>
+    <w:p>
+      <w:pPr>
         <w:pStyle w:val="Comando"/>
         <w:shd w:val="clear" w:color="auto" w:fill="F0F4F8"/>
       </w:pPr>
-      <w:r>
-        <w:t>from sqlalchemy import create_engine, text</w:t>
+    </w:p>
+    <w:p>
+      <w:pPr>
+        <w:pStyle w:val="Comando"/>
+        <w:shd w:val="clear" w:color="auto" w:fill="F0F4F8"/>
+      </w:pPr>
+      <w:r>
+        <w:t xml:space="preserve">from </w:t>
+      </w:r>
+      <w:proofErr w:type="spellStart"/>
+      <w:r>
+        <w:t>sqlalchemy</w:t>
+      </w:r>
+      <w:proofErr w:type="spellEnd"/>
+      <w:r>
+        <w:t xml:space="preserve"> import </w:t>
+      </w:r>
+      <w:proofErr w:type="spellStart"/>
+      <w:r>
+        <w:t>create_engine</w:t>
+      </w:r>
+      <w:proofErr w:type="spellEnd"/>
+      <w:r>
+        <w:t>, text</w:t>
       </w:r>
       <w:r>
         <w:br/>
@@ -1125,7 +2502,15 @@
       </w:r>
       <w:r>
         <w:br/>
-        <w:t>SERVIDOR = r"localhost\SQLEXPRESS"  # Sustituir si corresponde</w:t>
+        <w:t xml:space="preserve">SERVIDOR = </w:t>
+      </w:r>
+      <w:proofErr w:type="spellStart"/>
+      <w:r>
+        <w:t>r"localhost</w:t>
+      </w:r>
+      <w:proofErr w:type="spellEnd"/>
+      <w:r>
+        <w:t>"  # Sustituir si corresponde</w:t>
       </w:r>
       <w:r>
         <w:br/>
@@ -1133,9 +2518,6 @@
       </w:r>
       <w:r>
         <w:br/>
-      </w:r>
-      <w:r>
-        <w:lastRenderedPageBreak/>
         <w:t>CONTROLADOR = "ODBC Driver 18 for SQL Server"</w:t>
       </w:r>
       <w:r>
@@ -1184,83 +2566,478 @@
     </w:p>
     <w:p>
       <w:pPr>
-        <w:rPr>
-          <w:rFonts w:hint="eastAsia"/>
-        </w:rPr>
-      </w:pPr>
-      <w:r>
-        <w:t>Resultado esperado: Base conectada: DataMartVentas. Si falla, lea el mensaje completo antes de modificar la configuración.</w:t>
-      </w:r>
+        <w:pStyle w:val="Comando"/>
+        <w:shd w:val="clear" w:color="auto" w:fill="F0F4F8"/>
+      </w:pPr>
     </w:p>
     <w:p>
       <w:pPr>
         <w:rPr>
-          <w:rFonts w:hint="eastAsia"/>
-        </w:rPr>
-      </w:pPr>
-      <w:r>
-        <w:t>Seguridad: TrustServerCertificate=yes se emplea aquí únicamente para simplificar las prácticas en el equipo local. En entornos institucionales o productivos deben validarse certificados TLS de confianza, sin desactivar su verificación.</w:t>
+          <w:lang w:val="es-PE"/>
+        </w:rPr>
+      </w:pPr>
+      <w:r>
+        <w:rPr>
+          <w:lang w:val="es-PE"/>
+        </w:rPr>
+        <w:t xml:space="preserve">Resultado esperado: Base conectada: </w:t>
+      </w:r>
+      <w:proofErr w:type="spellStart"/>
+      <w:r>
+        <w:rPr>
+          <w:lang w:val="es-PE"/>
+        </w:rPr>
+        <w:t>DataMartVentas</w:t>
+      </w:r>
+      <w:proofErr w:type="spellEnd"/>
+      <w:r>
+        <w:rPr>
+          <w:lang w:val="es-PE"/>
+        </w:rPr>
+        <w:t>. Si falla, lea el mensaje completo antes de modificar la configuración.</w:t>
       </w:r>
     </w:p>
     <w:p>
       <w:pPr>
-        <w:pStyle w:val="Ttulo1"/>
-      </w:pPr>
-      <w:r>
-        <w:t>9. Verificar que el CSV se encuentre accesible</w:t>
+        <w:rPr>
+          <w:lang w:val="es-PE"/>
+        </w:rPr>
+      </w:pPr>
+      <w:r>
+        <w:rPr>
+          <w:lang w:val="es-PE"/>
+        </w:rPr>
+        <w:t xml:space="preserve">Seguridad: </w:t>
+      </w:r>
+      <w:proofErr w:type="spellStart"/>
+      <w:r>
+        <w:rPr>
+          <w:lang w:val="es-PE"/>
+        </w:rPr>
+        <w:t>TrustServerCertificate</w:t>
+      </w:r>
+      <w:proofErr w:type="spellEnd"/>
+      <w:r>
+        <w:rPr>
+          <w:lang w:val="es-PE"/>
+        </w:rPr>
+        <w:t>=yes se emplea aquí únicamente para simplificar las prácticas en el equipo local. En entornos institucionales o productivos deben validarse certificados TLS de confianza, sin desactivar su verificación.</w:t>
       </w:r>
     </w:p>
     <w:p>
       <w:pPr>
+        <w:pStyle w:val="Ttulo1"/>
+        <w:rPr>
+          <w:lang w:val="es-PE"/>
+        </w:rPr>
+      </w:pPr>
+      <w:r>
+        <w:rPr>
+          <w:lang w:val="es-PE"/>
+        </w:rPr>
+        <w:t>9. Verificar que el CSV se encuentre accesible</w:t>
+      </w:r>
+    </w:p>
+    <w:p>
+      <w:pPr>
         <w:pStyle w:val="Comando"/>
         <w:shd w:val="clear" w:color="auto" w:fill="F0F4F8"/>
-      </w:pPr>
-      <w:r>
-        <w:t>from pathlib import Path</w:t>
-      </w:r>
-      <w:r>
-        <w:br/>
-        <w:t>import pandas as pd</w:t>
-      </w:r>
-      <w:r>
-        <w:br/>
-      </w:r>
-      <w:r>
-        <w:br/>
-        <w:t>ruta = Path("ventas.csv")</w:t>
-      </w:r>
-      <w:r>
-        <w:br/>
-        <w:t>print("CSV encontrado:", ruta.is_file())</w:t>
-      </w:r>
-      <w:r>
-        <w:br/>
-        <w:t>if ruta.is_file():</w:t>
-      </w:r>
-      <w:r>
-        <w:br/>
-        <w:t xml:space="preserve">    df = pd.read_csv(ruta, encoding="utf-8-sig", dtype=str, keep_default_na=False)</w:t>
-      </w:r>
-      <w:r>
-        <w:br/>
-        <w:t xml:space="preserve">    print("Filas:", len(df), "| Columnas:", len(df.columns))</w:t>
-      </w:r>
+        <w:rPr>
+          <w:lang w:val="es-PE"/>
+        </w:rPr>
+      </w:pPr>
     </w:p>
     <w:p>
       <w:pPr>
-        <w:rPr>
-          <w:rFonts w:hint="eastAsia"/>
-        </w:rPr>
-      </w:pPr>
-      <w:r>
-        <w:t>Resultado esperado: CSV encontrado: True; Filas: 500 | Columnas: 10. La lectura inicial no elimina ni corrige registros: esas operaciones corresponden al laboratorio ETL.</w:t>
+        <w:pStyle w:val="Comando"/>
+        <w:shd w:val="clear" w:color="auto" w:fill="F0F4F8"/>
+        <w:rPr>
+          <w:lang w:val="es-PE"/>
+        </w:rPr>
+      </w:pPr>
+      <w:proofErr w:type="spellStart"/>
+      <w:r>
+        <w:rPr>
+          <w:lang w:val="es-PE"/>
+        </w:rPr>
+        <w:t>from</w:t>
+      </w:r>
+      <w:proofErr w:type="spellEnd"/>
+      <w:r>
+        <w:rPr>
+          <w:lang w:val="es-PE"/>
+        </w:rPr>
+        <w:t xml:space="preserve"> </w:t>
+      </w:r>
+      <w:proofErr w:type="spellStart"/>
+      <w:r>
+        <w:rPr>
+          <w:lang w:val="es-PE"/>
+        </w:rPr>
+        <w:t>pathlib</w:t>
+      </w:r>
+      <w:proofErr w:type="spellEnd"/>
+      <w:r>
+        <w:rPr>
+          <w:lang w:val="es-PE"/>
+        </w:rPr>
+        <w:t xml:space="preserve"> </w:t>
+      </w:r>
+      <w:proofErr w:type="spellStart"/>
+      <w:r>
+        <w:rPr>
+          <w:lang w:val="es-PE"/>
+        </w:rPr>
+        <w:t>import</w:t>
+      </w:r>
+      <w:proofErr w:type="spellEnd"/>
+      <w:r>
+        <w:rPr>
+          <w:lang w:val="es-PE"/>
+        </w:rPr>
+        <w:t xml:space="preserve"> </w:t>
+      </w:r>
+      <w:proofErr w:type="spellStart"/>
+      <w:r>
+        <w:rPr>
+          <w:lang w:val="es-PE"/>
+        </w:rPr>
+        <w:t>Path</w:t>
+      </w:r>
+      <w:proofErr w:type="spellEnd"/>
+      <w:r>
+        <w:rPr>
+          <w:lang w:val="es-PE"/>
+        </w:rPr>
+        <w:br/>
+      </w:r>
+      <w:proofErr w:type="spellStart"/>
+      <w:r>
+        <w:rPr>
+          <w:lang w:val="es-PE"/>
+        </w:rPr>
+        <w:t>import</w:t>
+      </w:r>
+      <w:proofErr w:type="spellEnd"/>
+      <w:r>
+        <w:rPr>
+          <w:lang w:val="es-PE"/>
+        </w:rPr>
+        <w:t xml:space="preserve"> pandas as </w:t>
+      </w:r>
+      <w:proofErr w:type="spellStart"/>
+      <w:r>
+        <w:rPr>
+          <w:lang w:val="es-PE"/>
+        </w:rPr>
+        <w:t>pd</w:t>
+      </w:r>
+      <w:proofErr w:type="spellEnd"/>
+      <w:r>
+        <w:rPr>
+          <w:lang w:val="es-PE"/>
+        </w:rPr>
+        <w:br/>
+      </w:r>
+      <w:r>
+        <w:rPr>
+          <w:lang w:val="es-PE"/>
+        </w:rPr>
+        <w:br/>
+        <w:t xml:space="preserve">ruta = </w:t>
+      </w:r>
+      <w:proofErr w:type="spellStart"/>
+      <w:r>
+        <w:rPr>
+          <w:lang w:val="es-PE"/>
+        </w:rPr>
+        <w:t>Path</w:t>
+      </w:r>
+      <w:proofErr w:type="spellEnd"/>
+      <w:r>
+        <w:rPr>
+          <w:lang w:val="es-PE"/>
+        </w:rPr>
+        <w:t>("ventas.csv")</w:t>
+      </w:r>
+      <w:r>
+        <w:rPr>
+          <w:lang w:val="es-PE"/>
+        </w:rPr>
+        <w:br/>
+      </w:r>
+      <w:proofErr w:type="spellStart"/>
+      <w:proofErr w:type="gramStart"/>
+      <w:r>
+        <w:rPr>
+          <w:lang w:val="es-PE"/>
+        </w:rPr>
+        <w:t>print</w:t>
+      </w:r>
+      <w:proofErr w:type="spellEnd"/>
+      <w:r>
+        <w:rPr>
+          <w:lang w:val="es-PE"/>
+        </w:rPr>
+        <w:t>(</w:t>
+      </w:r>
+      <w:proofErr w:type="gramEnd"/>
+      <w:r>
+        <w:rPr>
+          <w:lang w:val="es-PE"/>
+        </w:rPr>
+        <w:t xml:space="preserve">"CSV encontrado:", </w:t>
+      </w:r>
+      <w:proofErr w:type="spellStart"/>
+      <w:r>
+        <w:rPr>
+          <w:lang w:val="es-PE"/>
+        </w:rPr>
+        <w:t>ruta.is_file</w:t>
+      </w:r>
+      <w:proofErr w:type="spellEnd"/>
+      <w:r>
+        <w:rPr>
+          <w:lang w:val="es-PE"/>
+        </w:rPr>
+        <w:t>())</w:t>
+      </w:r>
+      <w:r>
+        <w:rPr>
+          <w:lang w:val="es-PE"/>
+        </w:rPr>
+        <w:br/>
+      </w:r>
+      <w:proofErr w:type="spellStart"/>
+      <w:r>
+        <w:rPr>
+          <w:lang w:val="es-PE"/>
+        </w:rPr>
+        <w:t>if</w:t>
+      </w:r>
+      <w:proofErr w:type="spellEnd"/>
+      <w:r>
+        <w:rPr>
+          <w:lang w:val="es-PE"/>
+        </w:rPr>
+        <w:t xml:space="preserve"> </w:t>
+      </w:r>
+      <w:proofErr w:type="spellStart"/>
+      <w:r>
+        <w:rPr>
+          <w:lang w:val="es-PE"/>
+        </w:rPr>
+        <w:t>ruta.is_file</w:t>
+      </w:r>
+      <w:proofErr w:type="spellEnd"/>
+      <w:r>
+        <w:rPr>
+          <w:lang w:val="es-PE"/>
+        </w:rPr>
+        <w:t>():</w:t>
+      </w:r>
+      <w:r>
+        <w:rPr>
+          <w:lang w:val="es-PE"/>
+        </w:rPr>
+        <w:br/>
+        <w:t xml:space="preserve">    </w:t>
+      </w:r>
+      <w:proofErr w:type="spellStart"/>
+      <w:r>
+        <w:rPr>
+          <w:lang w:val="es-PE"/>
+        </w:rPr>
+        <w:t>df</w:t>
+      </w:r>
+      <w:proofErr w:type="spellEnd"/>
+      <w:r>
+        <w:rPr>
+          <w:lang w:val="es-PE"/>
+        </w:rPr>
+        <w:t xml:space="preserve"> = </w:t>
+      </w:r>
+      <w:proofErr w:type="spellStart"/>
+      <w:r>
+        <w:rPr>
+          <w:lang w:val="es-PE"/>
+        </w:rPr>
+        <w:t>pd.read_csv</w:t>
+      </w:r>
+      <w:proofErr w:type="spellEnd"/>
+      <w:r>
+        <w:rPr>
+          <w:lang w:val="es-PE"/>
+        </w:rPr>
+        <w:t xml:space="preserve">(ruta, </w:t>
+      </w:r>
+      <w:proofErr w:type="spellStart"/>
+      <w:r>
+        <w:rPr>
+          <w:lang w:val="es-PE"/>
+        </w:rPr>
+        <w:t>encoding</w:t>
+      </w:r>
+      <w:proofErr w:type="spellEnd"/>
+      <w:r>
+        <w:rPr>
+          <w:lang w:val="es-PE"/>
+        </w:rPr>
+        <w:t xml:space="preserve">="utf-8-sig", </w:t>
+      </w:r>
+      <w:proofErr w:type="spellStart"/>
+      <w:r>
+        <w:rPr>
+          <w:lang w:val="es-PE"/>
+        </w:rPr>
+        <w:t>dtype</w:t>
+      </w:r>
+      <w:proofErr w:type="spellEnd"/>
+      <w:r>
+        <w:rPr>
+          <w:lang w:val="es-PE"/>
+        </w:rPr>
+        <w:t>=</w:t>
+      </w:r>
+      <w:proofErr w:type="spellStart"/>
+      <w:r>
+        <w:rPr>
+          <w:lang w:val="es-PE"/>
+        </w:rPr>
+        <w:t>str</w:t>
+      </w:r>
+      <w:proofErr w:type="spellEnd"/>
+      <w:r>
+        <w:rPr>
+          <w:lang w:val="es-PE"/>
+        </w:rPr>
+        <w:t xml:space="preserve">, </w:t>
+      </w:r>
+      <w:proofErr w:type="spellStart"/>
+      <w:r>
+        <w:rPr>
+          <w:lang w:val="es-PE"/>
+        </w:rPr>
+        <w:t>keep_default_na</w:t>
+      </w:r>
+      <w:proofErr w:type="spellEnd"/>
+      <w:r>
+        <w:rPr>
+          <w:lang w:val="es-PE"/>
+        </w:rPr>
+        <w:t>=False)</w:t>
+      </w:r>
+      <w:r>
+        <w:rPr>
+          <w:lang w:val="es-PE"/>
+        </w:rPr>
+        <w:br/>
+        <w:t xml:space="preserve">    </w:t>
+      </w:r>
+      <w:proofErr w:type="spellStart"/>
+      <w:r>
+        <w:rPr>
+          <w:lang w:val="es-PE"/>
+        </w:rPr>
+        <w:t>print</w:t>
+      </w:r>
+      <w:proofErr w:type="spellEnd"/>
+      <w:r>
+        <w:rPr>
+          <w:lang w:val="es-PE"/>
+        </w:rPr>
+        <w:t xml:space="preserve">("Filas:", </w:t>
+      </w:r>
+      <w:proofErr w:type="spellStart"/>
+      <w:r>
+        <w:rPr>
+          <w:lang w:val="es-PE"/>
+        </w:rPr>
+        <w:t>len</w:t>
+      </w:r>
+      <w:proofErr w:type="spellEnd"/>
+      <w:r>
+        <w:rPr>
+          <w:lang w:val="es-PE"/>
+        </w:rPr>
+        <w:t>(</w:t>
+      </w:r>
+      <w:proofErr w:type="spellStart"/>
+      <w:r>
+        <w:rPr>
+          <w:lang w:val="es-PE"/>
+        </w:rPr>
+        <w:t>df</w:t>
+      </w:r>
+      <w:proofErr w:type="spellEnd"/>
+      <w:r>
+        <w:rPr>
+          <w:lang w:val="es-PE"/>
+        </w:rPr>
+        <w:t xml:space="preserve">), "| Columnas:", </w:t>
+      </w:r>
+      <w:proofErr w:type="spellStart"/>
+      <w:r>
+        <w:rPr>
+          <w:lang w:val="es-PE"/>
+        </w:rPr>
+        <w:t>len</w:t>
+      </w:r>
+      <w:proofErr w:type="spellEnd"/>
+      <w:r>
+        <w:rPr>
+          <w:lang w:val="es-PE"/>
+        </w:rPr>
+        <w:t>(</w:t>
+      </w:r>
+      <w:proofErr w:type="spellStart"/>
+      <w:r>
+        <w:rPr>
+          <w:lang w:val="es-PE"/>
+        </w:rPr>
+        <w:t>df.columns</w:t>
+      </w:r>
+      <w:proofErr w:type="spellEnd"/>
+      <w:r>
+        <w:rPr>
+          <w:lang w:val="es-PE"/>
+        </w:rPr>
+        <w:t>))</w:t>
       </w:r>
     </w:p>
     <w:p>
       <w:pPr>
+        <w:pStyle w:val="Comando"/>
+        <w:shd w:val="clear" w:color="auto" w:fill="F0F4F8"/>
+        <w:rPr>
+          <w:lang w:val="es-PE"/>
+        </w:rPr>
+      </w:pPr>
+    </w:p>
+    <w:p>
+      <w:pPr>
+        <w:rPr>
+          <w:lang w:val="es-PE"/>
+        </w:rPr>
+      </w:pPr>
+      <w:r>
+        <w:rPr>
+          <w:lang w:val="es-PE"/>
+        </w:rPr>
+        <w:t>Resultado esperado: CSV encontrado: True; Filas: 500 | Columnas: 10. La lectura inicial no elimina ni corrige registros: esas operaciones corresponden al laboratorio ETL.</w:t>
+      </w:r>
+    </w:p>
+    <w:p>
+      <w:pPr>
         <w:pStyle w:val="Ttulo1"/>
-      </w:pPr>
-      <w:r>
+        <w:rPr>
+          <w:lang w:val="es-PE"/>
+        </w:rPr>
+      </w:pPr>
+      <w:r>
+        <w:rPr>
+          <w:lang w:val="es-PE"/>
+        </w:rPr>
         <w:t>10. Inicio del laboratorio y operación habitual</w:t>
       </w:r>
     </w:p>
@@ -1289,13 +3066,12 @@
           <w:p>
             <w:pPr>
               <w:spacing w:after="40"/>
-              <w:rPr>
-                <w:rFonts w:hint="eastAsia"/>
-              </w:rPr>
             </w:pPr>
+            <w:proofErr w:type="spellStart"/>
             <w:r>
               <w:t>Momento</w:t>
             </w:r>
+            <w:proofErr w:type="spellEnd"/>
           </w:p>
         </w:tc>
         <w:tc>
@@ -1307,9 +3083,6 @@
             <w:pPr>
               <w:spacing w:after="40"/>
               <w:cnfStyle w:val="100000000000" w:firstRow="1" w:lastRow="0" w:firstColumn="0" w:lastColumn="0" w:oddVBand="0" w:evenVBand="0" w:oddHBand="0" w:evenHBand="0" w:firstRowFirstColumn="0" w:firstRowLastColumn="0" w:lastRowFirstColumn="0" w:lastRowLastColumn="0"/>
-              <w:rPr>
-                <w:rFonts w:hint="eastAsia"/>
-              </w:rPr>
             </w:pPr>
             <w:r>
               <w:t>Qué ejecutar</w:t>
@@ -1331,9 +3104,6 @@
           <w:p>
             <w:pPr>
               <w:spacing w:after="40"/>
-              <w:rPr>
-                <w:rFonts w:hint="eastAsia"/>
-              </w:rPr>
             </w:pPr>
             <w:r>
               <w:t>Primera preparación</w:t>
@@ -1350,10 +3120,13 @@
               <w:spacing w:after="40"/>
               <w:cnfStyle w:val="000000100000" w:firstRow="0" w:lastRow="0" w:firstColumn="0" w:lastColumn="0" w:oddVBand="0" w:evenVBand="0" w:oddHBand="1" w:evenHBand="0" w:firstRowFirstColumn="0" w:firstRowLastColumn="0" w:lastRowFirstColumn="0" w:lastRowLastColumn="0"/>
               <w:rPr>
-                <w:rFonts w:hint="eastAsia"/>
+                <w:lang w:val="es-PE"/>
               </w:rPr>
             </w:pPr>
             <w:r>
+              <w:rPr>
+                <w:lang w:val="es-PE"/>
+              </w:rPr>
               <w:t>Secciones 2–9, una sola vez; verificar conexiones después de la instalación.</w:t>
             </w:r>
           </w:p>
@@ -1372,13 +3145,28 @@
           <w:p>
             <w:pPr>
               <w:spacing w:after="40"/>
-              <w:rPr>
-                <w:rFonts w:hint="eastAsia"/>
-              </w:rPr>
             </w:pPr>
+            <w:proofErr w:type="spellStart"/>
             <w:r>
-              <w:t>Cada nueva sesión</w:t>
+              <w:t>Cada</w:t>
             </w:r>
+            <w:proofErr w:type="spellEnd"/>
+            <w:r>
+              <w:t xml:space="preserve"> </w:t>
+            </w:r>
+            <w:proofErr w:type="spellStart"/>
+            <w:r>
+              <w:t>nueva</w:t>
+            </w:r>
+            <w:proofErr w:type="spellEnd"/>
+            <w:r>
+              <w:t xml:space="preserve"> </w:t>
+            </w:r>
+            <w:proofErr w:type="spellStart"/>
+            <w:r>
+              <w:t>sesión</w:t>
+            </w:r>
+            <w:proofErr w:type="spellEnd"/>
           </w:p>
         </w:tc>
         <w:tc>
@@ -1391,11 +3179,105 @@
               <w:spacing w:after="40"/>
               <w:cnfStyle w:val="000000000000" w:firstRow="0" w:lastRow="0" w:firstColumn="0" w:lastColumn="0" w:oddVBand="0" w:evenVBand="0" w:oddHBand="0" w:evenHBand="0" w:firstRowFirstColumn="0" w:firstRowLastColumn="0" w:lastRowFirstColumn="0" w:lastRowLastColumn="0"/>
               <w:rPr>
-                <w:rFonts w:hint="eastAsia"/>
+                <w:lang w:val="es-PE"/>
               </w:rPr>
             </w:pPr>
             <w:r>
-              <w:t>Abrir Anaconda Prompt → conda activate etl_bi → cd /d C:\Laboratorios\ETL_Ventas → jupyter lab.</w:t>
+              <w:rPr>
+                <w:lang w:val="es-PE"/>
+              </w:rPr>
+              <w:t xml:space="preserve">Abrir Anaconda </w:t>
+            </w:r>
+            <w:proofErr w:type="spellStart"/>
+            <w:r>
+              <w:rPr>
+                <w:lang w:val="es-PE"/>
+              </w:rPr>
+              <w:t>Prompt</w:t>
+            </w:r>
+            <w:proofErr w:type="spellEnd"/>
+            <w:r>
+              <w:rPr>
+                <w:lang w:val="es-PE"/>
+              </w:rPr>
+              <w:t xml:space="preserve"> → </w:t>
+            </w:r>
+            <w:proofErr w:type="spellStart"/>
+            <w:r>
+              <w:rPr>
+                <w:lang w:val="es-PE"/>
+              </w:rPr>
+              <w:t>conda</w:t>
+            </w:r>
+            <w:proofErr w:type="spellEnd"/>
+            <w:r>
+              <w:rPr>
+                <w:lang w:val="es-PE"/>
+              </w:rPr>
+              <w:t xml:space="preserve"> </w:t>
+            </w:r>
+            <w:proofErr w:type="spellStart"/>
+            <w:r>
+              <w:rPr>
+                <w:lang w:val="es-PE"/>
+              </w:rPr>
+              <w:t>activate</w:t>
+            </w:r>
+            <w:proofErr w:type="spellEnd"/>
+            <w:r>
+              <w:rPr>
+                <w:lang w:val="es-PE"/>
+              </w:rPr>
+              <w:t xml:space="preserve"> </w:t>
+            </w:r>
+            <w:proofErr w:type="spellStart"/>
+            <w:r>
+              <w:rPr>
+                <w:lang w:val="es-PE"/>
+              </w:rPr>
+              <w:t>etl_bi</w:t>
+            </w:r>
+            <w:proofErr w:type="spellEnd"/>
+            <w:r>
+              <w:rPr>
+                <w:lang w:val="es-PE"/>
+              </w:rPr>
+              <w:t xml:space="preserve"> → cd </w:t>
+            </w:r>
+            <w:r>
+              <w:rPr>
+                <w:lang w:val="es-PE"/>
+              </w:rPr>
+              <w:lastRenderedPageBreak/>
+              <w:t xml:space="preserve">/d C:\Laboratorios\ETL_Ventas → </w:t>
+            </w:r>
+            <w:proofErr w:type="spellStart"/>
+            <w:r>
+              <w:rPr>
+                <w:lang w:val="es-PE"/>
+              </w:rPr>
+              <w:t>jupyter</w:t>
+            </w:r>
+            <w:proofErr w:type="spellEnd"/>
+            <w:r>
+              <w:rPr>
+                <w:lang w:val="es-PE"/>
+              </w:rPr>
+              <w:t xml:space="preserve"> </w:t>
+            </w:r>
+            <w:proofErr w:type="spellStart"/>
+            <w:r>
+              <w:rPr>
+                <w:lang w:val="es-PE"/>
+              </w:rPr>
+              <w:t>lab</w:t>
+            </w:r>
+            <w:proofErr w:type="spellEnd"/>
+            <w:r>
+              <w:rPr>
+                <w:lang w:val="es-PE"/>
+              </w:rPr>
+              <w:t>.</w:t>
             </w:r>
           </w:p>
         </w:tc>
@@ -1414,13 +3296,16 @@
           <w:p>
             <w:pPr>
               <w:spacing w:after="40"/>
-              <w:rPr>
-                <w:rFonts w:hint="eastAsia"/>
-              </w:rPr>
             </w:pPr>
             <w:r>
-              <w:t>En JupyterLab</w:t>
+              <w:lastRenderedPageBreak/>
+              <w:t xml:space="preserve">En </w:t>
             </w:r>
+            <w:proofErr w:type="spellStart"/>
+            <w:r>
+              <w:t>JupyterLab</w:t>
+            </w:r>
+            <w:proofErr w:type="spellEnd"/>
           </w:p>
         </w:tc>
         <w:tc>
@@ -1433,11 +3318,30 @@
               <w:spacing w:after="40"/>
               <w:cnfStyle w:val="000000100000" w:firstRow="0" w:lastRow="0" w:firstColumn="0" w:lastColumn="0" w:oddVBand="0" w:evenVBand="0" w:oddHBand="1" w:evenHBand="0" w:firstRowFirstColumn="0" w:firstRowLastColumn="0" w:lastRowFirstColumn="0" w:lastRowLastColumn="0"/>
               <w:rPr>
-                <w:rFonts w:hint="eastAsia"/>
+                <w:lang w:val="es-PE"/>
               </w:rPr>
             </w:pPr>
+            <w:proofErr w:type="gramStart"/>
             <w:r>
-              <w:t>Abrir .ipynb, escoger Python (ETL BI) y ejecutar las celdas en orden.</w:t>
+              <w:rPr>
+                <w:lang w:val="es-PE"/>
+              </w:rPr>
+              <w:t>Abrir .</w:t>
+            </w:r>
+            <w:proofErr w:type="spellStart"/>
+            <w:r>
+              <w:rPr>
+                <w:lang w:val="es-PE"/>
+              </w:rPr>
+              <w:t>ipynb</w:t>
+            </w:r>
+            <w:proofErr w:type="spellEnd"/>
+            <w:proofErr w:type="gramEnd"/>
+            <w:r>
+              <w:rPr>
+                <w:lang w:val="es-PE"/>
+              </w:rPr>
+              <w:t>, escoger Python (ETL BI) y ejecutar las celdas en orden.</w:t>
             </w:r>
           </w:p>
         </w:tc>
@@ -1455,13 +3359,15 @@
           <w:p>
             <w:pPr>
               <w:spacing w:after="40"/>
-              <w:rPr>
-                <w:rFonts w:hint="eastAsia"/>
-              </w:rPr>
             </w:pPr>
             <w:r>
-              <w:t>Al finalizar</w:t>
+              <w:t xml:space="preserve">Al </w:t>
             </w:r>
+            <w:proofErr w:type="spellStart"/>
+            <w:r>
+              <w:t>finalizar</w:t>
+            </w:r>
+            <w:proofErr w:type="spellEnd"/>
           </w:p>
         </w:tc>
         <w:tc>
@@ -1474,11 +3380,56 @@
               <w:spacing w:after="40"/>
               <w:cnfStyle w:val="000000000000" w:firstRow="0" w:lastRow="0" w:firstColumn="0" w:lastColumn="0" w:oddVBand="0" w:evenVBand="0" w:oddHBand="0" w:evenHBand="0" w:firstRowFirstColumn="0" w:firstRowLastColumn="0" w:lastRowFirstColumn="0" w:lastRowLastColumn="0"/>
               <w:rPr>
-                <w:rFonts w:hint="eastAsia"/>
+                <w:lang w:val="es-PE"/>
               </w:rPr>
             </w:pPr>
             <w:r>
-              <w:t>Guardar el notebook; detener el servidor de Jupyter con Ctrl+C en Anaconda Prompt.</w:t>
+              <w:rPr>
+                <w:lang w:val="es-PE"/>
+              </w:rPr>
+              <w:t xml:space="preserve">Guardar el notebook; detener el servidor de </w:t>
+            </w:r>
+            <w:proofErr w:type="spellStart"/>
+            <w:r>
+              <w:rPr>
+                <w:lang w:val="es-PE"/>
+              </w:rPr>
+              <w:t>Jupyter</w:t>
+            </w:r>
+            <w:proofErr w:type="spellEnd"/>
+            <w:r>
+              <w:rPr>
+                <w:lang w:val="es-PE"/>
+              </w:rPr>
+              <w:t xml:space="preserve"> con </w:t>
+            </w:r>
+            <w:proofErr w:type="spellStart"/>
+            <w:r>
+              <w:rPr>
+                <w:lang w:val="es-PE"/>
+              </w:rPr>
+              <w:t>Ctrl+C</w:t>
+            </w:r>
+            <w:proofErr w:type="spellEnd"/>
+            <w:r>
+              <w:rPr>
+                <w:lang w:val="es-PE"/>
+              </w:rPr>
+              <w:t xml:space="preserve"> en Anaconda </w:t>
+            </w:r>
+            <w:proofErr w:type="spellStart"/>
+            <w:r>
+              <w:rPr>
+                <w:lang w:val="es-PE"/>
+              </w:rPr>
+              <w:t>Prompt</w:t>
+            </w:r>
+            <w:proofErr w:type="spellEnd"/>
+            <w:r>
+              <w:rPr>
+                <w:lang w:val="es-PE"/>
+              </w:rPr>
+              <w:t>.</w:t>
             </w:r>
           </w:p>
         </w:tc>
@@ -1517,9 +3468,6 @@
           <w:p>
             <w:pPr>
               <w:spacing w:after="40"/>
-              <w:rPr>
-                <w:rFonts w:hint="eastAsia"/>
-              </w:rPr>
             </w:pPr>
             <w:r>
               <w:t>Síntoma</w:t>
@@ -1535,9 +3483,6 @@
             <w:pPr>
               <w:spacing w:after="40"/>
               <w:cnfStyle w:val="100000000000" w:firstRow="1" w:lastRow="0" w:firstColumn="0" w:lastColumn="0" w:oddVBand="0" w:evenVBand="0" w:oddHBand="0" w:evenHBand="0" w:firstRowFirstColumn="0" w:firstRowLastColumn="0" w:lastRowFirstColumn="0" w:lastRowLastColumn="0"/>
-              <w:rPr>
-                <w:rFonts w:hint="eastAsia"/>
-              </w:rPr>
             </w:pPr>
             <w:r>
               <w:t>Diagnóstico y acción recomendada</w:t>
@@ -1559,9 +3504,6 @@
           <w:p>
             <w:pPr>
               <w:spacing w:after="40"/>
-              <w:rPr>
-                <w:rFonts w:hint="eastAsia"/>
-              </w:rPr>
             </w:pPr>
             <w:r>
               <w:t>conda no se reconoce</w:t>
@@ -1578,11 +3520,28 @@
               <w:spacing w:after="40"/>
               <w:cnfStyle w:val="000000100000" w:firstRow="0" w:lastRow="0" w:firstColumn="0" w:lastColumn="0" w:oddVBand="0" w:evenVBand="0" w:oddHBand="1" w:evenHBand="0" w:firstRowFirstColumn="0" w:firstRowLastColumn="0" w:lastRowFirstColumn="0" w:lastRowLastColumn="0"/>
               <w:rPr>
-                <w:rFonts w:hint="eastAsia"/>
+                <w:lang w:val="es-PE"/>
               </w:rPr>
             </w:pPr>
             <w:r>
-              <w:t>Abrir Anaconda Prompt, no una consola sin inicializar; verificar que Anaconda está instalado.</w:t>
+              <w:rPr>
+                <w:lang w:val="es-PE"/>
+              </w:rPr>
+              <w:t xml:space="preserve">Abrir Anaconda </w:t>
+            </w:r>
+            <w:proofErr w:type="spellStart"/>
+            <w:r>
+              <w:rPr>
+                <w:lang w:val="es-PE"/>
+              </w:rPr>
+              <w:t>Prompt</w:t>
+            </w:r>
+            <w:proofErr w:type="spellEnd"/>
+            <w:r>
+              <w:rPr>
+                <w:lang w:val="es-PE"/>
+              </w:rPr>
+              <w:t>, no una consola sin inicializar; verificar que Anaconda está instalado.</w:t>
             </w:r>
           </w:p>
         </w:tc>
@@ -1601,10 +3560,13 @@
             <w:pPr>
               <w:spacing w:after="40"/>
               <w:rPr>
-                <w:rFonts w:hint="eastAsia"/>
+                <w:lang w:val="es-PE"/>
               </w:rPr>
             </w:pPr>
             <w:r>
+              <w:rPr>
+                <w:lang w:val="es-PE"/>
+              </w:rPr>
               <w:t>No aparece Python (ETL BI)</w:t>
             </w:r>
           </w:p>
@@ -1618,12 +3580,167 @@
             <w:pPr>
               <w:spacing w:after="40"/>
               <w:cnfStyle w:val="000000000000" w:firstRow="0" w:lastRow="0" w:firstColumn="0" w:lastColumn="0" w:oddVBand="0" w:evenVBand="0" w:oddHBand="0" w:evenHBand="0" w:firstRowFirstColumn="0" w:firstRowLastColumn="0" w:lastRowFirstColumn="0" w:lastRowLastColumn="0"/>
+            </w:pPr>
+            <w:proofErr w:type="spellStart"/>
+            <w:r>
+              <w:t>Activar</w:t>
+            </w:r>
+            <w:proofErr w:type="spellEnd"/>
+            <w:r>
+              <w:t xml:space="preserve"> </w:t>
+            </w:r>
+            <w:proofErr w:type="spellStart"/>
+            <w:r>
+              <w:t>entorno</w:t>
+            </w:r>
+            <w:proofErr w:type="spellEnd"/>
+            <w:r>
+              <w:t xml:space="preserve"> y </w:t>
+            </w:r>
+            <w:proofErr w:type="spellStart"/>
+            <w:r>
+              <w:t>repetir</w:t>
+            </w:r>
+            <w:proofErr w:type="spellEnd"/>
+            <w:r>
+              <w:t xml:space="preserve"> python -m ipykernel install --user --name etl_bi --display-name "Python (ETL BI)".</w:t>
+            </w:r>
+          </w:p>
+        </w:tc>
+      </w:tr>
+      <w:tr>
+        <w:trPr>
+          <w:cnfStyle w:val="000000100000" w:firstRow="0" w:lastRow="0" w:firstColumn="0" w:lastColumn="0" w:oddVBand="0" w:evenVBand="0" w:oddHBand="1" w:evenHBand="0" w:firstRowFirstColumn="0" w:firstRowLastColumn="0" w:lastRowFirstColumn="0" w:lastRowLastColumn="0"/>
+          <w:jc w:val="center"/>
+        </w:trPr>
+        <w:tc>
+          <w:tcPr>
+            <w:cnfStyle w:val="001000000000" w:firstRow="0" w:lastRow="0" w:firstColumn="1" w:lastColumn="0" w:oddVBand="0" w:evenVBand="0" w:oddHBand="0" w:evenHBand="0" w:firstRowFirstColumn="0" w:firstRowLastColumn="0" w:lastRowFirstColumn="0" w:lastRowLastColumn="0"/>
+            <w:tcW w:w="4809" w:type="dxa"/>
+            <w:vAlign w:val="center"/>
+          </w:tcPr>
+          <w:p>
+            <w:pPr>
+              <w:spacing w:after="40"/>
+            </w:pPr>
+            <w:r>
+              <w:t>ModuleNotFoundError</w:t>
+            </w:r>
+          </w:p>
+        </w:tc>
+        <w:tc>
+          <w:tcPr>
+            <w:tcW w:w="4809" w:type="dxa"/>
+            <w:vAlign w:val="center"/>
+          </w:tcPr>
+          <w:p>
+            <w:pPr>
+              <w:spacing w:after="40"/>
+              <w:cnfStyle w:val="000000100000" w:firstRow="0" w:lastRow="0" w:firstColumn="0" w:lastColumn="0" w:oddVBand="0" w:evenVBand="0" w:oddHBand="1" w:evenHBand="0" w:firstRowFirstColumn="0" w:firstRowLastColumn="0" w:lastRowFirstColumn="0" w:lastRowLastColumn="0"/>
               <w:rPr>
-                <w:rFonts w:hint="eastAsia"/>
+                <w:lang w:val="es-PE"/>
               </w:rPr>
             </w:pPr>
             <w:r>
-              <w:t>Activar entorno y repetir python -m ipykernel install --user --name etl_bi --display-name "Python (ETL BI)".</w:t>
+              <w:rPr>
+                <w:lang w:val="es-PE"/>
+              </w:rPr>
+              <w:t xml:space="preserve">Verificar </w:t>
+            </w:r>
+            <w:proofErr w:type="spellStart"/>
+            <w:proofErr w:type="gramStart"/>
+            <w:r>
+              <w:rPr>
+                <w:lang w:val="es-PE"/>
+              </w:rPr>
+              <w:t>sys.executable</w:t>
+            </w:r>
+            <w:proofErr w:type="spellEnd"/>
+            <w:proofErr w:type="gramEnd"/>
+            <w:r>
+              <w:rPr>
+                <w:lang w:val="es-PE"/>
+              </w:rPr>
+              <w:t xml:space="preserve"> y el </w:t>
+            </w:r>
+            <w:proofErr w:type="spellStart"/>
+            <w:r>
+              <w:rPr>
+                <w:lang w:val="es-PE"/>
+              </w:rPr>
+              <w:t>kernel</w:t>
+            </w:r>
+            <w:proofErr w:type="spellEnd"/>
+            <w:r>
+              <w:rPr>
+                <w:lang w:val="es-PE"/>
+              </w:rPr>
+              <w:t>; instalar dependencias en el entorno activo.</w:t>
+            </w:r>
+          </w:p>
+        </w:tc>
+      </w:tr>
+      <w:tr>
+        <w:trPr>
+          <w:jc w:val="center"/>
+        </w:trPr>
+        <w:tc>
+          <w:tcPr>
+            <w:cnfStyle w:val="001000000000" w:firstRow="0" w:lastRow="0" w:firstColumn="1" w:lastColumn="0" w:oddVBand="0" w:evenVBand="0" w:oddHBand="0" w:evenHBand="0" w:firstRowFirstColumn="0" w:firstRowLastColumn="0" w:lastRowFirstColumn="0" w:lastRowLastColumn="0"/>
+            <w:tcW w:w="4809" w:type="dxa"/>
+            <w:vAlign w:val="center"/>
+          </w:tcPr>
+          <w:p>
+            <w:pPr>
+              <w:spacing w:after="40"/>
+            </w:pPr>
+            <w:r>
+              <w:t xml:space="preserve">IM002 / </w:t>
+            </w:r>
+            <w:proofErr w:type="spellStart"/>
+            <w:r>
+              <w:t>controlador</w:t>
+            </w:r>
+            <w:proofErr w:type="spellEnd"/>
+            <w:r>
+              <w:t xml:space="preserve"> no encontrado</w:t>
+            </w:r>
+          </w:p>
+        </w:tc>
+        <w:tc>
+          <w:tcPr>
+            <w:tcW w:w="4809" w:type="dxa"/>
+            <w:vAlign w:val="center"/>
+          </w:tcPr>
+          <w:p>
+            <w:pPr>
+              <w:spacing w:after="40"/>
+              <w:cnfStyle w:val="000000000000" w:firstRow="0" w:lastRow="0" w:firstColumn="0" w:lastColumn="0" w:oddVBand="0" w:evenVBand="0" w:oddHBand="0" w:evenHBand="0" w:firstRowFirstColumn="0" w:firstRowLastColumn="0" w:lastRowFirstColumn="0" w:lastRowLastColumn="0"/>
+              <w:rPr>
+                <w:lang w:val="es-PE"/>
+              </w:rPr>
+            </w:pPr>
+            <w:r>
+              <w:rPr>
+                <w:lang w:val="es-PE"/>
+              </w:rPr>
+              <w:t xml:space="preserve">Revisar </w:t>
+            </w:r>
+            <w:proofErr w:type="spellStart"/>
+            <w:proofErr w:type="gramStart"/>
+            <w:r>
+              <w:rPr>
+                <w:lang w:val="es-PE"/>
+              </w:rPr>
+              <w:t>pyodbc.drivers</w:t>
+            </w:r>
+            <w:proofErr w:type="spellEnd"/>
+            <w:proofErr w:type="gramEnd"/>
+            <w:r>
+              <w:rPr>
+                <w:lang w:val="es-PE"/>
+              </w:rPr>
+              <w:t>(); instalar ODBC Driver 18 (o ajustar CONTROLADOR al disponible).</w:t>
             </w:r>
           </w:p>
         </w:tc>
@@ -1643,11 +3760,14 @@
             <w:pPr>
               <w:spacing w:after="40"/>
               <w:rPr>
-                <w:rFonts w:hint="eastAsia"/>
+                <w:lang w:val="es-PE"/>
               </w:rPr>
             </w:pPr>
             <w:r>
-              <w:t>ModuleNotFoundError</w:t>
+              <w:rPr>
+                <w:lang w:val="es-PE"/>
+              </w:rPr>
+              <w:t>Error de inicio de sesión o servidor</w:t>
             </w:r>
           </w:p>
         </w:tc>
@@ -1661,11 +3781,14 @@
               <w:spacing w:after="40"/>
               <w:cnfStyle w:val="000000100000" w:firstRow="0" w:lastRow="0" w:firstColumn="0" w:lastColumn="0" w:oddVBand="0" w:evenVBand="0" w:oddHBand="1" w:evenHBand="0" w:firstRowFirstColumn="0" w:firstRowLastColumn="0" w:lastRowFirstColumn="0" w:lastRowLastColumn="0"/>
               <w:rPr>
-                <w:rFonts w:hint="eastAsia"/>
+                <w:lang w:val="es-PE"/>
               </w:rPr>
             </w:pPr>
             <w:r>
-              <w:t>Verificar sys.executable y el kernel; instalar dependencias en el entorno activo.</w:t>
+              <w:rPr>
+                <w:lang w:val="es-PE"/>
+              </w:rPr>
+              <w:t>Comprobar SERVIDOR, servicio de SQL Server, autenticación Windows y permiso de acceso.</w:t>
             </w:r>
           </w:p>
         </w:tc>
@@ -1683,13 +3806,17 @@
           <w:p>
             <w:pPr>
               <w:spacing w:after="40"/>
-              <w:rPr>
-                <w:rFonts w:hint="eastAsia"/>
-              </w:rPr>
             </w:pPr>
             <w:r>
-              <w:lastRenderedPageBreak/>
-              <w:t>IM002 / controlador no encontrado</w:t>
+              <w:t xml:space="preserve">Error de </w:t>
+            </w:r>
+            <w:proofErr w:type="spellStart"/>
+            <w:r>
+              <w:t>certificado</w:t>
+            </w:r>
+            <w:proofErr w:type="spellEnd"/>
+            <w:r>
+              <w:t xml:space="preserve"> TLS</w:t>
             </w:r>
           </w:p>
         </w:tc>
@@ -1703,11 +3830,28 @@
               <w:spacing w:after="40"/>
               <w:cnfStyle w:val="000000000000" w:firstRow="0" w:lastRow="0" w:firstColumn="0" w:lastColumn="0" w:oddVBand="0" w:evenVBand="0" w:oddHBand="0" w:evenHBand="0" w:firstRowFirstColumn="0" w:firstRowLastColumn="0" w:lastRowFirstColumn="0" w:lastRowLastColumn="0"/>
               <w:rPr>
-                <w:rFonts w:hint="eastAsia"/>
+                <w:lang w:val="es-PE"/>
               </w:rPr>
             </w:pPr>
             <w:r>
-              <w:t>Revisar pyodbc.drivers(); instalar ODBC Driver 18 (o ajustar CONTROLADOR al disponible).</w:t>
+              <w:rPr>
+                <w:lang w:val="es-PE"/>
+              </w:rPr>
+              <w:t xml:space="preserve">Para la práctica local, revisar la cadena mostrada; no trasladar </w:t>
+            </w:r>
+            <w:proofErr w:type="spellStart"/>
+            <w:r>
+              <w:rPr>
+                <w:lang w:val="es-PE"/>
+              </w:rPr>
+              <w:t>TrustServerCertificate</w:t>
+            </w:r>
+            <w:proofErr w:type="spellEnd"/>
+            <w:r>
+              <w:rPr>
+                <w:lang w:val="es-PE"/>
+              </w:rPr>
+              <w:t>=yes a producción.</w:t>
             </w:r>
           </w:p>
         </w:tc>
@@ -1726,12 +3870,14 @@
           <w:p>
             <w:pPr>
               <w:spacing w:after="40"/>
-              <w:rPr>
-                <w:rFonts w:hint="eastAsia"/>
-              </w:rPr>
             </w:pPr>
+            <w:proofErr w:type="spellStart"/>
             <w:r>
-              <w:t>Error de inicio de sesión o servidor</w:t>
+              <w:t>FileNotFoundError</w:t>
+            </w:r>
+            <w:proofErr w:type="spellEnd"/>
+            <w:r>
+              <w:t>: ventas.csv</w:t>
             </w:r>
           </w:p>
         </w:tc>
@@ -1745,11 +3891,36 @@
               <w:spacing w:after="40"/>
               <w:cnfStyle w:val="000000100000" w:firstRow="0" w:lastRow="0" w:firstColumn="0" w:lastColumn="0" w:oddVBand="0" w:evenVBand="0" w:oddHBand="1" w:evenHBand="0" w:firstRowFirstColumn="0" w:firstRowLastColumn="0" w:lastRowFirstColumn="0" w:lastRowLastColumn="0"/>
               <w:rPr>
-                <w:rFonts w:hint="eastAsia"/>
+                <w:lang w:val="es-PE"/>
               </w:rPr>
             </w:pPr>
             <w:r>
-              <w:t>Comprobar SERVIDOR, servicio de SQL Server, autenticación Windows y permiso de acceso.</w:t>
+              <w:rPr>
+                <w:lang w:val="es-PE"/>
+              </w:rPr>
+              <w:t xml:space="preserve">Comprobar </w:t>
+            </w:r>
+            <w:proofErr w:type="spellStart"/>
+            <w:proofErr w:type="gramStart"/>
+            <w:r>
+              <w:rPr>
+                <w:lang w:val="es-PE"/>
+              </w:rPr>
+              <w:t>Path.cwd</w:t>
+            </w:r>
+            <w:proofErr w:type="spellEnd"/>
+            <w:r>
+              <w:rPr>
+                <w:lang w:val="es-PE"/>
+              </w:rPr>
+              <w:t>(</w:t>
+            </w:r>
+            <w:proofErr w:type="gramEnd"/>
+            <w:r>
+              <w:rPr>
+                <w:lang w:val="es-PE"/>
+              </w:rPr>
+              <w:t>) y ubicar el CSV en esa carpeta, o definir una ruta explícita.</w:t>
             </w:r>
           </w:p>
         </w:tc>
@@ -1767,13 +3938,20 @@
           <w:p>
             <w:pPr>
               <w:spacing w:after="40"/>
-              <w:rPr>
-                <w:rFonts w:hint="eastAsia"/>
-              </w:rPr>
             </w:pPr>
+            <w:proofErr w:type="spellStart"/>
             <w:r>
-              <w:t>Error de certificado TLS</w:t>
+              <w:t>DataMartVentas</w:t>
             </w:r>
+            <w:proofErr w:type="spellEnd"/>
+            <w:r>
+              <w:t xml:space="preserve"> no </w:t>
+            </w:r>
+            <w:proofErr w:type="spellStart"/>
+            <w:r>
+              <w:t>existe</w:t>
+            </w:r>
+            <w:proofErr w:type="spellEnd"/>
           </w:p>
         </w:tc>
         <w:tc>
@@ -1786,94 +3964,28 @@
               <w:spacing w:after="40"/>
               <w:cnfStyle w:val="000000000000" w:firstRow="0" w:lastRow="0" w:firstColumn="0" w:lastColumn="0" w:oddVBand="0" w:evenVBand="0" w:oddHBand="0" w:evenHBand="0" w:firstRowFirstColumn="0" w:firstRowLastColumn="0" w:lastRowFirstColumn="0" w:lastRowLastColumn="0"/>
               <w:rPr>
-                <w:rFonts w:hint="eastAsia"/>
+                <w:lang w:val="es-PE"/>
               </w:rPr>
             </w:pPr>
             <w:r>
-              <w:t>Para la práctica local, revisar la cadena mostrada; no trasladar TrustServerCertificate=yes a producción.</w:t>
+              <w:rPr>
+                <w:lang w:val="es-PE"/>
+              </w:rPr>
+              <w:t xml:space="preserve">Ejecutar y verificar </w:t>
             </w:r>
-          </w:p>
-        </w:tc>
-      </w:tr>
-      <w:tr>
-        <w:trPr>
-          <w:cnfStyle w:val="000000100000" w:firstRow="0" w:lastRow="0" w:firstColumn="0" w:lastColumn="0" w:oddVBand="0" w:evenVBand="0" w:oddHBand="1" w:evenHBand="0" w:firstRowFirstColumn="0" w:firstRowLastColumn="0" w:lastRowFirstColumn="0" w:lastRowLastColumn="0"/>
-          <w:jc w:val="center"/>
-        </w:trPr>
-        <w:tc>
-          <w:tcPr>
-            <w:cnfStyle w:val="001000000000" w:firstRow="0" w:lastRow="0" w:firstColumn="1" w:lastColumn="0" w:oddVBand="0" w:evenVBand="0" w:oddHBand="0" w:evenHBand="0" w:firstRowFirstColumn="0" w:firstRowLastColumn="0" w:lastRowFirstColumn="0" w:lastRowLastColumn="0"/>
-            <w:tcW w:w="4809" w:type="dxa"/>
-            <w:vAlign w:val="center"/>
-          </w:tcPr>
-          <w:p>
-            <w:pPr>
-              <w:spacing w:after="40"/>
+            <w:proofErr w:type="spellStart"/>
+            <w:r>
               <w:rPr>
-                <w:rFonts w:hint="eastAsia"/>
+                <w:lang w:val="es-PE"/>
               </w:rPr>
-            </w:pPr>
+              <w:t>DataMartVentas.sql</w:t>
+            </w:r>
+            <w:proofErr w:type="spellEnd"/>
             <w:r>
-              <w:t>FileNotFoundError: ventas.csv</w:t>
-            </w:r>
-          </w:p>
-        </w:tc>
-        <w:tc>
-          <w:tcPr>
-            <w:tcW w:w="4809" w:type="dxa"/>
-            <w:vAlign w:val="center"/>
-          </w:tcPr>
-          <w:p>
-            <w:pPr>
-              <w:spacing w:after="40"/>
-              <w:cnfStyle w:val="000000100000" w:firstRow="0" w:lastRow="0" w:firstColumn="0" w:lastColumn="0" w:oddVBand="0" w:evenVBand="0" w:oddHBand="1" w:evenHBand="0" w:firstRowFirstColumn="0" w:firstRowLastColumn="0" w:lastRowFirstColumn="0" w:lastRowLastColumn="0"/>
               <w:rPr>
-                <w:rFonts w:hint="eastAsia"/>
+                <w:lang w:val="es-PE"/>
               </w:rPr>
-            </w:pPr>
-            <w:r>
-              <w:t>Comprobar Path.cwd() y ubicar el CSV en esa carpeta, o definir una ruta explícita.</w:t>
-            </w:r>
-          </w:p>
-        </w:tc>
-      </w:tr>
-      <w:tr>
-        <w:trPr>
-          <w:jc w:val="center"/>
-        </w:trPr>
-        <w:tc>
-          <w:tcPr>
-            <w:cnfStyle w:val="001000000000" w:firstRow="0" w:lastRow="0" w:firstColumn="1" w:lastColumn="0" w:oddVBand="0" w:evenVBand="0" w:oddHBand="0" w:evenHBand="0" w:firstRowFirstColumn="0" w:firstRowLastColumn="0" w:lastRowFirstColumn="0" w:lastRowLastColumn="0"/>
-            <w:tcW w:w="4809" w:type="dxa"/>
-            <w:vAlign w:val="center"/>
-          </w:tcPr>
-          <w:p>
-            <w:pPr>
-              <w:spacing w:after="40"/>
-              <w:rPr>
-                <w:rFonts w:hint="eastAsia"/>
-              </w:rPr>
-            </w:pPr>
-            <w:r>
-              <w:t>DataMartVentas no existe</w:t>
-            </w:r>
-          </w:p>
-        </w:tc>
-        <w:tc>
-          <w:tcPr>
-            <w:tcW w:w="4809" w:type="dxa"/>
-            <w:vAlign w:val="center"/>
-          </w:tcPr>
-          <w:p>
-            <w:pPr>
-              <w:spacing w:after="40"/>
-              <w:cnfStyle w:val="000000000000" w:firstRow="0" w:lastRow="0" w:firstColumn="0" w:lastColumn="0" w:oddVBand="0" w:evenVBand="0" w:oddHBand="0" w:evenHBand="0" w:firstRowFirstColumn="0" w:firstRowLastColumn="0" w:lastRowFirstColumn="0" w:lastRowLastColumn="0"/>
-              <w:rPr>
-                <w:rFonts w:hint="eastAsia"/>
-              </w:rPr>
-            </w:pPr>
-            <w:r>
-              <w:t>Ejecutar y verificar DataMartVentas.sql en la instancia correcta antes del notebook.</w:t>
+              <w:t xml:space="preserve"> en la instancia correcta antes del notebook.</w:t>
             </w:r>
           </w:p>
         </w:tc>
@@ -1882,145 +3994,322 @@
     <w:p>
       <w:pPr>
         <w:pStyle w:val="Ttulo1"/>
-      </w:pPr>
-      <w:r>
+        <w:rPr>
+          <w:lang w:val="es-PE"/>
+        </w:rPr>
+      </w:pPr>
+      <w:r>
+        <w:rPr>
+          <w:lang w:val="es-PE"/>
+        </w:rPr>
         <w:t>12. Lista de comprobación antes del laboratorio</w:t>
       </w:r>
     </w:p>
     <w:p>
       <w:pPr>
         <w:rPr>
-          <w:rFonts w:hint="eastAsia"/>
-        </w:rPr>
-      </w:pPr>
-      <w:r>
-        <w:t>☐ El entorno etl_bi existe y se activa sin errores.</w:t>
+          <w:lang w:val="es-PE"/>
+        </w:rPr>
+      </w:pPr>
+      <w:r>
+        <w:rPr>
+          <w:lang w:val="es-PE"/>
+        </w:rPr>
+        <w:t xml:space="preserve">☐ El entorno </w:t>
+      </w:r>
+      <w:proofErr w:type="spellStart"/>
+      <w:r>
+        <w:rPr>
+          <w:lang w:val="es-PE"/>
+        </w:rPr>
+        <w:t>etl_bi</w:t>
+      </w:r>
+      <w:proofErr w:type="spellEnd"/>
+      <w:r>
+        <w:rPr>
+          <w:lang w:val="es-PE"/>
+        </w:rPr>
+        <w:t xml:space="preserve"> existe y se activa sin errores.</w:t>
       </w:r>
     </w:p>
     <w:p>
       <w:pPr>
         <w:rPr>
-          <w:rFonts w:hint="eastAsia"/>
-        </w:rPr>
-      </w:pPr>
-      <w:r>
+          <w:lang w:val="es-PE"/>
+        </w:rPr>
+      </w:pPr>
+      <w:r>
+        <w:rPr>
+          <w:lang w:val="es-PE"/>
+        </w:rPr>
         <w:t>☐ Python 3.11 y las dependencias importan correctamente.</w:t>
       </w:r>
     </w:p>
     <w:p>
       <w:pPr>
         <w:rPr>
-          <w:rFonts w:hint="eastAsia"/>
-        </w:rPr>
-      </w:pPr>
-      <w:r>
-        <w:t>☐ JupyterLab abre el cuaderno con el kernel Python (ETL BI).</w:t>
+          <w:lang w:val="es-PE"/>
+        </w:rPr>
+      </w:pPr>
+      <w:r>
+        <w:rPr>
+          <w:lang w:val="es-PE"/>
+        </w:rPr>
+        <w:t xml:space="preserve">☐ </w:t>
+      </w:r>
+      <w:proofErr w:type="spellStart"/>
+      <w:r>
+        <w:rPr>
+          <w:lang w:val="es-PE"/>
+        </w:rPr>
+        <w:t>JupyterLab</w:t>
+      </w:r>
+      <w:proofErr w:type="spellEnd"/>
+      <w:r>
+        <w:rPr>
+          <w:lang w:val="es-PE"/>
+        </w:rPr>
+        <w:t xml:space="preserve"> abre el cuaderno con el </w:t>
+      </w:r>
+      <w:proofErr w:type="spellStart"/>
+      <w:r>
+        <w:rPr>
+          <w:lang w:val="es-PE"/>
+        </w:rPr>
+        <w:t>kernel</w:t>
+      </w:r>
+      <w:proofErr w:type="spellEnd"/>
+      <w:r>
+        <w:rPr>
+          <w:lang w:val="es-PE"/>
+        </w:rPr>
+        <w:t xml:space="preserve"> Python (ETL BI).</w:t>
       </w:r>
     </w:p>
     <w:p>
       <w:pPr>
         <w:rPr>
-          <w:rFonts w:hint="eastAsia"/>
-        </w:rPr>
-      </w:pPr>
-      <w:r>
-        <w:t>☐ El ODBC Driver para SQL Server aparece en pyodbc.drivers().</w:t>
+          <w:lang w:val="es-PE"/>
+        </w:rPr>
+      </w:pPr>
+      <w:r>
+        <w:rPr>
+          <w:lang w:val="es-PE"/>
+        </w:rPr>
+        <w:t xml:space="preserve">☐ El ODBC Driver para SQL Server aparece en </w:t>
+      </w:r>
+      <w:proofErr w:type="spellStart"/>
+      <w:proofErr w:type="gramStart"/>
+      <w:r>
+        <w:rPr>
+          <w:lang w:val="es-PE"/>
+        </w:rPr>
+        <w:t>pyodbc.drivers</w:t>
+      </w:r>
+      <w:proofErr w:type="spellEnd"/>
+      <w:proofErr w:type="gramEnd"/>
+      <w:r>
+        <w:rPr>
+          <w:lang w:val="es-PE"/>
+        </w:rPr>
+        <w:t>().</w:t>
       </w:r>
     </w:p>
     <w:p>
       <w:pPr>
         <w:rPr>
-          <w:rFonts w:hint="eastAsia"/>
-        </w:rPr>
-      </w:pPr>
-      <w:r>
-        <w:t>☐ SQL Server contiene la base DataMartVentas y sus cuatro tablas.</w:t>
+          <w:lang w:val="es-PE"/>
+        </w:rPr>
+      </w:pPr>
+      <w:r>
+        <w:rPr>
+          <w:lang w:val="es-PE"/>
+        </w:rPr>
+        <w:t xml:space="preserve">☐ SQL Server contiene la base </w:t>
+      </w:r>
+      <w:proofErr w:type="spellStart"/>
+      <w:r>
+        <w:rPr>
+          <w:lang w:val="es-PE"/>
+        </w:rPr>
+        <w:t>DataMartVentas</w:t>
+      </w:r>
+      <w:proofErr w:type="spellEnd"/>
+      <w:r>
+        <w:rPr>
+          <w:lang w:val="es-PE"/>
+        </w:rPr>
+        <w:t xml:space="preserve"> y sus cuatro tablas.</w:t>
       </w:r>
     </w:p>
     <w:p>
       <w:pPr>
         <w:rPr>
-          <w:rFonts w:hint="eastAsia"/>
-        </w:rPr>
-      </w:pPr>
-      <w:r>
-        <w:t>☐ La conexión de Python devuelve DataMartVentas.</w:t>
+          <w:lang w:val="es-PE"/>
+        </w:rPr>
+      </w:pPr>
+      <w:r>
+        <w:rPr>
+          <w:lang w:val="es-PE"/>
+        </w:rPr>
+        <w:t xml:space="preserve">☐ La conexión de Python devuelve </w:t>
+      </w:r>
+      <w:proofErr w:type="spellStart"/>
+      <w:r>
+        <w:rPr>
+          <w:lang w:val="es-PE"/>
+        </w:rPr>
+        <w:t>DataMartVentas</w:t>
+      </w:r>
+      <w:proofErr w:type="spellEnd"/>
+      <w:r>
+        <w:rPr>
+          <w:lang w:val="es-PE"/>
+        </w:rPr>
+        <w:t>.</w:t>
       </w:r>
     </w:p>
     <w:p>
       <w:pPr>
         <w:rPr>
-          <w:rFonts w:hint="eastAsia"/>
-        </w:rPr>
-      </w:pPr>
-      <w:r>
+          <w:lang w:val="es-PE"/>
+        </w:rPr>
+      </w:pPr>
+      <w:r>
+        <w:rPr>
+          <w:lang w:val="es-PE"/>
+        </w:rPr>
         <w:t>☐ Python encuentra ventas.csv y reconoce 500 filas y 10 columnas.</w:t>
       </w:r>
     </w:p>
     <w:p>
       <w:pPr>
         <w:pStyle w:val="Ttulo1"/>
-      </w:pPr>
-      <w:r>
+        <w:rPr>
+          <w:lang w:val="es-PE"/>
+        </w:rPr>
+      </w:pPr>
+      <w:r>
+        <w:rPr>
+          <w:lang w:val="es-PE"/>
+        </w:rPr>
         <w:t>Fuentes técnicas oficiales</w:t>
       </w:r>
     </w:p>
     <w:p>
       <w:pPr>
         <w:rPr>
-          <w:rFonts w:hint="eastAsia"/>
-        </w:rPr>
-      </w:pPr>
-      <w:r>
+          <w:lang w:val="es-PE"/>
+        </w:rPr>
+      </w:pPr>
+      <w:r>
+        <w:rPr>
+          <w:lang w:val="es-PE"/>
+        </w:rPr>
         <w:t>• Anaconda — gestión de entornos: https://www.anaconda.com/docs/tools/working-with-conda/environments</w:t>
       </w:r>
     </w:p>
     <w:p>
       <w:pPr>
         <w:rPr>
-          <w:rFonts w:hint="eastAsia"/>
-        </w:rPr>
-      </w:pPr>
-      <w:r>
-        <w:t>• Conda — administración de entornos: https://docs.conda.io/projects/conda/en/latest/user-guide/tasks/manage-environments.html</w:t>
+          <w:lang w:val="es-PE"/>
+        </w:rPr>
+      </w:pPr>
+      <w:r>
+        <w:rPr>
+          <w:lang w:val="es-PE"/>
+        </w:rPr>
+        <w:t xml:space="preserve">• </w:t>
+      </w:r>
+      <w:proofErr w:type="spellStart"/>
+      <w:r>
+        <w:rPr>
+          <w:lang w:val="es-PE"/>
+        </w:rPr>
+        <w:t>Conda</w:t>
+      </w:r>
+      <w:proofErr w:type="spellEnd"/>
+      <w:r>
+        <w:rPr>
+          <w:lang w:val="es-PE"/>
+        </w:rPr>
+        <w:t xml:space="preserve"> — administración de entornos: https://docs.conda.io/projects/conda/en/latest/user-guide/tasks/manage-environments.html</w:t>
       </w:r>
     </w:p>
     <w:p>
       <w:pPr>
         <w:rPr>
-          <w:rFonts w:hint="eastAsia"/>
-        </w:rPr>
-      </w:pPr>
-      <w:r>
-        <w:t>• JupyterLab — instalación y uso: https://jupyterlab.readthedocs.io/en/stable/getting_started/installation.html</w:t>
+          <w:lang w:val="es-PE"/>
+        </w:rPr>
+      </w:pPr>
+      <w:r>
+        <w:rPr>
+          <w:lang w:val="es-PE"/>
+        </w:rPr>
+        <w:t xml:space="preserve">• </w:t>
+      </w:r>
+      <w:proofErr w:type="spellStart"/>
+      <w:r>
+        <w:rPr>
+          <w:lang w:val="es-PE"/>
+        </w:rPr>
+        <w:t>JupyterLab</w:t>
+      </w:r>
+      <w:proofErr w:type="spellEnd"/>
+      <w:r>
+        <w:rPr>
+          <w:lang w:val="es-PE"/>
+        </w:rPr>
+        <w:t xml:space="preserve"> — instalación y uso: https://jupyterlab.readthedocs.io/en/stable/getting_started/installation.html</w:t>
       </w:r>
     </w:p>
     <w:p>
       <w:pPr>
         <w:rPr>
-          <w:rFonts w:hint="eastAsia"/>
-        </w:rPr>
-      </w:pPr>
-      <w:r>
-        <w:t>• IPython — instalación de kernels: https://ipython.readthedocs.io/en/stable/install/kernel_install.html</w:t>
+          <w:lang w:val="es-PE"/>
+        </w:rPr>
+      </w:pPr>
+      <w:r>
+        <w:rPr>
+          <w:lang w:val="es-PE"/>
+        </w:rPr>
+        <w:t xml:space="preserve">• </w:t>
+      </w:r>
+      <w:proofErr w:type="spellStart"/>
+      <w:r>
+        <w:rPr>
+          <w:lang w:val="es-PE"/>
+        </w:rPr>
+        <w:t>IPython</w:t>
+      </w:r>
+      <w:proofErr w:type="spellEnd"/>
+      <w:r>
+        <w:rPr>
+          <w:lang w:val="es-PE"/>
+        </w:rPr>
+        <w:t xml:space="preserve"> — instalación de </w:t>
+      </w:r>
+      <w:proofErr w:type="spellStart"/>
+      <w:r>
+        <w:rPr>
+          <w:lang w:val="es-PE"/>
+        </w:rPr>
+        <w:t>kernels</w:t>
+      </w:r>
+      <w:proofErr w:type="spellEnd"/>
+      <w:r>
+        <w:rPr>
+          <w:lang w:val="es-PE"/>
+        </w:rPr>
+        <w:t>: https://ipython.readthedocs.io/en/stable/install/kernel_install.html</w:t>
       </w:r>
     </w:p>
     <w:p>
-      <w:pPr>
-        <w:rPr>
-          <w:rFonts w:hint="eastAsia"/>
-        </w:rPr>
-      </w:pPr>
       <w:r>
         <w:t>• Microsoft — ODBC Driver for SQL Server: https://learn.microsoft.com/sql/connect/odbc/download-odbc-driver-for-sql-server</w:t>
       </w:r>
     </w:p>
     <w:p>
-      <w:pPr>
-        <w:rPr>
-          <w:rFonts w:hint="eastAsia"/>
-        </w:rPr>
-      </w:pPr>
       <w:r>
         <w:t>• SQLAlchemy — Microsoft SQL Server / pyodbc: https://docs.sqlalchemy.org/en/20/dialects/mssql.html</w:t>
       </w:r>
@@ -2028,10 +4317,14 @@
     <w:p>
       <w:pPr>
         <w:rPr>
-          <w:rFonts w:hint="eastAsia"/>
-        </w:rPr>
-      </w:pPr>
-      <w:r>
+          <w:lang w:val="es-PE"/>
+        </w:rPr>
+      </w:pPr>
+      <w:r>
+        <w:rPr>
+          <w:lang w:val="es-PE"/>
+        </w:rPr>
+        <w:lastRenderedPageBreak/>
         <w:t>Alcance de la guía: instrucciones previstas para Windows 11 con Anaconda y SQL Server local. Los resultados exactos dependen de las versiones instaladas, del nombre de instancia y de los permisos de cada equipo.</w:t>
       </w:r>
     </w:p>
@@ -2048,14 +4341,11 @@
 </file>
 
 <file path=word/endnotes.xml><?xml version="1.0" encoding="utf-8"?>
-<w:endnotes xmlns:wpc="http://schemas.microsoft.com/office/word/2010/wordprocessingCanvas" xmlns:cx="http://schemas.microsoft.com/office/drawing/2014/chartex" xmlns:cx1="http://schemas.microsoft.com/office/drawing/2015/9/8/chartex" xmlns:cx2="http://schemas.microsoft.com/office/drawing/2015/10/21/chartex" xmlns:cx3="http://schemas.microsoft.com/office/drawing/2016/5/9/chartex" xmlns:cx4="http://schemas.microsoft.com/office/drawing/2016/5/10/chartex" xmlns:cx5="http://schemas.microsoft.com/office/drawing/2016/5/11/chartex" xmlns:cx6="http://schemas.microsoft.com/office/drawing/2016/5/12/chartex" xmlns:cx7="http://schemas.microsoft.com/office/drawing/2016/5/13/chartex" xmlns:cx8="http://schemas.microsoft.com/office/drawing/2016/5/14/chartex" xmlns:mc="http://schemas.openxmlformats.org/markup-compatibility/2006" xmlns:aink="http://schemas.microsoft.com/office/drawing/2016/ink" xmlns:am3d="http://schemas.microsoft.com/office/drawing/2017/model3d" xmlns:o="urn:schemas-microsoft-com:office:office" xmlns:oel="http://schemas.microsoft.com/office/2019/extlst" xmlns:r="http://schemas.openxmlformats.org/officeDocument/2006/relationships" xmlns:m="http://schemas.openxmlformats.org/officeDocument/2006/math" xmlns:v="urn:schemas-microsoft-com:vml" xmlns:wp14="http://schemas.microsoft.com/office/word/2010/wordprocessingDrawing" xmlns:wp="http://schemas.openxmlformats.org/drawingml/2006/wordprocessingDrawing" xmlns:w10="urn:schemas-microsoft-com:office:word" xmlns:w="http://schemas.openxmlformats.org/wordprocessingml/2006/main" xmlns:w14="http://schemas.microsoft.com/office/word/2010/wordml" xmlns:w15="http://schemas.microsoft.com/office/word/2012/wordml" xmlns:w16cex="http://schemas.microsoft.com/office/word/2018/wordml/cex" xmlns:w16cid="http://schemas.microsoft.com/office/word/2016/wordml/cid" xmlns:w16="http://schemas.microsoft.com/office/word/2018/wordml" xmlns:w16du="http://schemas.microsoft.com/office/word/2023/wordml/word16du" xmlns:w16sdtdh="http://schemas.microsoft.com/office/word/2020/wordml/sdtdatahash" xmlns:w16sdtfl="http://schemas.microsoft.com/office/word/2024/wordml/sdtformatlock" xmlns:w16se="http://schemas.microsoft.com/office/word/2015/wordml/symex" xmlns:wpg="http://schemas.microsoft.com/office/word/2010/wordprocessingGroup" xmlns:wpi="http://schemas.microsoft.com/office/word/2010/wordprocessingInk" xmlns:wne="http://schemas.microsoft.com/office/word/2006/wordml" xmlns:wps="http://schemas.microsoft.com/office/word/2010/wordprocessingShape" mc:Ignorable="w14 w15 w16se w16cid w16 w16cex w16sdtdh w16sdtfl w16du wp14">
+<w:endnotes xmlns:wpc="http://schemas.microsoft.com/office/word/2010/wordprocessingCanvas" xmlns:cx="http://schemas.microsoft.com/office/drawing/2014/chartex" xmlns:cx1="http://schemas.microsoft.com/office/drawing/2015/9/8/chartex" xmlns:cx2="http://schemas.microsoft.com/office/drawing/2015/10/21/chartex" xmlns:cx3="http://schemas.microsoft.com/office/drawing/2016/5/9/chartex" xmlns:cx4="http://schemas.microsoft.com/office/drawing/2016/5/10/chartex" xmlns:cx5="http://schemas.microsoft.com/office/drawing/2016/5/11/chartex" xmlns:cx6="http://schemas.microsoft.com/office/drawing/2016/5/12/chartex" xmlns:cx7="http://schemas.microsoft.com/office/drawing/2016/5/13/chartex" xmlns:cx8="http://schemas.microsoft.com/office/drawing/2016/5/14/chartex" xmlns:mc="http://schemas.openxmlformats.org/markup-compatibility/2006" xmlns:aink="http://schemas.microsoft.com/office/drawing/2016/ink" xmlns:am3d="http://schemas.microsoft.com/office/drawing/2017/model3d" xmlns:o="urn:schemas-microsoft-com:office:office" xmlns:oel="http://schemas.microsoft.com/office/2019/extlst" xmlns:r="http://schemas.openxmlformats.org/officeDocument/2006/relationships" xmlns:m="http://schemas.openxmlformats.org/officeDocument/2006/math" xmlns:v="urn:schemas-microsoft-com:vml" xmlns:wp14="http://schemas.microsoft.com/office/word/2010/wordprocessingDrawing" xmlns:wp="http://schemas.openxmlformats.org/drawingml/2006/wordprocessingDrawing" xmlns:w10="urn:schemas-microsoft-com:office:word" xmlns:w="http://schemas.openxmlformats.org/wordprocessingml/2006/main" xmlns:w14="http://schemas.microsoft.com/office/word/2010/wordml" xmlns:w15="http://schemas.microsoft.com/office/word/2012/wordml" xmlns:w16cex="http://schemas.microsoft.com/office/word/2018/wordml/cex" xmlns:w16cid="http://schemas.microsoft.com/office/word/2016/wordml/cid" xmlns:w16="http://schemas.microsoft.com/office/word/2018/wordml" xmlns:w16sdtdh="http://schemas.microsoft.com/office/word/2020/wordml/sdtdatahash" xmlns:w16se="http://schemas.microsoft.com/office/word/2015/wordml/symex" xmlns:wpg="http://schemas.microsoft.com/office/word/2010/wordprocessingGroup" xmlns:wpi="http://schemas.microsoft.com/office/word/2010/wordprocessingInk" xmlns:wne="http://schemas.microsoft.com/office/word/2006/wordml" xmlns:wps="http://schemas.microsoft.com/office/word/2010/wordprocessingShape" mc:Ignorable="w14 w15 w16se w16cid w16 w16cex w16sdtdh wp14">
   <w:endnote w:type="separator" w:id="-1">
     <w:p>
       <w:pPr>
         <w:spacing w:after="0" w:line="240" w:lineRule="auto"/>
-        <w:rPr>
-          <w:rFonts w:hint="eastAsia"/>
-        </w:rPr>
       </w:pPr>
       <w:r>
         <w:separator/>
@@ -2066,9 +4356,6 @@
     <w:p>
       <w:pPr>
         <w:spacing w:after="0" w:line="240" w:lineRule="auto"/>
-        <w:rPr>
-          <w:rFonts w:hint="eastAsia"/>
-        </w:rPr>
       </w:pPr>
       <w:r>
         <w:continuationSeparator/>
@@ -2079,54 +4366,51 @@
 </file>
 
 <file path=word/footer1.xml><?xml version="1.0" encoding="utf-8"?>
-<w:ftr xmlns:wpc="http://schemas.microsoft.com/office/word/2010/wordprocessingCanvas" xmlns:cx="http://schemas.microsoft.com/office/drawing/2014/chartex" xmlns:cx1="http://schemas.microsoft.com/office/drawing/2015/9/8/chartex" xmlns:cx2="http://schemas.microsoft.com/office/drawing/2015/10/21/chartex" xmlns:cx3="http://schemas.microsoft.com/office/drawing/2016/5/9/chartex" xmlns:cx4="http://schemas.microsoft.com/office/drawing/2016/5/10/chartex" xmlns:cx5="http://schemas.microsoft.com/office/drawing/2016/5/11/chartex" xmlns:cx6="http://schemas.microsoft.com/office/drawing/2016/5/12/chartex" xmlns:cx7="http://schemas.microsoft.com/office/drawing/2016/5/13/chartex" xmlns:cx8="http://schemas.microsoft.com/office/drawing/2016/5/14/chartex" xmlns:mc="http://schemas.openxmlformats.org/markup-compatibility/2006" xmlns:aink="http://schemas.microsoft.com/office/drawing/2016/ink" xmlns:am3d="http://schemas.microsoft.com/office/drawing/2017/model3d" xmlns:o="urn:schemas-microsoft-com:office:office" xmlns:oel="http://schemas.microsoft.com/office/2019/extlst" xmlns:r="http://schemas.openxmlformats.org/officeDocument/2006/relationships" xmlns:m="http://schemas.openxmlformats.org/officeDocument/2006/math" xmlns:v="urn:schemas-microsoft-com:vml" xmlns:wp14="http://schemas.microsoft.com/office/word/2010/wordprocessingDrawing" xmlns:wp="http://schemas.openxmlformats.org/drawingml/2006/wordprocessingDrawing" xmlns:w10="urn:schemas-microsoft-com:office:word" xmlns:w="http://schemas.openxmlformats.org/wordprocessingml/2006/main" xmlns:w14="http://schemas.microsoft.com/office/word/2010/wordml" xmlns:w15="http://schemas.microsoft.com/office/word/2012/wordml" xmlns:w16cex="http://schemas.microsoft.com/office/word/2018/wordml/cex" xmlns:w16cid="http://schemas.microsoft.com/office/word/2016/wordml/cid" xmlns:w16="http://schemas.microsoft.com/office/word/2018/wordml" xmlns:w16du="http://schemas.microsoft.com/office/word/2023/wordml/word16du" xmlns:w16sdtdh="http://schemas.microsoft.com/office/word/2020/wordml/sdtdatahash" xmlns:w16sdtfl="http://schemas.microsoft.com/office/word/2024/wordml/sdtformatlock" xmlns:w16se="http://schemas.microsoft.com/office/word/2015/wordml/symex" xmlns:wpg="http://schemas.microsoft.com/office/word/2010/wordprocessingGroup" xmlns:wpi="http://schemas.microsoft.com/office/word/2010/wordprocessingInk" xmlns:wne="http://schemas.microsoft.com/office/word/2006/wordml" xmlns:wps="http://schemas.microsoft.com/office/word/2010/wordprocessingShape" mc:Ignorable="w14 w15 w16se w16cid w16 w16cex w16sdtdh w16sdtfl w16du wp14">
+<w:ftr xmlns:wpc="http://schemas.microsoft.com/office/word/2010/wordprocessingCanvas" xmlns:cx="http://schemas.microsoft.com/office/drawing/2014/chartex" xmlns:cx1="http://schemas.microsoft.com/office/drawing/2015/9/8/chartex" xmlns:cx2="http://schemas.microsoft.com/office/drawing/2015/10/21/chartex" xmlns:cx3="http://schemas.microsoft.com/office/drawing/2016/5/9/chartex" xmlns:cx4="http://schemas.microsoft.com/office/drawing/2016/5/10/chartex" xmlns:cx5="http://schemas.microsoft.com/office/drawing/2016/5/11/chartex" xmlns:cx6="http://schemas.microsoft.com/office/drawing/2016/5/12/chartex" xmlns:cx7="http://schemas.microsoft.com/office/drawing/2016/5/13/chartex" xmlns:cx8="http://schemas.microsoft.com/office/drawing/2016/5/14/chartex" xmlns:mc="http://schemas.openxmlformats.org/markup-compatibility/2006" xmlns:aink="http://schemas.microsoft.com/office/drawing/2016/ink" xmlns:am3d="http://schemas.microsoft.com/office/drawing/2017/model3d" xmlns:o="urn:schemas-microsoft-com:office:office" xmlns:oel="http://schemas.microsoft.com/office/2019/extlst" xmlns:r="http://schemas.openxmlformats.org/officeDocument/2006/relationships" xmlns:m="http://schemas.openxmlformats.org/officeDocument/2006/math" xmlns:v="urn:schemas-microsoft-com:vml" xmlns:wp14="http://schemas.microsoft.com/office/word/2010/wordprocessingDrawing" xmlns:wp="http://schemas.openxmlformats.org/drawingml/2006/wordprocessingDrawing" xmlns:w10="urn:schemas-microsoft-com:office:word" xmlns:w="http://schemas.openxmlformats.org/wordprocessingml/2006/main" xmlns:w14="http://schemas.microsoft.com/office/word/2010/wordml" xmlns:w15="http://schemas.microsoft.com/office/word/2012/wordml" xmlns:w16cex="http://schemas.microsoft.com/office/word/2018/wordml/cex" xmlns:w16cid="http://schemas.microsoft.com/office/word/2016/wordml/cid" xmlns:w16="http://schemas.microsoft.com/office/word/2018/wordml" xmlns:w16sdtdh="http://schemas.microsoft.com/office/word/2020/wordml/sdtdatahash" xmlns:w16se="http://schemas.microsoft.com/office/word/2015/wordml/symex" xmlns:wpg="http://schemas.microsoft.com/office/word/2010/wordprocessingGroup" xmlns:wpi="http://schemas.microsoft.com/office/word/2010/wordprocessingInk" xmlns:wne="http://schemas.microsoft.com/office/word/2006/wordml" xmlns:wps="http://schemas.microsoft.com/office/word/2010/wordprocessingShape" mc:Ignorable="w14 w15 w16se w16cid w16 w16cex w16sdtdh wp14">
   <w:p>
     <w:pPr>
       <w:pStyle w:val="Piedepgina"/>
       <w:jc w:val="right"/>
       <w:rPr>
-        <w:rFonts w:hint="eastAsia"/>
+        <w:lang w:val="es-PE"/>
       </w:rPr>
     </w:pPr>
     <w:r>
+      <w:rPr>
+        <w:lang w:val="es-PE"/>
+      </w:rPr>
       <w:t xml:space="preserve">Guía de </w:t>
     </w:r>
-    <w:proofErr w:type="spellStart"/>
     <w:proofErr w:type="gramStart"/>
     <w:r>
-      <w:t>configuración</w:t>
-    </w:r>
-    <w:proofErr w:type="spellEnd"/>
-    <w:r>
-      <w:t xml:space="preserve">  •</w:t>
+      <w:rPr>
+        <w:lang w:val="es-PE"/>
+      </w:rPr>
+      <w:t>configuración  •</w:t>
     </w:r>
     <w:proofErr w:type="gramEnd"/>
     <w:r>
-      <w:t xml:space="preserve">  Windows 11 / </w:t>
-    </w:r>
-    <w:proofErr w:type="gramStart"/>
-    <w:r>
-      <w:t>Anaconda  |</w:t>
-    </w:r>
-    <w:proofErr w:type="gramEnd"/>
-    <w:r>
-      <w:t xml:space="preserve">  Página </w:t>
+      <w:rPr>
+        <w:lang w:val="es-PE"/>
+      </w:rPr>
+      <w:t xml:space="preserve">  Windows 11 / Anaconda  |  Página </w:t>
     </w:r>
     <w:r>
       <w:fldChar w:fldCharType="begin"/>
     </w:r>
     <w:r>
+      <w:rPr>
+        <w:lang w:val="es-PE"/>
+      </w:rPr>
       <w:instrText>PAGE</w:instrText>
     </w:r>
     <w:r>
-      <w:rPr>
-        <w:rFonts w:hint="eastAsia"/>
-      </w:rPr>
       <w:fldChar w:fldCharType="separate"/>
     </w:r>
     <w:r>
       <w:rPr>
         <w:noProof/>
+        <w:lang w:val="es-PE"/>
       </w:rPr>
       <w:t>1</w:t>
     </w:r>
@@ -2138,14 +4422,11 @@
 </file>
 
 <file path=word/footnotes.xml><?xml version="1.0" encoding="utf-8"?>
-<w:footnotes xmlns:wpc="http://schemas.microsoft.com/office/word/2010/wordprocessingCanvas" xmlns:cx="http://schemas.microsoft.com/office/drawing/2014/chartex" xmlns:cx1="http://schemas.microsoft.com/office/drawing/2015/9/8/chartex" xmlns:cx2="http://schemas.microsoft.com/office/drawing/2015/10/21/chartex" xmlns:cx3="http://schemas.microsoft.com/office/drawing/2016/5/9/chartex" xmlns:cx4="http://schemas.microsoft.com/office/drawing/2016/5/10/chartex" xmlns:cx5="http://schemas.microsoft.com/office/drawing/2016/5/11/chartex" xmlns:cx6="http://schemas.microsoft.com/office/drawing/2016/5/12/chartex" xmlns:cx7="http://schemas.microsoft.com/office/drawing/2016/5/13/chartex" xmlns:cx8="http://schemas.microsoft.com/office/drawing/2016/5/14/chartex" xmlns:mc="http://schemas.openxmlformats.org/markup-compatibility/2006" xmlns:aink="http://schemas.microsoft.com/office/drawing/2016/ink" xmlns:am3d="http://schemas.microsoft.com/office/drawing/2017/model3d" xmlns:o="urn:schemas-microsoft-com:office:office" xmlns:oel="http://schemas.microsoft.com/office/2019/extlst" xmlns:r="http://schemas.openxmlformats.org/officeDocument/2006/relationships" xmlns:m="http://schemas.openxmlformats.org/officeDocument/2006/math" xmlns:v="urn:schemas-microsoft-com:vml" xmlns:wp14="http://schemas.microsoft.com/office/word/2010/wordprocessingDrawing" xmlns:wp="http://schemas.openxmlformats.org/drawingml/2006/wordprocessingDrawing" xmlns:w10="urn:schemas-microsoft-com:office:word" xmlns:w="http://schemas.openxmlformats.org/wordprocessingml/2006/main" xmlns:w14="http://schemas.microsoft.com/office/word/2010/wordml" xmlns:w15="http://schemas.microsoft.com/office/word/2012/wordml" xmlns:w16cex="http://schemas.microsoft.com/office/word/2018/wordml/cex" xmlns:w16cid="http://schemas.microsoft.com/office/word/2016/wordml/cid" xmlns:w16="http://schemas.microsoft.com/office/word/2018/wordml" xmlns:w16du="http://schemas.microsoft.com/office/word/2023/wordml/word16du" xmlns:w16sdtdh="http://schemas.microsoft.com/office/word/2020/wordml/sdtdatahash" xmlns:w16sdtfl="http://schemas.microsoft.com/office/word/2024/wordml/sdtformatlock" xmlns:w16se="http://schemas.microsoft.com/office/word/2015/wordml/symex" xmlns:wpg="http://schemas.microsoft.com/office/word/2010/wordprocessingGroup" xmlns:wpi="http://schemas.microsoft.com/office/word/2010/wordprocessingInk" xmlns:wne="http://schemas.microsoft.com/office/word/2006/wordml" xmlns:wps="http://schemas.microsoft.com/office/word/2010/wordprocessingShape" mc:Ignorable="w14 w15 w16se w16cid w16 w16cex w16sdtdh w16sdtfl w16du wp14">
+<w:footnotes xmlns:wpc="http://schemas.microsoft.com/office/word/2010/wordprocessingCanvas" xmlns:cx="http://schemas.microsoft.com/office/drawing/2014/chartex" xmlns:cx1="http://schemas.microsoft.com/office/drawing/2015/9/8/chartex" xmlns:cx2="http://schemas.microsoft.com/office/drawing/2015/10/21/chartex" xmlns:cx3="http://schemas.microsoft.com/office/drawing/2016/5/9/chartex" xmlns:cx4="http://schemas.microsoft.com/office/drawing/2016/5/10/chartex" xmlns:cx5="http://schemas.microsoft.com/office/drawing/2016/5/11/chartex" xmlns:cx6="http://schemas.microsoft.com/office/drawing/2016/5/12/chartex" xmlns:cx7="http://schemas.microsoft.com/office/drawing/2016/5/13/chartex" xmlns:cx8="http://schemas.microsoft.com/office/drawing/2016/5/14/chartex" xmlns:mc="http://schemas.openxmlformats.org/markup-compatibility/2006" xmlns:aink="http://schemas.microsoft.com/office/drawing/2016/ink" xmlns:am3d="http://schemas.microsoft.com/office/drawing/2017/model3d" xmlns:o="urn:schemas-microsoft-com:office:office" xmlns:oel="http://schemas.microsoft.com/office/2019/extlst" xmlns:r="http://schemas.openxmlformats.org/officeDocument/2006/relationships" xmlns:m="http://schemas.openxmlformats.org/officeDocument/2006/math" xmlns:v="urn:schemas-microsoft-com:vml" xmlns:wp14="http://schemas.microsoft.com/office/word/2010/wordprocessingDrawing" xmlns:wp="http://schemas.openxmlformats.org/drawingml/2006/wordprocessingDrawing" xmlns:w10="urn:schemas-microsoft-com:office:word" xmlns:w="http://schemas.openxmlformats.org/wordprocessingml/2006/main" xmlns:w14="http://schemas.microsoft.com/office/word/2010/wordml" xmlns:w15="http://schemas.microsoft.com/office/word/2012/wordml" xmlns:w16cex="http://schemas.microsoft.com/office/word/2018/wordml/cex" xmlns:w16cid="http://schemas.microsoft.com/office/word/2016/wordml/cid" xmlns:w16="http://schemas.microsoft.com/office/word/2018/wordml" xmlns:w16sdtdh="http://schemas.microsoft.com/office/word/2020/wordml/sdtdatahash" xmlns:w16se="http://schemas.microsoft.com/office/word/2015/wordml/symex" xmlns:wpg="http://schemas.microsoft.com/office/word/2010/wordprocessingGroup" xmlns:wpi="http://schemas.microsoft.com/office/word/2010/wordprocessingInk" xmlns:wne="http://schemas.microsoft.com/office/word/2006/wordml" xmlns:wps="http://schemas.microsoft.com/office/word/2010/wordprocessingShape" mc:Ignorable="w14 w15 w16se w16cid w16 w16cex w16sdtdh wp14">
   <w:footnote w:type="separator" w:id="-1">
     <w:p>
       <w:pPr>
         <w:spacing w:after="0" w:line="240" w:lineRule="auto"/>
-        <w:rPr>
-          <w:rFonts w:hint="eastAsia"/>
-        </w:rPr>
       </w:pPr>
       <w:r>
         <w:separator/>
@@ -2156,9 +4437,6 @@
     <w:p>
       <w:pPr>
         <w:spacing w:after="0" w:line="240" w:lineRule="auto"/>
-        <w:rPr>
-          <w:rFonts w:hint="eastAsia"/>
-        </w:rPr>
       </w:pPr>
       <w:r>
         <w:continuationSeparator/>
@@ -2169,29 +4447,27 @@
 </file>
 
 <file path=word/header1.xml><?xml version="1.0" encoding="utf-8"?>
-<w:hdr xmlns:wpc="http://schemas.microsoft.com/office/word/2010/wordprocessingCanvas" xmlns:cx="http://schemas.microsoft.com/office/drawing/2014/chartex" xmlns:cx1="http://schemas.microsoft.com/office/drawing/2015/9/8/chartex" xmlns:cx2="http://schemas.microsoft.com/office/drawing/2015/10/21/chartex" xmlns:cx3="http://schemas.microsoft.com/office/drawing/2016/5/9/chartex" xmlns:cx4="http://schemas.microsoft.com/office/drawing/2016/5/10/chartex" xmlns:cx5="http://schemas.microsoft.com/office/drawing/2016/5/11/chartex" xmlns:cx6="http://schemas.microsoft.com/office/drawing/2016/5/12/chartex" xmlns:cx7="http://schemas.microsoft.com/office/drawing/2016/5/13/chartex" xmlns:cx8="http://schemas.microsoft.com/office/drawing/2016/5/14/chartex" xmlns:mc="http://schemas.openxmlformats.org/markup-compatibility/2006" xmlns:aink="http://schemas.microsoft.com/office/drawing/2016/ink" xmlns:am3d="http://schemas.microsoft.com/office/drawing/2017/model3d" xmlns:o="urn:schemas-microsoft-com:office:office" xmlns:oel="http://schemas.microsoft.com/office/2019/extlst" xmlns:r="http://schemas.openxmlformats.org/officeDocument/2006/relationships" xmlns:m="http://schemas.openxmlformats.org/officeDocument/2006/math" xmlns:v="urn:schemas-microsoft-com:vml" xmlns:wp14="http://schemas.microsoft.com/office/word/2010/wordprocessingDrawing" xmlns:wp="http://schemas.openxmlformats.org/drawingml/2006/wordprocessingDrawing" xmlns:w10="urn:schemas-microsoft-com:office:word" xmlns:w="http://schemas.openxmlformats.org/wordprocessingml/2006/main" xmlns:w14="http://schemas.microsoft.com/office/word/2010/wordml" xmlns:w15="http://schemas.microsoft.com/office/word/2012/wordml" xmlns:w16cex="http://schemas.microsoft.com/office/word/2018/wordml/cex" xmlns:w16cid="http://schemas.microsoft.com/office/word/2016/wordml/cid" xmlns:w16="http://schemas.microsoft.com/office/word/2018/wordml" xmlns:w16du="http://schemas.microsoft.com/office/word/2023/wordml/word16du" xmlns:w16sdtdh="http://schemas.microsoft.com/office/word/2020/wordml/sdtdatahash" xmlns:w16sdtfl="http://schemas.microsoft.com/office/word/2024/wordml/sdtformatlock" xmlns:w16se="http://schemas.microsoft.com/office/word/2015/wordml/symex" xmlns:wpg="http://schemas.microsoft.com/office/word/2010/wordprocessingGroup" xmlns:wpi="http://schemas.microsoft.com/office/word/2010/wordprocessingInk" xmlns:wne="http://schemas.microsoft.com/office/word/2006/wordml" xmlns:wps="http://schemas.microsoft.com/office/word/2010/wordprocessingShape" mc:Ignorable="w14 w15 w16se w16cid w16 w16cex w16sdtdh w16sdtfl w16du wp14">
+<w:hdr xmlns:wpc="http://schemas.microsoft.com/office/word/2010/wordprocessingCanvas" xmlns:cx="http://schemas.microsoft.com/office/drawing/2014/chartex" xmlns:cx1="http://schemas.microsoft.com/office/drawing/2015/9/8/chartex" xmlns:cx2="http://schemas.microsoft.com/office/drawing/2015/10/21/chartex" xmlns:cx3="http://schemas.microsoft.com/office/drawing/2016/5/9/chartex" xmlns:cx4="http://schemas.microsoft.com/office/drawing/2016/5/10/chartex" xmlns:cx5="http://schemas.microsoft.com/office/drawing/2016/5/11/chartex" xmlns:cx6="http://schemas.microsoft.com/office/drawing/2016/5/12/chartex" xmlns:cx7="http://schemas.microsoft.com/office/drawing/2016/5/13/chartex" xmlns:cx8="http://schemas.microsoft.com/office/drawing/2016/5/14/chartex" xmlns:mc="http://schemas.openxmlformats.org/markup-compatibility/2006" xmlns:aink="http://schemas.microsoft.com/office/drawing/2016/ink" xmlns:am3d="http://schemas.microsoft.com/office/drawing/2017/model3d" xmlns:o="urn:schemas-microsoft-com:office:office" xmlns:oel="http://schemas.microsoft.com/office/2019/extlst" xmlns:r="http://schemas.openxmlformats.org/officeDocument/2006/relationships" xmlns:m="http://schemas.openxmlformats.org/officeDocument/2006/math" xmlns:v="urn:schemas-microsoft-com:vml" xmlns:wp14="http://schemas.microsoft.com/office/word/2010/wordprocessingDrawing" xmlns:wp="http://schemas.openxmlformats.org/drawingml/2006/wordprocessingDrawing" xmlns:w10="urn:schemas-microsoft-com:office:word" xmlns:w="http://schemas.openxmlformats.org/wordprocessingml/2006/main" xmlns:w14="http://schemas.microsoft.com/office/word/2010/wordml" xmlns:w15="http://schemas.microsoft.com/office/word/2012/wordml" xmlns:w16cex="http://schemas.microsoft.com/office/word/2018/wordml/cex" xmlns:w16cid="http://schemas.microsoft.com/office/word/2016/wordml/cid" xmlns:w16="http://schemas.microsoft.com/office/word/2018/wordml" xmlns:w16sdtdh="http://schemas.microsoft.com/office/word/2020/wordml/sdtdatahash" xmlns:w16se="http://schemas.microsoft.com/office/word/2015/wordml/symex" xmlns:wpg="http://schemas.microsoft.com/office/word/2010/wordprocessingGroup" xmlns:wpi="http://schemas.microsoft.com/office/word/2010/wordprocessingInk" xmlns:wne="http://schemas.microsoft.com/office/word/2006/wordml" xmlns:wps="http://schemas.microsoft.com/office/word/2010/wordprocessingShape" mc:Ignorable="w14 w15 w16se w16cid w16 w16cex w16sdtdh wp14">
   <w:p>
     <w:pPr>
       <w:pStyle w:val="Descripcin"/>
       <w:jc w:val="right"/>
       <w:rPr>
-        <w:rFonts w:hint="eastAsia"/>
+        <w:lang w:val="es-PE"/>
       </w:rPr>
     </w:pPr>
-    <w:proofErr w:type="gramStart"/>
     <w:r>
-      <w:t>UPN  |</w:t>
-    </w:r>
-    <w:proofErr w:type="gramEnd"/>
-    <w:r>
-      <w:t xml:space="preserve">  BASE DE DATOS AVANZADAS Y BIG DATA                                      LABORATORIO ETL</w:t>
+      <w:rPr>
+        <w:lang w:val="es-PE"/>
+      </w:rPr>
+      <w:t>UPN  |  BASE DE DATOS AVANZADAS Y BIG DATA                                      LABORATORIO ETL</w:t>
     </w:r>
   </w:p>
 </w:hdr>
 </file>
 
 <file path=word/numbering.xml><?xml version="1.0" encoding="utf-8"?>
-<w:numbering xmlns:wpc="http://schemas.microsoft.com/office/word/2010/wordprocessingCanvas" xmlns:cx="http://schemas.microsoft.com/office/drawing/2014/chartex" xmlns:cx1="http://schemas.microsoft.com/office/drawing/2015/9/8/chartex" xmlns:cx2="http://schemas.microsoft.com/office/drawing/2015/10/21/chartex" xmlns:cx3="http://schemas.microsoft.com/office/drawing/2016/5/9/chartex" xmlns:cx4="http://schemas.microsoft.com/office/drawing/2016/5/10/chartex" xmlns:cx5="http://schemas.microsoft.com/office/drawing/2016/5/11/chartex" xmlns:cx6="http://schemas.microsoft.com/office/drawing/2016/5/12/chartex" xmlns:cx7="http://schemas.microsoft.com/office/drawing/2016/5/13/chartex" xmlns:cx8="http://schemas.microsoft.com/office/drawing/2016/5/14/chartex" xmlns:mc="http://schemas.openxmlformats.org/markup-compatibility/2006" xmlns:aink="http://schemas.microsoft.com/office/drawing/2016/ink" xmlns:am3d="http://schemas.microsoft.com/office/drawing/2017/model3d" xmlns:o="urn:schemas-microsoft-com:office:office" xmlns:oel="http://schemas.microsoft.com/office/2019/extlst" xmlns:r="http://schemas.openxmlformats.org/officeDocument/2006/relationships" xmlns:m="http://schemas.openxmlformats.org/officeDocument/2006/math" xmlns:v="urn:schemas-microsoft-com:vml" xmlns:wp14="http://schemas.microsoft.com/office/word/2010/wordprocessingDrawing" xmlns:wp="http://schemas.openxmlformats.org/drawingml/2006/wordprocessingDrawing" xmlns:w10="urn:schemas-microsoft-com:office:word" xmlns:w="http://schemas.openxmlformats.org/wordprocessingml/2006/main" xmlns:w14="http://schemas.microsoft.com/office/word/2010/wordml" xmlns:w15="http://schemas.microsoft.com/office/word/2012/wordml" xmlns:w16cex="http://schemas.microsoft.com/office/word/2018/wordml/cex" xmlns:w16cid="http://schemas.microsoft.com/office/word/2016/wordml/cid" xmlns:w16="http://schemas.microsoft.com/office/word/2018/wordml" xmlns:w16du="http://schemas.microsoft.com/office/word/2023/wordml/word16du" xmlns:w16sdtdh="http://schemas.microsoft.com/office/word/2020/wordml/sdtdatahash" xmlns:w16sdtfl="http://schemas.microsoft.com/office/word/2024/wordml/sdtformatlock" xmlns:w16se="http://schemas.microsoft.com/office/word/2015/wordml/symex" xmlns:wpg="http://schemas.microsoft.com/office/word/2010/wordprocessingGroup" xmlns:wpi="http://schemas.microsoft.com/office/word/2010/wordprocessingInk" xmlns:wne="http://schemas.microsoft.com/office/word/2006/wordml" xmlns:wps="http://schemas.microsoft.com/office/word/2010/wordprocessingShape" mc:Ignorable="w14 w15 w16se w16cid w16 w16cex w16sdtdh w16sdtfl w16du wp14">
+<w:numbering xmlns:wpc="http://schemas.microsoft.com/office/word/2010/wordprocessingCanvas" xmlns:cx="http://schemas.microsoft.com/office/drawing/2014/chartex" xmlns:cx1="http://schemas.microsoft.com/office/drawing/2015/9/8/chartex" xmlns:cx2="http://schemas.microsoft.com/office/drawing/2015/10/21/chartex" xmlns:cx3="http://schemas.microsoft.com/office/drawing/2016/5/9/chartex" xmlns:cx4="http://schemas.microsoft.com/office/drawing/2016/5/10/chartex" xmlns:cx5="http://schemas.microsoft.com/office/drawing/2016/5/11/chartex" xmlns:cx6="http://schemas.microsoft.com/office/drawing/2016/5/12/chartex" xmlns:cx7="http://schemas.microsoft.com/office/drawing/2016/5/13/chartex" xmlns:cx8="http://schemas.microsoft.com/office/drawing/2016/5/14/chartex" xmlns:mc="http://schemas.openxmlformats.org/markup-compatibility/2006" xmlns:aink="http://schemas.microsoft.com/office/drawing/2016/ink" xmlns:am3d="http://schemas.microsoft.com/office/drawing/2017/model3d" xmlns:o="urn:schemas-microsoft-com:office:office" xmlns:oel="http://schemas.microsoft.com/office/2019/extlst" xmlns:r="http://schemas.openxmlformats.org/officeDocument/2006/relationships" xmlns:m="http://schemas.openxmlformats.org/officeDocument/2006/math" xmlns:v="urn:schemas-microsoft-com:vml" xmlns:wp14="http://schemas.microsoft.com/office/word/2010/wordprocessingDrawing" xmlns:wp="http://schemas.openxmlformats.org/drawingml/2006/wordprocessingDrawing" xmlns:w10="urn:schemas-microsoft-com:office:word" xmlns:w="http://schemas.openxmlformats.org/wordprocessingml/2006/main" xmlns:w14="http://schemas.microsoft.com/office/word/2010/wordml" xmlns:w15="http://schemas.microsoft.com/office/word/2012/wordml" xmlns:w16cex="http://schemas.microsoft.com/office/word/2018/wordml/cex" xmlns:w16cid="http://schemas.microsoft.com/office/word/2016/wordml/cid" xmlns:w16="http://schemas.microsoft.com/office/word/2018/wordml" xmlns:w16sdtdh="http://schemas.microsoft.com/office/word/2020/wordml/sdtdatahash" xmlns:w16se="http://schemas.microsoft.com/office/word/2015/wordml/symex" xmlns:wpg="http://schemas.microsoft.com/office/word/2010/wordprocessingGroup" xmlns:wpi="http://schemas.microsoft.com/office/word/2010/wordprocessingInk" xmlns:wne="http://schemas.microsoft.com/office/word/2006/wordml" xmlns:wps="http://schemas.microsoft.com/office/word/2010/wordprocessingShape" mc:Ignorable="w14 w15 w16se w16cid w16 w16cex w16sdtdh wp14">
   <w:abstractNum w:abstractNumId="0" w15:restartNumberingAfterBreak="0">
     <w:nsid w:val="FFFFFF7C"/>
     <w:multiLevelType w:val="singleLevel"/>
@@ -2394,7 +4670,7 @@
 </file>
 
 <file path=word/styles.xml><?xml version="1.0" encoding="utf-8"?>
-<w:styles xmlns:mc="http://schemas.openxmlformats.org/markup-compatibility/2006" xmlns:r="http://schemas.openxmlformats.org/officeDocument/2006/relationships" xmlns:w="http://schemas.openxmlformats.org/wordprocessingml/2006/main" xmlns:w14="http://schemas.microsoft.com/office/word/2010/wordml" xmlns:w15="http://schemas.microsoft.com/office/word/2012/wordml" xmlns:w16cex="http://schemas.microsoft.com/office/word/2018/wordml/cex" xmlns:w16cid="http://schemas.microsoft.com/office/word/2016/wordml/cid" xmlns:w16="http://schemas.microsoft.com/office/word/2018/wordml" xmlns:w16du="http://schemas.microsoft.com/office/word/2023/wordml/word16du" xmlns:w16sdtdh="http://schemas.microsoft.com/office/word/2020/wordml/sdtdatahash" xmlns:w16sdtfl="http://schemas.microsoft.com/office/word/2024/wordml/sdtformatlock" xmlns:w16se="http://schemas.microsoft.com/office/word/2015/wordml/symex" mc:Ignorable="w14 w15 w16se w16cid w16 w16cex w16sdtdh w16sdtfl w16du">
+<w:styles xmlns:mc="http://schemas.openxmlformats.org/markup-compatibility/2006" xmlns:r="http://schemas.openxmlformats.org/officeDocument/2006/relationships" xmlns:w="http://schemas.openxmlformats.org/wordprocessingml/2006/main" xmlns:w14="http://schemas.microsoft.com/office/word/2010/wordml" xmlns:w15="http://schemas.microsoft.com/office/word/2012/wordml" xmlns:w16cex="http://schemas.microsoft.com/office/word/2018/wordml/cex" xmlns:w16cid="http://schemas.microsoft.com/office/word/2016/wordml/cid" xmlns:w16="http://schemas.microsoft.com/office/word/2018/wordml" xmlns:w16sdtdh="http://schemas.microsoft.com/office/word/2020/wordml/sdtdatahash" xmlns:w16se="http://schemas.microsoft.com/office/word/2015/wordml/symex" mc:Ignorable="w14 w15 w16se w16cid w16 w16cex w16sdtdh">
   <w:docDefaults>
     <w:rPrDefault>
       <w:rPr>
@@ -3579,7 +5855,7 @@
       <w:szCs w:val="18"/>
     </w:rPr>
   </w:style>
-  <w:style w:type="character" w:styleId="Fuerte">
+  <w:style w:type="character" w:styleId="Textoennegrita">
     <w:name w:val="Strong"/>
     <w:basedOn w:val="Fuentedeprrafopredeter"/>
     <w:uiPriority w:val="22"/>
@@ -13773,13 +16049,17 @@
   </w:style>
   <w:style w:type="paragraph" w:customStyle="1" w:styleId="Comando">
     <w:name w:val="Comando"/>
+    <w:rsid w:val="00C66CC3"/>
     <w:pPr>
-      <w:spacing w:before="60" w:after="140"/>
+      <w:pBdr>
+        <w:left w:val="single" w:sz="8" w:space="4" w:color="4F81BD" w:themeColor="accent1"/>
+      </w:pBdr>
+      <w:spacing w:before="120" w:after="120"/>
     </w:pPr>
     <w:rPr>
       <w:rFonts w:ascii="Consolas" w:hAnsi="Consolas"/>
       <w:color w:val="0F3546"/>
-      <w:sz w:val="17"/>
+      <w:sz w:val="18"/>
     </w:rPr>
   </w:style>
 </w:styles>
